--- a/Azure/Azure.docx
+++ b/Azure/Azure.docx
@@ -1,6 +1,7 @@
 
 <file path=word/document.xml><?xml version="1.0" encoding="utf-8"?>
 <w:document xmlns:wpc="http://schemas.microsoft.com/office/word/2010/wordprocessingCanvas" xmlns:cx="http://schemas.microsoft.com/office/drawing/2014/chartex" xmlns:cx1="http://schemas.microsoft.com/office/drawing/2015/9/8/chartex" xmlns:cx2="http://schemas.microsoft.com/office/drawing/2015/10/21/chartex" xmlns:cx3="http://schemas.microsoft.com/office/drawing/2016/5/9/chartex" xmlns:cx4="http://schemas.microsoft.com/office/drawing/2016/5/10/chartex" xmlns:cx5="http://schemas.microsoft.com/office/drawing/2016/5/11/chartex" xmlns:cx6="http://schemas.microsoft.com/office/drawing/2016/5/12/chartex" xmlns:cx7="http://schemas.microsoft.com/office/drawing/2016/5/13/chartex" xmlns:cx8="http://schemas.microsoft.com/office/drawing/2016/5/14/chartex" xmlns:mc="http://schemas.openxmlformats.org/markup-compatibility/2006" xmlns:aink="http://schemas.microsoft.com/office/drawing/2016/ink" xmlns:am3d="http://schemas.microsoft.com/office/drawing/2017/model3d" xmlns:o="urn:schemas-microsoft-com:office:office" xmlns:r="http://schemas.openxmlformats.org/officeDocument/2006/relationships" xmlns:m="http://schemas.openxmlformats.org/officeDocument/2006/math" xmlns:v="urn:schemas-microsoft-com:vml" xmlns:wp14="http://schemas.microsoft.com/office/word/2010/wordprocessingDrawing" xmlns:wp="http://schemas.openxmlformats.org/drawingml/2006/wordprocessingDrawing" xmlns:w10="urn:schemas-microsoft-com:office:word" xmlns:w="http://schemas.openxmlformats.org/wordprocessingml/2006/main" xmlns:w14="http://schemas.microsoft.com/office/word/2010/wordml" xmlns:w15="http://schemas.microsoft.com/office/word/2012/wordml" xmlns:w16cid="http://schemas.microsoft.com/office/word/2016/wordml/cid" xmlns:w16se="http://schemas.microsoft.com/office/word/2015/wordml/symex" xmlns:wpg="http://schemas.microsoft.com/office/word/2010/wordprocessingGroup" xmlns:wpi="http://schemas.microsoft.com/office/word/2010/wordprocessingInk" xmlns:wne="http://schemas.microsoft.com/office/word/2006/wordml" xmlns:wps="http://schemas.microsoft.com/office/word/2010/wordprocessingShape" mc:Ignorable="w14 w15 w16se w16cid wp14">
+  <w:background w:color="272727" w:themeColor="text1" w:themeTint="D8"/>
   <w:body>
     <w:sdt>
       <w:sdtPr>
@@ -54,14 +55,14 @@
           <w:r>
             <w:fldChar w:fldCharType="separate"/>
           </w:r>
-          <w:hyperlink w:anchor="_Toc212898210" w:history="1">
+          <w:hyperlink w:anchor="_Toc213345374" w:history="1">
             <w:r>
               <w:rPr>
                 <w:rStyle w:val="a5"/>
                 <w:noProof/>
                 <w:lang w:val="en-US"/>
               </w:rPr>
-              <w:t>IAAS PAAS SAAS</w:t>
+              <w:t>SLA</w:t>
             </w:r>
             <w:r>
               <w:rPr>
@@ -82,7 +83,7 @@
                 <w:noProof/>
                 <w:webHidden/>
               </w:rPr>
-              <w:instrText xml:space="preserve"> PAGEREF _Toc212898210 \h </w:instrText>
+              <w:instrText xml:space="preserve"> PAGEREF _Toc213345374 \h </w:instrText>
             </w:r>
             <w:r>
               <w:rPr>
@@ -125,14 +126,14 @@
               <w:lang w:eastAsia="ru-RU"/>
             </w:rPr>
           </w:pPr>
-          <w:hyperlink w:anchor="_Toc212898211" w:history="1">
+          <w:hyperlink w:anchor="_Toc213345375" w:history="1">
             <w:r>
               <w:rPr>
                 <w:rStyle w:val="a5"/>
                 <w:noProof/>
                 <w:lang w:val="en-US"/>
               </w:rPr>
-              <w:t>Service bus explorer</w:t>
+              <w:t>IAAS PAAS SAAS</w:t>
             </w:r>
             <w:r>
               <w:rPr>
@@ -153,7 +154,7 @@
                 <w:noProof/>
                 <w:webHidden/>
               </w:rPr>
-              <w:instrText xml:space="preserve"> PAGEREF _Toc212898211 \h </w:instrText>
+              <w:instrText xml:space="preserve"> PAGEREF _Toc213345375 \h </w:instrText>
             </w:r>
             <w:r>
               <w:rPr>
@@ -173,7 +174,7 @@
                 <w:noProof/>
                 <w:webHidden/>
               </w:rPr>
-              <w:t>2</w:t>
+              <w:t>1</w:t>
             </w:r>
             <w:r>
               <w:rPr>
@@ -196,14 +197,14 @@
               <w:lang w:eastAsia="ru-RU"/>
             </w:rPr>
           </w:pPr>
-          <w:hyperlink w:anchor="_Toc212898212" w:history="1">
+          <w:hyperlink w:anchor="_Toc213345376" w:history="1">
             <w:r>
               <w:rPr>
                 <w:rStyle w:val="a5"/>
                 <w:noProof/>
                 <w:lang w:val="en-US"/>
               </w:rPr>
-              <w:t>Service Bus</w:t>
+              <w:t>Network basicst</w:t>
             </w:r>
             <w:r>
               <w:rPr>
@@ -224,7 +225,7 @@
                 <w:noProof/>
                 <w:webHidden/>
               </w:rPr>
-              <w:instrText xml:space="preserve"> PAGEREF _Toc212898212 \h </w:instrText>
+              <w:instrText xml:space="preserve"> PAGEREF _Toc213345376 \h </w:instrText>
             </w:r>
             <w:r>
               <w:rPr>
@@ -244,7 +245,7 @@
                 <w:noProof/>
                 <w:webHidden/>
               </w:rPr>
-              <w:t>2</w:t>
+              <w:t>4</w:t>
             </w:r>
             <w:r>
               <w:rPr>
@@ -267,15 +268,14 @@
               <w:lang w:eastAsia="ru-RU"/>
             </w:rPr>
           </w:pPr>
-          <w:hyperlink w:anchor="_Toc212898213" w:history="1">
+          <w:hyperlink w:anchor="_Toc213345377" w:history="1">
             <w:r>
               <w:rPr>
                 <w:rStyle w:val="a5"/>
-                <w:rFonts w:eastAsia="Times New Roman"/>
                 <w:noProof/>
-                <w:lang w:val="en-US" w:eastAsia="ru-RU"/>
-              </w:rPr>
-              <w:t>Topics and subscriptions</w:t>
+                <w:lang w:val="en-US"/>
+              </w:rPr>
+              <w:t>Basic Security Principles (Confidentiality, Integrity, Availability) – The CIA Triad in Azure</w:t>
             </w:r>
             <w:r>
               <w:rPr>
@@ -296,7 +296,7 @@
                 <w:noProof/>
                 <w:webHidden/>
               </w:rPr>
-              <w:instrText xml:space="preserve"> PAGEREF _Toc212898213 \h </w:instrText>
+              <w:instrText xml:space="preserve"> PAGEREF _Toc213345377 \h </w:instrText>
             </w:r>
             <w:r>
               <w:rPr>
@@ -316,7 +316,7 @@
                 <w:noProof/>
                 <w:webHidden/>
               </w:rPr>
-              <w:t>2</w:t>
+              <w:t>4</w:t>
             </w:r>
             <w:r>
               <w:rPr>
@@ -339,15 +339,14 @@
               <w:lang w:eastAsia="ru-RU"/>
             </w:rPr>
           </w:pPr>
-          <w:hyperlink w:anchor="_Toc212898214" w:history="1">
+          <w:hyperlink w:anchor="_Toc213345378" w:history="1">
             <w:r>
               <w:rPr>
                 <w:rStyle w:val="a5"/>
-                <w:rFonts w:eastAsia="Times New Roman"/>
                 <w:noProof/>
-                <w:lang w:val="en-US" w:eastAsia="ru-RU"/>
-              </w:rPr>
-              <w:t>Receive modes</w:t>
+                <w:lang w:val="en-US"/>
+              </w:rPr>
+              <w:t>Identity and Access Management (IAM) in Azure</w:t>
             </w:r>
             <w:r>
               <w:rPr>
@@ -368,7 +367,7 @@
                 <w:noProof/>
                 <w:webHidden/>
               </w:rPr>
-              <w:instrText xml:space="preserve"> PAGEREF _Toc212898214 \h </w:instrText>
+              <w:instrText xml:space="preserve"> PAGEREF _Toc213345378 \h </w:instrText>
             </w:r>
             <w:r>
               <w:rPr>
@@ -388,7 +387,7 @@
                 <w:noProof/>
                 <w:webHidden/>
               </w:rPr>
-              <w:t>3</w:t>
+              <w:t>5</w:t>
             </w:r>
             <w:r>
               <w:rPr>
@@ -411,15 +410,14 @@
               <w:lang w:eastAsia="ru-RU"/>
             </w:rPr>
           </w:pPr>
-          <w:hyperlink w:anchor="_Toc212898215" w:history="1">
+          <w:hyperlink w:anchor="_Toc213345379" w:history="1">
             <w:r>
               <w:rPr>
                 <w:rStyle w:val="a5"/>
-                <w:rFonts w:eastAsia="Times New Roman"/>
                 <w:noProof/>
-                <w:lang w:val="en-US" w:eastAsia="ru-RU"/>
-              </w:rPr>
-              <w:t>Filter actions</w:t>
+                <w:lang w:val="en-US"/>
+              </w:rPr>
+              <w:t>Data Encryption Practices in Azure</w:t>
             </w:r>
             <w:r>
               <w:rPr>
@@ -440,7 +438,7 @@
                 <w:noProof/>
                 <w:webHidden/>
               </w:rPr>
-              <w:instrText xml:space="preserve"> PAGEREF _Toc212898215 \h </w:instrText>
+              <w:instrText xml:space="preserve"> PAGEREF _Toc213345379 \h </w:instrText>
             </w:r>
             <w:r>
               <w:rPr>
@@ -460,7 +458,7 @@
                 <w:noProof/>
                 <w:webHidden/>
               </w:rPr>
-              <w:t>4</w:t>
+              <w:t>6</w:t>
             </w:r>
             <w:r>
               <w:rPr>
@@ -483,15 +481,14 @@
               <w:lang w:eastAsia="ru-RU"/>
             </w:rPr>
           </w:pPr>
-          <w:hyperlink w:anchor="_Toc212898216" w:history="1">
+          <w:hyperlink w:anchor="_Toc213345380" w:history="1">
             <w:r>
               <w:rPr>
                 <w:rStyle w:val="a5"/>
-                <w:rFonts w:eastAsia="Times New Roman"/>
                 <w:noProof/>
-                <w:lang w:val="en-US" w:eastAsia="ru-RU"/>
-              </w:rPr>
-              <w:t>Protocols:</w:t>
+                <w:lang w:val="en-US"/>
+              </w:rPr>
+              <w:t>Deployment</w:t>
             </w:r>
             <w:r>
               <w:rPr>
@@ -512,7 +509,7 @@
                 <w:noProof/>
                 <w:webHidden/>
               </w:rPr>
-              <w:instrText xml:space="preserve"> PAGEREF _Toc212898216 \h </w:instrText>
+              <w:instrText xml:space="preserve"> PAGEREF _Toc213345380 \h </w:instrText>
             </w:r>
             <w:r>
               <w:rPr>
@@ -532,7 +529,7 @@
                 <w:noProof/>
                 <w:webHidden/>
               </w:rPr>
-              <w:t>4</w:t>
+              <w:t>6</w:t>
             </w:r>
             <w:r>
               <w:rPr>
@@ -555,14 +552,14 @@
               <w:lang w:eastAsia="ru-RU"/>
             </w:rPr>
           </w:pPr>
-          <w:hyperlink w:anchor="_Toc212898217" w:history="1">
+          <w:hyperlink w:anchor="_Toc213345381" w:history="1">
             <w:r>
               <w:rPr>
                 <w:rStyle w:val="a5"/>
                 <w:noProof/>
                 <w:lang w:val="en-US"/>
               </w:rPr>
-              <w:t>Optimization</w:t>
+              <w:t>Azure Pricing Models – The 4 Core Concepts</w:t>
             </w:r>
             <w:r>
               <w:rPr>
@@ -583,7 +580,7 @@
                 <w:noProof/>
                 <w:webHidden/>
               </w:rPr>
-              <w:instrText xml:space="preserve"> PAGEREF _Toc212898217 \h </w:instrText>
+              <w:instrText xml:space="preserve"> PAGEREF _Toc213345381 \h </w:instrText>
             </w:r>
             <w:r>
               <w:rPr>
@@ -603,7 +600,7 @@
                 <w:noProof/>
                 <w:webHidden/>
               </w:rPr>
-              <w:t>4</w:t>
+              <w:t>8</w:t>
             </w:r>
             <w:r>
               <w:rPr>
@@ -626,14 +623,14 @@
               <w:lang w:eastAsia="ru-RU"/>
             </w:rPr>
           </w:pPr>
-          <w:hyperlink w:anchor="_Toc212898218" w:history="1">
+          <w:hyperlink w:anchor="_Toc213345382" w:history="1">
             <w:r>
               <w:rPr>
                 <w:rStyle w:val="a5"/>
                 <w:noProof/>
                 <w:lang w:val="en-US"/>
               </w:rPr>
-              <w:t>What are limitations of Azure Functions?</w:t>
+              <w:t>Service bus explorer</w:t>
             </w:r>
             <w:r>
               <w:rPr>
@@ -654,7 +651,7 @@
                 <w:noProof/>
                 <w:webHidden/>
               </w:rPr>
-              <w:instrText xml:space="preserve"> PAGEREF _Toc212898218 \h </w:instrText>
+              <w:instrText xml:space="preserve"> PAGEREF _Toc213345382 \h </w:instrText>
             </w:r>
             <w:r>
               <w:rPr>
@@ -674,7 +671,508 @@
                 <w:noProof/>
                 <w:webHidden/>
               </w:rPr>
-              <w:t>6</w:t>
+              <w:t>10</w:t>
+            </w:r>
+            <w:r>
+              <w:rPr>
+                <w:noProof/>
+                <w:webHidden/>
+              </w:rPr>
+              <w:fldChar w:fldCharType="end"/>
+            </w:r>
+          </w:hyperlink>
+        </w:p>
+        <w:p>
+          <w:pPr>
+            <w:pStyle w:val="11"/>
+            <w:tabs>
+              <w:tab w:val="right" w:leader="dot" w:pos="9345"/>
+            </w:tabs>
+            <w:rPr>
+              <w:rFonts w:eastAsiaTheme="minorEastAsia"/>
+              <w:noProof/>
+              <w:lang w:eastAsia="ru-RU"/>
+            </w:rPr>
+          </w:pPr>
+          <w:hyperlink w:anchor="_Toc213345383" w:history="1">
+            <w:r>
+              <w:rPr>
+                <w:rStyle w:val="a5"/>
+                <w:noProof/>
+                <w:lang w:val="en-US"/>
+              </w:rPr>
+              <w:t>Service Bus</w:t>
+            </w:r>
+            <w:r>
+              <w:rPr>
+                <w:noProof/>
+                <w:webHidden/>
+              </w:rPr>
+              <w:tab/>
+            </w:r>
+            <w:r>
+              <w:rPr>
+                <w:noProof/>
+                <w:webHidden/>
+              </w:rPr>
+              <w:fldChar w:fldCharType="begin"/>
+            </w:r>
+            <w:r>
+              <w:rPr>
+                <w:noProof/>
+                <w:webHidden/>
+              </w:rPr>
+              <w:instrText xml:space="preserve"> PAGEREF _Toc213345383 \h </w:instrText>
+            </w:r>
+            <w:r>
+              <w:rPr>
+                <w:noProof/>
+                <w:webHidden/>
+              </w:rPr>
+            </w:r>
+            <w:r>
+              <w:rPr>
+                <w:noProof/>
+                <w:webHidden/>
+              </w:rPr>
+              <w:fldChar w:fldCharType="separate"/>
+            </w:r>
+            <w:r>
+              <w:rPr>
+                <w:noProof/>
+                <w:webHidden/>
+              </w:rPr>
+              <w:t>10</w:t>
+            </w:r>
+            <w:r>
+              <w:rPr>
+                <w:noProof/>
+                <w:webHidden/>
+              </w:rPr>
+              <w:fldChar w:fldCharType="end"/>
+            </w:r>
+          </w:hyperlink>
+        </w:p>
+        <w:p>
+          <w:pPr>
+            <w:pStyle w:val="11"/>
+            <w:tabs>
+              <w:tab w:val="right" w:leader="dot" w:pos="9345"/>
+            </w:tabs>
+            <w:rPr>
+              <w:rFonts w:eastAsiaTheme="minorEastAsia"/>
+              <w:noProof/>
+              <w:lang w:eastAsia="ru-RU"/>
+            </w:rPr>
+          </w:pPr>
+          <w:hyperlink w:anchor="_Toc213345384" w:history="1">
+            <w:r>
+              <w:rPr>
+                <w:rStyle w:val="a5"/>
+                <w:rFonts w:eastAsia="Times New Roman"/>
+                <w:noProof/>
+                <w:lang w:val="en-US" w:eastAsia="ru-RU"/>
+              </w:rPr>
+              <w:t>Topics and subscriptions</w:t>
+            </w:r>
+            <w:r>
+              <w:rPr>
+                <w:noProof/>
+                <w:webHidden/>
+              </w:rPr>
+              <w:tab/>
+            </w:r>
+            <w:r>
+              <w:rPr>
+                <w:noProof/>
+                <w:webHidden/>
+              </w:rPr>
+              <w:fldChar w:fldCharType="begin"/>
+            </w:r>
+            <w:r>
+              <w:rPr>
+                <w:noProof/>
+                <w:webHidden/>
+              </w:rPr>
+              <w:instrText xml:space="preserve"> PAGEREF _Toc213345384 \h </w:instrText>
+            </w:r>
+            <w:r>
+              <w:rPr>
+                <w:noProof/>
+                <w:webHidden/>
+              </w:rPr>
+            </w:r>
+            <w:r>
+              <w:rPr>
+                <w:noProof/>
+                <w:webHidden/>
+              </w:rPr>
+              <w:fldChar w:fldCharType="separate"/>
+            </w:r>
+            <w:r>
+              <w:rPr>
+                <w:noProof/>
+                <w:webHidden/>
+              </w:rPr>
+              <w:t>11</w:t>
+            </w:r>
+            <w:r>
+              <w:rPr>
+                <w:noProof/>
+                <w:webHidden/>
+              </w:rPr>
+              <w:fldChar w:fldCharType="end"/>
+            </w:r>
+          </w:hyperlink>
+        </w:p>
+        <w:p>
+          <w:pPr>
+            <w:pStyle w:val="11"/>
+            <w:tabs>
+              <w:tab w:val="right" w:leader="dot" w:pos="9345"/>
+            </w:tabs>
+            <w:rPr>
+              <w:rFonts w:eastAsiaTheme="minorEastAsia"/>
+              <w:noProof/>
+              <w:lang w:eastAsia="ru-RU"/>
+            </w:rPr>
+          </w:pPr>
+          <w:hyperlink w:anchor="_Toc213345385" w:history="1">
+            <w:r>
+              <w:rPr>
+                <w:rStyle w:val="a5"/>
+                <w:rFonts w:eastAsia="Times New Roman"/>
+                <w:noProof/>
+                <w:lang w:val="en-US" w:eastAsia="ru-RU"/>
+              </w:rPr>
+              <w:t>Receive modes</w:t>
+            </w:r>
+            <w:r>
+              <w:rPr>
+                <w:noProof/>
+                <w:webHidden/>
+              </w:rPr>
+              <w:tab/>
+            </w:r>
+            <w:r>
+              <w:rPr>
+                <w:noProof/>
+                <w:webHidden/>
+              </w:rPr>
+              <w:fldChar w:fldCharType="begin"/>
+            </w:r>
+            <w:r>
+              <w:rPr>
+                <w:noProof/>
+                <w:webHidden/>
+              </w:rPr>
+              <w:instrText xml:space="preserve"> PAGEREF _Toc213345385 \h </w:instrText>
+            </w:r>
+            <w:r>
+              <w:rPr>
+                <w:noProof/>
+                <w:webHidden/>
+              </w:rPr>
+            </w:r>
+            <w:r>
+              <w:rPr>
+                <w:noProof/>
+                <w:webHidden/>
+              </w:rPr>
+              <w:fldChar w:fldCharType="separate"/>
+            </w:r>
+            <w:r>
+              <w:rPr>
+                <w:noProof/>
+                <w:webHidden/>
+              </w:rPr>
+              <w:t>11</w:t>
+            </w:r>
+            <w:r>
+              <w:rPr>
+                <w:noProof/>
+                <w:webHidden/>
+              </w:rPr>
+              <w:fldChar w:fldCharType="end"/>
+            </w:r>
+          </w:hyperlink>
+        </w:p>
+        <w:p>
+          <w:pPr>
+            <w:pStyle w:val="11"/>
+            <w:tabs>
+              <w:tab w:val="right" w:leader="dot" w:pos="9345"/>
+            </w:tabs>
+            <w:rPr>
+              <w:rFonts w:eastAsiaTheme="minorEastAsia"/>
+              <w:noProof/>
+              <w:lang w:eastAsia="ru-RU"/>
+            </w:rPr>
+          </w:pPr>
+          <w:hyperlink w:anchor="_Toc213345386" w:history="1">
+            <w:r>
+              <w:rPr>
+                <w:rStyle w:val="a5"/>
+                <w:rFonts w:eastAsia="Times New Roman"/>
+                <w:noProof/>
+                <w:lang w:val="en-US" w:eastAsia="ru-RU"/>
+              </w:rPr>
+              <w:t>Filter actions</w:t>
+            </w:r>
+            <w:r>
+              <w:rPr>
+                <w:noProof/>
+                <w:webHidden/>
+              </w:rPr>
+              <w:tab/>
+            </w:r>
+            <w:r>
+              <w:rPr>
+                <w:noProof/>
+                <w:webHidden/>
+              </w:rPr>
+              <w:fldChar w:fldCharType="begin"/>
+            </w:r>
+            <w:r>
+              <w:rPr>
+                <w:noProof/>
+                <w:webHidden/>
+              </w:rPr>
+              <w:instrText xml:space="preserve"> PAGEREF _Toc213345386 \h </w:instrText>
+            </w:r>
+            <w:r>
+              <w:rPr>
+                <w:noProof/>
+                <w:webHidden/>
+              </w:rPr>
+            </w:r>
+            <w:r>
+              <w:rPr>
+                <w:noProof/>
+                <w:webHidden/>
+              </w:rPr>
+              <w:fldChar w:fldCharType="separate"/>
+            </w:r>
+            <w:r>
+              <w:rPr>
+                <w:noProof/>
+                <w:webHidden/>
+              </w:rPr>
+              <w:t>12</w:t>
+            </w:r>
+            <w:r>
+              <w:rPr>
+                <w:noProof/>
+                <w:webHidden/>
+              </w:rPr>
+              <w:fldChar w:fldCharType="end"/>
+            </w:r>
+          </w:hyperlink>
+        </w:p>
+        <w:p>
+          <w:pPr>
+            <w:pStyle w:val="11"/>
+            <w:tabs>
+              <w:tab w:val="right" w:leader="dot" w:pos="9345"/>
+            </w:tabs>
+            <w:rPr>
+              <w:rFonts w:eastAsiaTheme="minorEastAsia"/>
+              <w:noProof/>
+              <w:lang w:eastAsia="ru-RU"/>
+            </w:rPr>
+          </w:pPr>
+          <w:hyperlink w:anchor="_Toc213345387" w:history="1">
+            <w:r>
+              <w:rPr>
+                <w:rStyle w:val="a5"/>
+                <w:rFonts w:eastAsia="Times New Roman"/>
+                <w:noProof/>
+                <w:lang w:val="en-US" w:eastAsia="ru-RU"/>
+              </w:rPr>
+              <w:t>Protocols:</w:t>
+            </w:r>
+            <w:r>
+              <w:rPr>
+                <w:noProof/>
+                <w:webHidden/>
+              </w:rPr>
+              <w:tab/>
+            </w:r>
+            <w:r>
+              <w:rPr>
+                <w:noProof/>
+                <w:webHidden/>
+              </w:rPr>
+              <w:fldChar w:fldCharType="begin"/>
+            </w:r>
+            <w:r>
+              <w:rPr>
+                <w:noProof/>
+                <w:webHidden/>
+              </w:rPr>
+              <w:instrText xml:space="preserve"> PAGEREF _Toc213345387 \h </w:instrText>
+            </w:r>
+            <w:r>
+              <w:rPr>
+                <w:noProof/>
+                <w:webHidden/>
+              </w:rPr>
+            </w:r>
+            <w:r>
+              <w:rPr>
+                <w:noProof/>
+                <w:webHidden/>
+              </w:rPr>
+              <w:fldChar w:fldCharType="separate"/>
+            </w:r>
+            <w:r>
+              <w:rPr>
+                <w:noProof/>
+                <w:webHidden/>
+              </w:rPr>
+              <w:t>12</w:t>
+            </w:r>
+            <w:r>
+              <w:rPr>
+                <w:noProof/>
+                <w:webHidden/>
+              </w:rPr>
+              <w:fldChar w:fldCharType="end"/>
+            </w:r>
+          </w:hyperlink>
+        </w:p>
+        <w:p>
+          <w:pPr>
+            <w:pStyle w:val="11"/>
+            <w:tabs>
+              <w:tab w:val="right" w:leader="dot" w:pos="9345"/>
+            </w:tabs>
+            <w:rPr>
+              <w:rFonts w:eastAsiaTheme="minorEastAsia"/>
+              <w:noProof/>
+              <w:lang w:eastAsia="ru-RU"/>
+            </w:rPr>
+          </w:pPr>
+          <w:hyperlink w:anchor="_Toc213345388" w:history="1">
+            <w:r>
+              <w:rPr>
+                <w:rStyle w:val="a5"/>
+                <w:noProof/>
+                <w:lang w:val="en-US"/>
+              </w:rPr>
+              <w:t>Optimization</w:t>
+            </w:r>
+            <w:r>
+              <w:rPr>
+                <w:noProof/>
+                <w:webHidden/>
+              </w:rPr>
+              <w:tab/>
+            </w:r>
+            <w:r>
+              <w:rPr>
+                <w:noProof/>
+                <w:webHidden/>
+              </w:rPr>
+              <w:fldChar w:fldCharType="begin"/>
+            </w:r>
+            <w:r>
+              <w:rPr>
+                <w:noProof/>
+                <w:webHidden/>
+              </w:rPr>
+              <w:instrText xml:space="preserve"> PAGEREF _Toc213345388 \h </w:instrText>
+            </w:r>
+            <w:r>
+              <w:rPr>
+                <w:noProof/>
+                <w:webHidden/>
+              </w:rPr>
+            </w:r>
+            <w:r>
+              <w:rPr>
+                <w:noProof/>
+                <w:webHidden/>
+              </w:rPr>
+              <w:fldChar w:fldCharType="separate"/>
+            </w:r>
+            <w:r>
+              <w:rPr>
+                <w:noProof/>
+                <w:webHidden/>
+              </w:rPr>
+              <w:t>13</w:t>
+            </w:r>
+            <w:r>
+              <w:rPr>
+                <w:noProof/>
+                <w:webHidden/>
+              </w:rPr>
+              <w:fldChar w:fldCharType="end"/>
+            </w:r>
+          </w:hyperlink>
+        </w:p>
+        <w:p>
+          <w:pPr>
+            <w:pStyle w:val="11"/>
+            <w:tabs>
+              <w:tab w:val="right" w:leader="dot" w:pos="9345"/>
+            </w:tabs>
+            <w:rPr>
+              <w:rFonts w:eastAsiaTheme="minorEastAsia"/>
+              <w:noProof/>
+              <w:lang w:eastAsia="ru-RU"/>
+            </w:rPr>
+          </w:pPr>
+          <w:hyperlink w:anchor="_Toc213345389" w:history="1">
+            <w:r>
+              <w:rPr>
+                <w:rStyle w:val="a5"/>
+                <w:noProof/>
+                <w:lang w:val="en-US"/>
+              </w:rPr>
+              <w:t>What are limitations of Azure Functions?</w:t>
+            </w:r>
+            <w:r>
+              <w:rPr>
+                <w:noProof/>
+                <w:webHidden/>
+              </w:rPr>
+              <w:tab/>
+            </w:r>
+            <w:r>
+              <w:rPr>
+                <w:noProof/>
+                <w:webHidden/>
+              </w:rPr>
+              <w:fldChar w:fldCharType="begin"/>
+            </w:r>
+            <w:r>
+              <w:rPr>
+                <w:noProof/>
+                <w:webHidden/>
+              </w:rPr>
+              <w:instrText xml:space="preserve"> PAGEREF _Toc213345389 \h </w:instrText>
+            </w:r>
+            <w:r>
+              <w:rPr>
+                <w:noProof/>
+                <w:webHidden/>
+              </w:rPr>
+            </w:r>
+            <w:r>
+              <w:rPr>
+                <w:noProof/>
+                <w:webHidden/>
+              </w:rPr>
+              <w:fldChar w:fldCharType="separate"/>
+            </w:r>
+            <w:r>
+              <w:rPr>
+                <w:noProof/>
+                <w:webHidden/>
+              </w:rPr>
+              <w:t>14</w:t>
             </w:r>
             <w:r>
               <w:rPr>
@@ -704,14 +1202,53 @@
           <w:lang w:val="en-US"/>
         </w:rPr>
       </w:pPr>
-      <w:bookmarkStart w:id="0" w:name="_Toc212898210"/>
+      <w:bookmarkStart w:id="0" w:name="_Toc213345374"/>
+      <w:r>
+        <w:rPr>
+          <w:lang w:val="en-US"/>
+        </w:rPr>
+        <w:t>SLA</w:t>
+      </w:r>
+      <w:bookmarkEnd w:id="0"/>
+    </w:p>
+    <w:p>
+      <w:pPr>
+        <w:rPr>
+          <w:lang w:val="en-US"/>
+        </w:rPr>
+      </w:pPr>
+      <w:hyperlink r:id="rId8" w:history="1">
+        <w:r>
+          <w:rPr>
+            <w:rStyle w:val="a5"/>
+            <w:lang w:val="en-US"/>
+          </w:rPr>
+          <w:t>https://azurecharts.com/sla</w:t>
+        </w:r>
+      </w:hyperlink>
+    </w:p>
+    <w:p>
+      <w:pPr>
+        <w:rPr>
+          <w:lang w:val="en-US"/>
+        </w:rPr>
+      </w:pPr>
+    </w:p>
+    <w:p>
+      <w:pPr>
+        <w:pStyle w:val="1"/>
+        <w:rPr>
+          <w:lang w:val="en-US"/>
+        </w:rPr>
+      </w:pPr>
+      <w:bookmarkStart w:id="1" w:name="_Toc213345375"/>
       <w:r>
         <w:rPr>
           <w:lang w:val="en-US"/>
         </w:rPr>
         <w:t>IAAS PAAS SAAS</w:t>
       </w:r>
-      <w:bookmarkEnd w:id="0"/>
+      <w:bookmarkEnd w:id="1"/>
     </w:p>
     <w:p>
       <w:pPr>
@@ -741,7 +1278,7 @@
                     </pic:cNvPicPr>
                   </pic:nvPicPr>
                   <pic:blipFill>
-                    <a:blip r:embed="rId8">
+                    <a:blip r:embed="rId9">
                       <a:extLst>
                         <a:ext uri="{28A0092B-C50C-407E-A947-70E740481C1C}">
                           <a14:useLocalDpi xmlns:a14="http://schemas.microsoft.com/office/drawing/2010/main" val="0"/>
@@ -778,16 +1315,14 @@
         <w:spacing w:after="0" w:line="240" w:lineRule="auto"/>
         <w:rPr>
           <w:rFonts w:ascii="Arial" w:eastAsia="Times New Roman" w:hAnsi="Arial" w:cs="Arial"/>
-          <w:color w:val="000000"/>
-          <w:sz w:val="24"/>
-          <w:szCs w:val="24"/>
-          <w:lang w:val="en-US" w:eastAsia="ru-RU"/>
-        </w:rPr>
-      </w:pPr>
-      <w:r>
-        <w:rPr>
-          <w:rFonts w:ascii="Arial" w:eastAsia="Times New Roman" w:hAnsi="Arial" w:cs="Arial"/>
-          <w:color w:val="000000"/>
+          <w:sz w:val="24"/>
+          <w:szCs w:val="24"/>
+          <w:lang w:val="en-US" w:eastAsia="ru-RU"/>
+        </w:rPr>
+      </w:pPr>
+      <w:r>
+        <w:rPr>
+          <w:rFonts w:ascii="Arial" w:eastAsia="Times New Roman" w:hAnsi="Arial" w:cs="Arial"/>
           <w:sz w:val="24"/>
           <w:szCs w:val="24"/>
           <w:lang w:val="en-US" w:eastAsia="ru-RU"/>
@@ -798,7 +1333,6 @@
         <w:rPr>
           <w:rFonts w:ascii="Arial" w:eastAsia="Times New Roman" w:hAnsi="Arial" w:cs="Arial"/>
           <w:b/>
-          <w:color w:val="000000"/>
           <w:sz w:val="24"/>
           <w:szCs w:val="24"/>
           <w:lang w:val="en-US" w:eastAsia="ru-RU"/>
@@ -808,7 +1342,6 @@
       <w:r>
         <w:rPr>
           <w:rFonts w:ascii="Arial" w:eastAsia="Times New Roman" w:hAnsi="Arial" w:cs="Arial"/>
-          <w:color w:val="000000"/>
           <w:sz w:val="24"/>
           <w:szCs w:val="24"/>
           <w:lang w:val="en-US" w:eastAsia="ru-RU"/>
@@ -819,7 +1352,6 @@
       <w:r>
         <w:rPr>
           <w:rFonts w:ascii="Arial" w:eastAsia="Times New Roman" w:hAnsi="Arial" w:cs="Arial"/>
-          <w:color w:val="000000"/>
           <w:sz w:val="24"/>
           <w:szCs w:val="24"/>
           <w:lang w:val="en-US" w:eastAsia="ru-RU"/>
@@ -830,7 +1362,6 @@
       <w:r>
         <w:rPr>
           <w:rFonts w:ascii="Arial" w:eastAsia="Times New Roman" w:hAnsi="Arial" w:cs="Arial"/>
-          <w:color w:val="000000"/>
           <w:sz w:val="24"/>
           <w:szCs w:val="24"/>
           <w:lang w:val="en-US" w:eastAsia="ru-RU"/>
@@ -840,7 +1371,6 @@
       <w:r>
         <w:rPr>
           <w:rFonts w:ascii="Arial" w:eastAsia="Times New Roman" w:hAnsi="Arial" w:cs="Arial"/>
-          <w:color w:val="000000"/>
           <w:sz w:val="24"/>
           <w:szCs w:val="24"/>
           <w:bdr w:val="single" w:sz="2" w:space="0" w:color="000000" w:frame="1"/>
@@ -851,7 +1381,6 @@
       <w:r>
         <w:rPr>
           <w:rFonts w:ascii="Arial" w:eastAsia="Times New Roman" w:hAnsi="Arial" w:cs="Arial"/>
-          <w:color w:val="000000"/>
           <w:sz w:val="24"/>
           <w:szCs w:val="24"/>
           <w:lang w:val="en-US" w:eastAsia="ru-RU"/>
@@ -868,16 +1397,14 @@
         <w:spacing w:after="0" w:afterAutospacing="1" w:line="240" w:lineRule="auto"/>
         <w:rPr>
           <w:rFonts w:ascii="Arial" w:eastAsia="Times New Roman" w:hAnsi="Arial" w:cs="Arial"/>
-          <w:color w:val="000000"/>
-          <w:sz w:val="24"/>
-          <w:szCs w:val="24"/>
-          <w:lang w:val="en-US" w:eastAsia="ru-RU"/>
-        </w:rPr>
-      </w:pPr>
-      <w:r>
-        <w:rPr>
-          <w:rFonts w:ascii="Arial" w:eastAsia="Times New Roman" w:hAnsi="Arial" w:cs="Arial"/>
-          <w:color w:val="000000"/>
+          <w:sz w:val="24"/>
+          <w:szCs w:val="24"/>
+          <w:lang w:val="en-US" w:eastAsia="ru-RU"/>
+        </w:rPr>
+      </w:pPr>
+      <w:r>
+        <w:rPr>
+          <w:rFonts w:ascii="Arial" w:eastAsia="Times New Roman" w:hAnsi="Arial" w:cs="Arial"/>
           <w:sz w:val="24"/>
           <w:szCs w:val="24"/>
           <w:lang w:val="en-US" w:eastAsia="ru-RU"/>
@@ -894,16 +1421,14 @@
         <w:spacing w:after="0" w:afterAutospacing="1" w:line="240" w:lineRule="auto"/>
         <w:rPr>
           <w:rFonts w:ascii="Arial" w:eastAsia="Times New Roman" w:hAnsi="Arial" w:cs="Arial"/>
-          <w:color w:val="000000"/>
-          <w:sz w:val="24"/>
-          <w:szCs w:val="24"/>
-          <w:lang w:val="en-US" w:eastAsia="ru-RU"/>
-        </w:rPr>
-      </w:pPr>
-      <w:r>
-        <w:rPr>
-          <w:rFonts w:ascii="Arial" w:eastAsia="Times New Roman" w:hAnsi="Arial" w:cs="Arial"/>
-          <w:color w:val="000000"/>
+          <w:sz w:val="24"/>
+          <w:szCs w:val="24"/>
+          <w:lang w:val="en-US" w:eastAsia="ru-RU"/>
+        </w:rPr>
+      </w:pPr>
+      <w:r>
+        <w:rPr>
+          <w:rFonts w:ascii="Arial" w:eastAsia="Times New Roman" w:hAnsi="Arial" w:cs="Arial"/>
           <w:sz w:val="24"/>
           <w:szCs w:val="24"/>
           <w:lang w:val="en-US" w:eastAsia="ru-RU"/>
@@ -920,16 +1445,14 @@
         <w:spacing w:after="0" w:afterAutospacing="1" w:line="240" w:lineRule="auto"/>
         <w:rPr>
           <w:rFonts w:ascii="Arial" w:eastAsia="Times New Roman" w:hAnsi="Arial" w:cs="Arial"/>
-          <w:color w:val="000000"/>
-          <w:sz w:val="24"/>
-          <w:szCs w:val="24"/>
-          <w:lang w:val="en-US" w:eastAsia="ru-RU"/>
-        </w:rPr>
-      </w:pPr>
-      <w:r>
-        <w:rPr>
-          <w:rFonts w:ascii="Arial" w:eastAsia="Times New Roman" w:hAnsi="Arial" w:cs="Arial"/>
-          <w:color w:val="000000"/>
+          <w:sz w:val="24"/>
+          <w:szCs w:val="24"/>
+          <w:lang w:val="en-US" w:eastAsia="ru-RU"/>
+        </w:rPr>
+      </w:pPr>
+      <w:r>
+        <w:rPr>
+          <w:rFonts w:ascii="Arial" w:eastAsia="Times New Roman" w:hAnsi="Arial" w:cs="Arial"/>
           <w:sz w:val="24"/>
           <w:szCs w:val="24"/>
           <w:lang w:val="en-US" w:eastAsia="ru-RU"/>
@@ -946,20 +1469,19 @@
         <w:spacing w:after="0" w:afterAutospacing="1" w:line="240" w:lineRule="auto"/>
         <w:rPr>
           <w:rFonts w:ascii="Arial" w:eastAsia="Times New Roman" w:hAnsi="Arial" w:cs="Arial"/>
-          <w:color w:val="000000"/>
-          <w:sz w:val="24"/>
-          <w:szCs w:val="24"/>
-          <w:lang w:val="en-US" w:eastAsia="ru-RU"/>
-        </w:rPr>
-      </w:pPr>
-      <w:r>
-        <w:rPr>
-          <w:rFonts w:ascii="Arial" w:eastAsia="Times New Roman" w:hAnsi="Arial" w:cs="Arial"/>
-          <w:color w:val="000000"/>
-          <w:sz w:val="24"/>
-          <w:szCs w:val="24"/>
-          <w:lang w:val="en-US" w:eastAsia="ru-RU"/>
-        </w:rPr>
+          <w:sz w:val="24"/>
+          <w:szCs w:val="24"/>
+          <w:lang w:val="en-US" w:eastAsia="ru-RU"/>
+        </w:rPr>
+      </w:pPr>
+      <w:r>
+        <w:rPr>
+          <w:rFonts w:ascii="Arial" w:eastAsia="Times New Roman" w:hAnsi="Arial" w:cs="Arial"/>
+          <w:sz w:val="24"/>
+          <w:szCs w:val="24"/>
+          <w:lang w:val="en-US" w:eastAsia="ru-RU"/>
+        </w:rPr>
+        <w:lastRenderedPageBreak/>
         <w:t>Data</w:t>
       </w:r>
     </w:p>
@@ -968,16 +1490,14 @@
         <w:spacing w:after="0" w:line="240" w:lineRule="auto"/>
         <w:rPr>
           <w:rFonts w:ascii="Arial" w:eastAsia="Times New Roman" w:hAnsi="Arial" w:cs="Arial"/>
-          <w:color w:val="000000"/>
-          <w:sz w:val="24"/>
-          <w:szCs w:val="24"/>
-          <w:lang w:val="en-US" w:eastAsia="ru-RU"/>
-        </w:rPr>
-      </w:pPr>
-      <w:r>
-        <w:rPr>
-          <w:rFonts w:ascii="Arial" w:eastAsia="Times New Roman" w:hAnsi="Arial" w:cs="Arial"/>
-          <w:color w:val="000000"/>
+          <w:sz w:val="24"/>
+          <w:szCs w:val="24"/>
+          <w:lang w:val="en-US" w:eastAsia="ru-RU"/>
+        </w:rPr>
+      </w:pPr>
+      <w:r>
+        <w:rPr>
+          <w:rFonts w:ascii="Arial" w:eastAsia="Times New Roman" w:hAnsi="Arial" w:cs="Arial"/>
           <w:sz w:val="24"/>
           <w:szCs w:val="24"/>
           <w:lang w:val="en-US" w:eastAsia="ru-RU"/>
@@ -994,16 +1514,14 @@
         <w:spacing w:after="0" w:afterAutospacing="1" w:line="240" w:lineRule="auto"/>
         <w:rPr>
           <w:rFonts w:ascii="Arial" w:eastAsia="Times New Roman" w:hAnsi="Arial" w:cs="Arial"/>
-          <w:color w:val="000000"/>
-          <w:sz w:val="24"/>
-          <w:szCs w:val="24"/>
-          <w:lang w:val="en-US" w:eastAsia="ru-RU"/>
-        </w:rPr>
-      </w:pPr>
-      <w:r>
-        <w:rPr>
-          <w:rFonts w:ascii="Arial" w:eastAsia="Times New Roman" w:hAnsi="Arial" w:cs="Arial"/>
-          <w:color w:val="000000"/>
+          <w:sz w:val="24"/>
+          <w:szCs w:val="24"/>
+          <w:lang w:val="en-US" w:eastAsia="ru-RU"/>
+        </w:rPr>
+      </w:pPr>
+      <w:r>
+        <w:rPr>
+          <w:rFonts w:ascii="Arial" w:eastAsia="Times New Roman" w:hAnsi="Arial" w:cs="Arial"/>
           <w:sz w:val="24"/>
           <w:szCs w:val="24"/>
           <w:lang w:val="en-US" w:eastAsia="ru-RU"/>
@@ -1016,16 +1534,14 @@
         <w:spacing w:after="0" w:line="240" w:lineRule="auto"/>
         <w:rPr>
           <w:rFonts w:ascii="Arial" w:eastAsia="Times New Roman" w:hAnsi="Arial" w:cs="Arial"/>
-          <w:color w:val="000000"/>
-          <w:sz w:val="24"/>
-          <w:szCs w:val="24"/>
-          <w:lang w:val="en-US" w:eastAsia="ru-RU"/>
-        </w:rPr>
-      </w:pPr>
-      <w:r>
-        <w:rPr>
-          <w:rFonts w:ascii="Arial" w:eastAsia="Times New Roman" w:hAnsi="Arial" w:cs="Arial"/>
-          <w:color w:val="000000"/>
+          <w:sz w:val="24"/>
+          <w:szCs w:val="24"/>
+          <w:lang w:val="en-US" w:eastAsia="ru-RU"/>
+        </w:rPr>
+      </w:pPr>
+      <w:r>
+        <w:rPr>
+          <w:rFonts w:ascii="Arial" w:eastAsia="Times New Roman" w:hAnsi="Arial" w:cs="Arial"/>
           <w:sz w:val="24"/>
           <w:szCs w:val="24"/>
           <w:lang w:val="en-US" w:eastAsia="ru-RU"/>
@@ -1037,7 +1553,6 @@
       <w:r>
         <w:rPr>
           <w:rFonts w:ascii="Arial" w:eastAsia="Times New Roman" w:hAnsi="Arial" w:cs="Arial"/>
-          <w:color w:val="000000"/>
           <w:sz w:val="24"/>
           <w:szCs w:val="24"/>
           <w:lang w:val="en-US" w:eastAsia="ru-RU"/>
@@ -1049,7 +1564,6 @@
       <w:r>
         <w:rPr>
           <w:rFonts w:ascii="Arial" w:eastAsia="Times New Roman" w:hAnsi="Arial" w:cs="Arial"/>
-          <w:color w:val="000000"/>
           <w:sz w:val="24"/>
           <w:szCs w:val="24"/>
           <w:lang w:val="en-US" w:eastAsia="ru-RU"/>
@@ -1067,16 +1581,14 @@
         <w:spacing w:after="0" w:line="240" w:lineRule="auto"/>
         <w:rPr>
           <w:rFonts w:ascii="Arial" w:eastAsia="Times New Roman" w:hAnsi="Arial" w:cs="Arial"/>
-          <w:color w:val="000000"/>
-          <w:sz w:val="24"/>
-          <w:szCs w:val="24"/>
-          <w:lang w:val="en-US" w:eastAsia="ru-RU"/>
-        </w:rPr>
-      </w:pPr>
-      <w:r>
-        <w:rPr>
-          <w:rFonts w:ascii="Arial" w:eastAsia="Times New Roman" w:hAnsi="Arial" w:cs="Arial"/>
-          <w:color w:val="000000"/>
+          <w:sz w:val="24"/>
+          <w:szCs w:val="24"/>
+          <w:lang w:val="en-US" w:eastAsia="ru-RU"/>
+        </w:rPr>
+      </w:pPr>
+      <w:r>
+        <w:rPr>
+          <w:rFonts w:ascii="Arial" w:eastAsia="Times New Roman" w:hAnsi="Arial" w:cs="Arial"/>
           <w:sz w:val="24"/>
           <w:szCs w:val="24"/>
           <w:lang w:val="en-US" w:eastAsia="ru-RU"/>
@@ -1094,16 +1606,14 @@
         <w:spacing w:after="0" w:line="240" w:lineRule="auto"/>
         <w:rPr>
           <w:rFonts w:ascii="Arial" w:eastAsia="Times New Roman" w:hAnsi="Arial" w:cs="Arial"/>
-          <w:color w:val="000000"/>
-          <w:sz w:val="24"/>
-          <w:szCs w:val="24"/>
-          <w:lang w:val="en-US" w:eastAsia="ru-RU"/>
-        </w:rPr>
-      </w:pPr>
-      <w:r>
-        <w:rPr>
-          <w:rFonts w:ascii="Arial" w:eastAsia="Times New Roman" w:hAnsi="Arial" w:cs="Arial"/>
-          <w:color w:val="000000"/>
+          <w:sz w:val="24"/>
+          <w:szCs w:val="24"/>
+          <w:lang w:val="en-US" w:eastAsia="ru-RU"/>
+        </w:rPr>
+      </w:pPr>
+      <w:r>
+        <w:rPr>
+          <w:rFonts w:ascii="Arial" w:eastAsia="Times New Roman" w:hAnsi="Arial" w:cs="Arial"/>
           <w:sz w:val="24"/>
           <w:szCs w:val="24"/>
           <w:lang w:val="en-US" w:eastAsia="ru-RU"/>
@@ -1114,7 +1624,6 @@
       <w:r>
         <w:rPr>
           <w:rFonts w:ascii="Arial" w:eastAsia="Times New Roman" w:hAnsi="Arial" w:cs="Arial"/>
-          <w:color w:val="000000"/>
           <w:sz w:val="24"/>
           <w:szCs w:val="24"/>
           <w:lang w:val="en-US" w:eastAsia="ru-RU"/>
@@ -1125,7 +1634,6 @@
       <w:r>
         <w:rPr>
           <w:rFonts w:ascii="Arial" w:eastAsia="Times New Roman" w:hAnsi="Arial" w:cs="Arial"/>
-          <w:color w:val="000000"/>
           <w:sz w:val="24"/>
           <w:szCs w:val="24"/>
           <w:lang w:val="en-US" w:eastAsia="ru-RU"/>
@@ -1143,16 +1651,14 @@
         <w:spacing w:after="0" w:line="240" w:lineRule="auto"/>
         <w:rPr>
           <w:rFonts w:ascii="Arial" w:eastAsia="Times New Roman" w:hAnsi="Arial" w:cs="Arial"/>
-          <w:color w:val="000000"/>
-          <w:sz w:val="24"/>
-          <w:szCs w:val="24"/>
-          <w:lang w:val="en-US" w:eastAsia="ru-RU"/>
-        </w:rPr>
-      </w:pPr>
-      <w:r>
-        <w:rPr>
-          <w:rFonts w:ascii="Arial" w:eastAsia="Times New Roman" w:hAnsi="Arial" w:cs="Arial"/>
-          <w:color w:val="000000"/>
+          <w:sz w:val="24"/>
+          <w:szCs w:val="24"/>
+          <w:lang w:val="en-US" w:eastAsia="ru-RU"/>
+        </w:rPr>
+      </w:pPr>
+      <w:r>
+        <w:rPr>
+          <w:rFonts w:ascii="Arial" w:eastAsia="Times New Roman" w:hAnsi="Arial" w:cs="Arial"/>
           <w:sz w:val="24"/>
           <w:szCs w:val="24"/>
           <w:lang w:val="en-US" w:eastAsia="ru-RU"/>
@@ -1162,43 +1668,39 @@
     </w:p>
     <w:p>
       <w:pPr>
-        <w:spacing w:before="720" w:after="720" w:line="240" w:lineRule="auto"/>
-        <w:rPr>
-          <w:rFonts w:ascii="Arial" w:eastAsia="Times New Roman" w:hAnsi="Arial" w:cs="Arial"/>
-          <w:color w:val="000000"/>
-          <w:sz w:val="24"/>
-          <w:szCs w:val="24"/>
-          <w:lang w:val="en-US" w:eastAsia="ru-RU"/>
-        </w:rPr>
-      </w:pPr>
-    </w:p>
-    <w:p>
-      <w:pPr>
+        <w:pStyle w:val="a7"/>
         <w:spacing w:after="0" w:line="240" w:lineRule="auto"/>
         <w:rPr>
           <w:rFonts w:ascii="Arial" w:eastAsia="Times New Roman" w:hAnsi="Arial" w:cs="Arial"/>
-          <w:color w:val="000000"/>
-          <w:sz w:val="24"/>
-          <w:szCs w:val="24"/>
-          <w:lang w:val="en-US" w:eastAsia="ru-RU"/>
-        </w:rPr>
-      </w:pPr>
-      <w:r>
-        <w:rPr>
-          <w:rFonts w:ascii="Arial" w:eastAsia="Times New Roman" w:hAnsi="Arial" w:cs="Arial"/>
-          <w:color w:val="000000"/>
-          <w:sz w:val="24"/>
-          <w:szCs w:val="24"/>
-          <w:lang w:val="en-US" w:eastAsia="ru-RU"/>
-        </w:rPr>
-        <w:lastRenderedPageBreak/>
+          <w:sz w:val="24"/>
+          <w:szCs w:val="24"/>
+          <w:lang w:val="en-US" w:eastAsia="ru-RU"/>
+        </w:rPr>
+      </w:pPr>
+    </w:p>
+    <w:p>
+      <w:pPr>
+        <w:spacing w:after="0" w:line="240" w:lineRule="auto"/>
+        <w:rPr>
+          <w:rFonts w:ascii="Arial" w:eastAsia="Times New Roman" w:hAnsi="Arial" w:cs="Arial"/>
+          <w:sz w:val="24"/>
+          <w:szCs w:val="24"/>
+          <w:lang w:val="en-US" w:eastAsia="ru-RU"/>
+        </w:rPr>
+      </w:pPr>
+      <w:r>
+        <w:rPr>
+          <w:rFonts w:ascii="Arial" w:eastAsia="Times New Roman" w:hAnsi="Arial" w:cs="Arial"/>
+          <w:sz w:val="24"/>
+          <w:szCs w:val="24"/>
+          <w:lang w:val="en-US" w:eastAsia="ru-RU"/>
+        </w:rPr>
         <w:t xml:space="preserve">2. </w:t>
       </w:r>
       <w:r>
         <w:rPr>
           <w:rFonts w:ascii="Arial" w:eastAsia="Times New Roman" w:hAnsi="Arial" w:cs="Arial"/>
           <w:b/>
-          <w:color w:val="000000"/>
           <w:sz w:val="24"/>
           <w:szCs w:val="24"/>
           <w:lang w:val="en-US" w:eastAsia="ru-RU"/>
@@ -1208,7 +1710,6 @@
       <w:r>
         <w:rPr>
           <w:rFonts w:ascii="Arial" w:eastAsia="Times New Roman" w:hAnsi="Arial" w:cs="Arial"/>
-          <w:color w:val="000000"/>
           <w:sz w:val="24"/>
           <w:szCs w:val="24"/>
           <w:lang w:val="en-US" w:eastAsia="ru-RU"/>
@@ -1219,7 +1720,6 @@
       <w:r>
         <w:rPr>
           <w:rFonts w:ascii="Arial" w:eastAsia="Times New Roman" w:hAnsi="Arial" w:cs="Arial"/>
-          <w:color w:val="000000"/>
           <w:sz w:val="24"/>
           <w:szCs w:val="24"/>
           <w:lang w:val="en-US" w:eastAsia="ru-RU"/>
@@ -1230,7 +1730,6 @@
       <w:r>
         <w:rPr>
           <w:rFonts w:ascii="Arial" w:eastAsia="Times New Roman" w:hAnsi="Arial" w:cs="Arial"/>
-          <w:color w:val="000000"/>
           <w:sz w:val="24"/>
           <w:szCs w:val="24"/>
           <w:lang w:val="en-US" w:eastAsia="ru-RU"/>
@@ -1240,33 +1739,12 @@
       <w:r>
         <w:rPr>
           <w:rFonts w:ascii="Arial" w:eastAsia="Times New Roman" w:hAnsi="Arial" w:cs="Arial"/>
-          <w:color w:val="000000"/>
           <w:sz w:val="24"/>
           <w:szCs w:val="24"/>
           <w:lang w:val="en-US" w:eastAsia="ru-RU"/>
         </w:rPr>
         <w:br/>
-        <w:t>You get a ready-to-use development and deployment platform. Focus on writing code and deploying apps — no OS or server management.</w:t>
-      </w:r>
-      <w:r>
-        <w:rPr>
-          <w:rFonts w:ascii="Arial" w:eastAsia="Times New Roman" w:hAnsi="Arial" w:cs="Arial"/>
-          <w:color w:val="000000"/>
-          <w:sz w:val="24"/>
-          <w:szCs w:val="24"/>
-          <w:lang w:val="en-US" w:eastAsia="ru-RU"/>
-        </w:rPr>
-        <w:t xml:space="preserve"> </w:t>
-      </w:r>
-      <w:r>
-        <w:rPr>
-          <w:rFonts w:ascii="Arial" w:eastAsia="Times New Roman" w:hAnsi="Arial" w:cs="Arial"/>
-          <w:color w:val="000000"/>
-          <w:sz w:val="24"/>
-          <w:szCs w:val="24"/>
-          <w:lang w:val="en-US" w:eastAsia="ru-RU"/>
-        </w:rPr>
-        <w:t xml:space="preserve">You manage: </w:t>
+        <w:t xml:space="preserve">You get a ready-to-use development and deployment platform. Focus on writing code and deploying apps — no OS or server management. You manage: </w:t>
       </w:r>
     </w:p>
     <w:p>
@@ -1278,16 +1756,14 @@
         <w:spacing w:after="0" w:afterAutospacing="1" w:line="240" w:lineRule="auto"/>
         <w:rPr>
           <w:rFonts w:ascii="Arial" w:eastAsia="Times New Roman" w:hAnsi="Arial" w:cs="Arial"/>
-          <w:color w:val="000000"/>
-          <w:sz w:val="24"/>
-          <w:szCs w:val="24"/>
-          <w:lang w:val="en-US" w:eastAsia="ru-RU"/>
-        </w:rPr>
-      </w:pPr>
-      <w:r>
-        <w:rPr>
-          <w:rFonts w:ascii="Arial" w:eastAsia="Times New Roman" w:hAnsi="Arial" w:cs="Arial"/>
-          <w:color w:val="000000"/>
+          <w:sz w:val="24"/>
+          <w:szCs w:val="24"/>
+          <w:lang w:val="en-US" w:eastAsia="ru-RU"/>
+        </w:rPr>
+      </w:pPr>
+      <w:r>
+        <w:rPr>
+          <w:rFonts w:ascii="Arial" w:eastAsia="Times New Roman" w:hAnsi="Arial" w:cs="Arial"/>
           <w:sz w:val="24"/>
           <w:szCs w:val="24"/>
           <w:lang w:val="en-US" w:eastAsia="ru-RU"/>
@@ -1304,16 +1780,14 @@
         <w:spacing w:after="0" w:afterAutospacing="1" w:line="240" w:lineRule="auto"/>
         <w:rPr>
           <w:rFonts w:ascii="Arial" w:eastAsia="Times New Roman" w:hAnsi="Arial" w:cs="Arial"/>
-          <w:color w:val="000000"/>
-          <w:sz w:val="24"/>
-          <w:szCs w:val="24"/>
-          <w:lang w:val="en-US" w:eastAsia="ru-RU"/>
-        </w:rPr>
-      </w:pPr>
-      <w:r>
-        <w:rPr>
-          <w:rFonts w:ascii="Arial" w:eastAsia="Times New Roman" w:hAnsi="Arial" w:cs="Arial"/>
-          <w:color w:val="000000"/>
+          <w:sz w:val="24"/>
+          <w:szCs w:val="24"/>
+          <w:lang w:val="en-US" w:eastAsia="ru-RU"/>
+        </w:rPr>
+      </w:pPr>
+      <w:r>
+        <w:rPr>
+          <w:rFonts w:ascii="Arial" w:eastAsia="Times New Roman" w:hAnsi="Arial" w:cs="Arial"/>
           <w:sz w:val="24"/>
           <w:szCs w:val="24"/>
           <w:lang w:val="en-US" w:eastAsia="ru-RU"/>
@@ -1326,16 +1800,14 @@
         <w:spacing w:after="0" w:line="240" w:lineRule="auto"/>
         <w:rPr>
           <w:rFonts w:ascii="Arial" w:eastAsia="Times New Roman" w:hAnsi="Arial" w:cs="Arial"/>
-          <w:color w:val="000000"/>
-          <w:sz w:val="24"/>
-          <w:szCs w:val="24"/>
-          <w:lang w:val="en-US" w:eastAsia="ru-RU"/>
-        </w:rPr>
-      </w:pPr>
-      <w:r>
-        <w:rPr>
-          <w:rFonts w:ascii="Arial" w:eastAsia="Times New Roman" w:hAnsi="Arial" w:cs="Arial"/>
-          <w:color w:val="000000"/>
+          <w:sz w:val="24"/>
+          <w:szCs w:val="24"/>
+          <w:lang w:val="en-US" w:eastAsia="ru-RU"/>
+        </w:rPr>
+      </w:pPr>
+      <w:r>
+        <w:rPr>
+          <w:rFonts w:ascii="Arial" w:eastAsia="Times New Roman" w:hAnsi="Arial" w:cs="Arial"/>
           <w:sz w:val="24"/>
           <w:szCs w:val="24"/>
           <w:lang w:val="en-US" w:eastAsia="ru-RU"/>
@@ -1352,16 +1824,14 @@
         <w:spacing w:after="0" w:afterAutospacing="1" w:line="240" w:lineRule="auto"/>
         <w:rPr>
           <w:rFonts w:ascii="Arial" w:eastAsia="Times New Roman" w:hAnsi="Arial" w:cs="Arial"/>
-          <w:color w:val="000000"/>
-          <w:sz w:val="24"/>
-          <w:szCs w:val="24"/>
-          <w:lang w:val="en-US" w:eastAsia="ru-RU"/>
-        </w:rPr>
-      </w:pPr>
-      <w:r>
-        <w:rPr>
-          <w:rFonts w:ascii="Arial" w:eastAsia="Times New Roman" w:hAnsi="Arial" w:cs="Arial"/>
-          <w:color w:val="000000"/>
+          <w:sz w:val="24"/>
+          <w:szCs w:val="24"/>
+          <w:lang w:val="en-US" w:eastAsia="ru-RU"/>
+        </w:rPr>
+      </w:pPr>
+      <w:r>
+        <w:rPr>
+          <w:rFonts w:ascii="Arial" w:eastAsia="Times New Roman" w:hAnsi="Arial" w:cs="Arial"/>
           <w:sz w:val="24"/>
           <w:szCs w:val="24"/>
           <w:lang w:val="en-US" w:eastAsia="ru-RU"/>
@@ -1374,16 +1844,14 @@
         <w:spacing w:after="0" w:line="240" w:lineRule="auto"/>
         <w:rPr>
           <w:rFonts w:ascii="Arial" w:eastAsia="Times New Roman" w:hAnsi="Arial" w:cs="Arial"/>
-          <w:color w:val="000000"/>
-          <w:sz w:val="24"/>
-          <w:szCs w:val="24"/>
-          <w:lang w:val="en-US" w:eastAsia="ru-RU"/>
-        </w:rPr>
-      </w:pPr>
-      <w:r>
-        <w:rPr>
-          <w:rFonts w:ascii="Arial" w:eastAsia="Times New Roman" w:hAnsi="Arial" w:cs="Arial"/>
-          <w:color w:val="000000"/>
+          <w:sz w:val="24"/>
+          <w:szCs w:val="24"/>
+          <w:lang w:val="en-US" w:eastAsia="ru-RU"/>
+        </w:rPr>
+      </w:pPr>
+      <w:r>
+        <w:rPr>
+          <w:rFonts w:ascii="Arial" w:eastAsia="Times New Roman" w:hAnsi="Arial" w:cs="Arial"/>
           <w:sz w:val="24"/>
           <w:szCs w:val="24"/>
           <w:lang w:val="en-US" w:eastAsia="ru-RU"/>
@@ -1401,16 +1869,14 @@
         <w:spacing w:after="0" w:line="240" w:lineRule="auto"/>
         <w:rPr>
           <w:rFonts w:ascii="Arial" w:eastAsia="Times New Roman" w:hAnsi="Arial" w:cs="Arial"/>
-          <w:color w:val="000000"/>
-          <w:sz w:val="24"/>
-          <w:szCs w:val="24"/>
-          <w:lang w:val="en-US" w:eastAsia="ru-RU"/>
-        </w:rPr>
-      </w:pPr>
-      <w:r>
-        <w:rPr>
-          <w:rFonts w:ascii="Arial" w:eastAsia="Times New Roman" w:hAnsi="Arial" w:cs="Arial"/>
-          <w:color w:val="000000"/>
+          <w:sz w:val="24"/>
+          <w:szCs w:val="24"/>
+          <w:lang w:val="en-US" w:eastAsia="ru-RU"/>
+        </w:rPr>
+      </w:pPr>
+      <w:r>
+        <w:rPr>
+          <w:rFonts w:ascii="Arial" w:eastAsia="Times New Roman" w:hAnsi="Arial" w:cs="Arial"/>
           <w:sz w:val="24"/>
           <w:szCs w:val="24"/>
           <w:lang w:val="en-US" w:eastAsia="ru-RU"/>
@@ -1428,16 +1894,14 @@
         <w:spacing w:after="0" w:line="240" w:lineRule="auto"/>
         <w:rPr>
           <w:rFonts w:ascii="Arial" w:eastAsia="Times New Roman" w:hAnsi="Arial" w:cs="Arial"/>
-          <w:color w:val="000000"/>
-          <w:sz w:val="24"/>
-          <w:szCs w:val="24"/>
-          <w:lang w:val="en-US" w:eastAsia="ru-RU"/>
-        </w:rPr>
-      </w:pPr>
-      <w:r>
-        <w:rPr>
-          <w:rFonts w:ascii="Arial" w:eastAsia="Times New Roman" w:hAnsi="Arial" w:cs="Arial"/>
-          <w:color w:val="000000"/>
+          <w:sz w:val="24"/>
+          <w:szCs w:val="24"/>
+          <w:lang w:val="en-US" w:eastAsia="ru-RU"/>
+        </w:rPr>
+      </w:pPr>
+      <w:r>
+        <w:rPr>
+          <w:rFonts w:ascii="Arial" w:eastAsia="Times New Roman" w:hAnsi="Arial" w:cs="Arial"/>
           <w:sz w:val="24"/>
           <w:szCs w:val="24"/>
           <w:lang w:val="en-US" w:eastAsia="ru-RU"/>
@@ -1455,16 +1919,14 @@
         <w:spacing w:after="0" w:line="240" w:lineRule="auto"/>
         <w:rPr>
           <w:rFonts w:ascii="Arial" w:eastAsia="Times New Roman" w:hAnsi="Arial" w:cs="Arial"/>
-          <w:color w:val="000000"/>
-          <w:sz w:val="24"/>
-          <w:szCs w:val="24"/>
-          <w:lang w:val="en-US" w:eastAsia="ru-RU"/>
-        </w:rPr>
-      </w:pPr>
-      <w:r>
-        <w:rPr>
-          <w:rFonts w:ascii="Arial" w:eastAsia="Times New Roman" w:hAnsi="Arial" w:cs="Arial"/>
-          <w:color w:val="000000"/>
+          <w:sz w:val="24"/>
+          <w:szCs w:val="24"/>
+          <w:lang w:val="en-US" w:eastAsia="ru-RU"/>
+        </w:rPr>
+      </w:pPr>
+      <w:r>
+        <w:rPr>
+          <w:rFonts w:ascii="Arial" w:eastAsia="Times New Roman" w:hAnsi="Arial" w:cs="Arial"/>
           <w:sz w:val="24"/>
           <w:szCs w:val="24"/>
           <w:lang w:val="en-US" w:eastAsia="ru-RU"/>
@@ -1482,16 +1944,14 @@
         <w:spacing w:after="0" w:line="240" w:lineRule="auto"/>
         <w:rPr>
           <w:rFonts w:ascii="Arial" w:eastAsia="Times New Roman" w:hAnsi="Arial" w:cs="Arial"/>
-          <w:color w:val="000000"/>
-          <w:sz w:val="24"/>
-          <w:szCs w:val="24"/>
-          <w:lang w:val="en-US" w:eastAsia="ru-RU"/>
-        </w:rPr>
-      </w:pPr>
-      <w:r>
-        <w:rPr>
-          <w:rFonts w:ascii="Arial" w:eastAsia="Times New Roman" w:hAnsi="Arial" w:cs="Arial"/>
-          <w:color w:val="000000"/>
+          <w:sz w:val="24"/>
+          <w:szCs w:val="24"/>
+          <w:lang w:val="en-US" w:eastAsia="ru-RU"/>
+        </w:rPr>
+      </w:pPr>
+      <w:r>
+        <w:rPr>
+          <w:rFonts w:ascii="Arial" w:eastAsia="Times New Roman" w:hAnsi="Arial" w:cs="Arial"/>
           <w:sz w:val="24"/>
           <w:szCs w:val="24"/>
           <w:lang w:val="en-US" w:eastAsia="ru-RU"/>
@@ -1504,7 +1964,6 @@
         <w:spacing w:after="0" w:line="240" w:lineRule="auto"/>
         <w:rPr>
           <w:rFonts w:ascii="Arial" w:eastAsia="Times New Roman" w:hAnsi="Arial" w:cs="Arial"/>
-          <w:color w:val="000000"/>
           <w:sz w:val="24"/>
           <w:szCs w:val="24"/>
           <w:lang w:val="en-US" w:eastAsia="ru-RU"/>
@@ -1516,16 +1975,14 @@
         <w:spacing w:after="0" w:line="240" w:lineRule="auto"/>
         <w:rPr>
           <w:rFonts w:ascii="Arial" w:eastAsia="Times New Roman" w:hAnsi="Arial" w:cs="Arial"/>
-          <w:color w:val="000000"/>
-          <w:sz w:val="24"/>
-          <w:szCs w:val="24"/>
-          <w:lang w:val="en-US" w:eastAsia="ru-RU"/>
-        </w:rPr>
-      </w:pPr>
-      <w:r>
-        <w:rPr>
-          <w:rFonts w:ascii="Arial" w:eastAsia="Times New Roman" w:hAnsi="Arial" w:cs="Arial"/>
-          <w:color w:val="000000"/>
+          <w:sz w:val="24"/>
+          <w:szCs w:val="24"/>
+          <w:lang w:val="en-US" w:eastAsia="ru-RU"/>
+        </w:rPr>
+      </w:pPr>
+      <w:r>
+        <w:rPr>
+          <w:rFonts w:ascii="Arial" w:eastAsia="Times New Roman" w:hAnsi="Arial" w:cs="Arial"/>
           <w:sz w:val="24"/>
           <w:szCs w:val="24"/>
           <w:lang w:val="en-US" w:eastAsia="ru-RU"/>
@@ -1536,7 +1993,6 @@
         <w:rPr>
           <w:rFonts w:ascii="Arial" w:eastAsia="Times New Roman" w:hAnsi="Arial" w:cs="Arial"/>
           <w:b/>
-          <w:color w:val="000000"/>
           <w:sz w:val="24"/>
           <w:szCs w:val="24"/>
           <w:lang w:val="en-US" w:eastAsia="ru-RU"/>
@@ -1546,7 +2002,6 @@
       <w:r>
         <w:rPr>
           <w:rFonts w:ascii="Arial" w:eastAsia="Times New Roman" w:hAnsi="Arial" w:cs="Arial"/>
-          <w:color w:val="000000"/>
           <w:sz w:val="24"/>
           <w:szCs w:val="24"/>
           <w:lang w:val="en-US" w:eastAsia="ru-RU"/>
@@ -1557,7 +2012,6 @@
       <w:r>
         <w:rPr>
           <w:rFonts w:ascii="Arial" w:eastAsia="Times New Roman" w:hAnsi="Arial" w:cs="Arial"/>
-          <w:color w:val="000000"/>
           <w:sz w:val="24"/>
           <w:szCs w:val="24"/>
           <w:lang w:val="en-US" w:eastAsia="ru-RU"/>
@@ -1568,7 +2022,6 @@
       <w:r>
         <w:rPr>
           <w:rFonts w:ascii="Arial" w:eastAsia="Times New Roman" w:hAnsi="Arial" w:cs="Arial"/>
-          <w:color w:val="000000"/>
           <w:sz w:val="24"/>
           <w:szCs w:val="24"/>
           <w:lang w:val="en-US" w:eastAsia="ru-RU"/>
@@ -1578,7 +2031,6 @@
       <w:r>
         <w:rPr>
           <w:rFonts w:ascii="Arial" w:eastAsia="Times New Roman" w:hAnsi="Arial" w:cs="Arial"/>
-          <w:color w:val="000000"/>
           <w:sz w:val="24"/>
           <w:szCs w:val="24"/>
           <w:lang w:val="en-US" w:eastAsia="ru-RU"/>
@@ -1591,7 +2043,6 @@
       <w:r>
         <w:rPr>
           <w:rFonts w:ascii="Arial" w:eastAsia="Times New Roman" w:hAnsi="Arial" w:cs="Arial"/>
-          <w:color w:val="000000"/>
           <w:sz w:val="24"/>
           <w:szCs w:val="24"/>
           <w:lang w:val="en-US" w:eastAsia="ru-RU"/>
@@ -1603,7 +2054,6 @@
       <w:r>
         <w:rPr>
           <w:rFonts w:ascii="Arial" w:eastAsia="Times New Roman" w:hAnsi="Arial" w:cs="Arial"/>
-          <w:color w:val="000000"/>
           <w:sz w:val="24"/>
           <w:szCs w:val="24"/>
           <w:lang w:val="en-US" w:eastAsia="ru-RU"/>
@@ -1620,16 +2070,14 @@
         <w:spacing w:after="0" w:afterAutospacing="1" w:line="240" w:lineRule="auto"/>
         <w:rPr>
           <w:rFonts w:ascii="Arial" w:eastAsia="Times New Roman" w:hAnsi="Arial" w:cs="Arial"/>
-          <w:color w:val="000000"/>
-          <w:sz w:val="24"/>
-          <w:szCs w:val="24"/>
-          <w:lang w:val="en-US" w:eastAsia="ru-RU"/>
-        </w:rPr>
-      </w:pPr>
-      <w:r>
-        <w:rPr>
-          <w:rFonts w:ascii="Arial" w:eastAsia="Times New Roman" w:hAnsi="Arial" w:cs="Arial"/>
-          <w:color w:val="000000"/>
+          <w:sz w:val="24"/>
+          <w:szCs w:val="24"/>
+          <w:lang w:val="en-US" w:eastAsia="ru-RU"/>
+        </w:rPr>
+      </w:pPr>
+      <w:r>
+        <w:rPr>
+          <w:rFonts w:ascii="Arial" w:eastAsia="Times New Roman" w:hAnsi="Arial" w:cs="Arial"/>
           <w:sz w:val="24"/>
           <w:szCs w:val="24"/>
           <w:lang w:val="en-US" w:eastAsia="ru-RU"/>
@@ -1642,16 +2090,14 @@
         <w:spacing w:after="0" w:line="240" w:lineRule="auto"/>
         <w:rPr>
           <w:rFonts w:ascii="Arial" w:eastAsia="Times New Roman" w:hAnsi="Arial" w:cs="Arial"/>
-          <w:color w:val="000000"/>
-          <w:sz w:val="24"/>
-          <w:szCs w:val="24"/>
-          <w:lang w:val="en-US" w:eastAsia="ru-RU"/>
-        </w:rPr>
-      </w:pPr>
-      <w:r>
-        <w:rPr>
-          <w:rFonts w:ascii="Arial" w:eastAsia="Times New Roman" w:hAnsi="Arial" w:cs="Arial"/>
-          <w:color w:val="000000"/>
+          <w:sz w:val="24"/>
+          <w:szCs w:val="24"/>
+          <w:lang w:val="en-US" w:eastAsia="ru-RU"/>
+        </w:rPr>
+      </w:pPr>
+      <w:r>
+        <w:rPr>
+          <w:rFonts w:ascii="Arial" w:eastAsia="Times New Roman" w:hAnsi="Arial" w:cs="Arial"/>
           <w:sz w:val="24"/>
           <w:szCs w:val="24"/>
           <w:lang w:val="en-US" w:eastAsia="ru-RU"/>
@@ -1668,16 +2114,14 @@
         <w:spacing w:after="0" w:afterAutospacing="1" w:line="240" w:lineRule="auto"/>
         <w:rPr>
           <w:rFonts w:ascii="Arial" w:eastAsia="Times New Roman" w:hAnsi="Arial" w:cs="Arial"/>
-          <w:color w:val="000000"/>
-          <w:sz w:val="24"/>
-          <w:szCs w:val="24"/>
-          <w:lang w:val="en-US" w:eastAsia="ru-RU"/>
-        </w:rPr>
-      </w:pPr>
-      <w:r>
-        <w:rPr>
-          <w:rFonts w:ascii="Arial" w:eastAsia="Times New Roman" w:hAnsi="Arial" w:cs="Arial"/>
-          <w:color w:val="000000"/>
+          <w:sz w:val="24"/>
+          <w:szCs w:val="24"/>
+          <w:lang w:val="en-US" w:eastAsia="ru-RU"/>
+        </w:rPr>
+      </w:pPr>
+      <w:r>
+        <w:rPr>
+          <w:rFonts w:ascii="Arial" w:eastAsia="Times New Roman" w:hAnsi="Arial" w:cs="Arial"/>
           <w:sz w:val="24"/>
           <w:szCs w:val="24"/>
           <w:lang w:val="en-US" w:eastAsia="ru-RU"/>
@@ -1690,31 +2134,19 @@
         <w:spacing w:after="0" w:line="240" w:lineRule="auto"/>
         <w:rPr>
           <w:rFonts w:ascii="Arial" w:eastAsia="Times New Roman" w:hAnsi="Arial" w:cs="Arial"/>
-          <w:color w:val="000000"/>
-          <w:sz w:val="24"/>
-          <w:szCs w:val="24"/>
-          <w:lang w:val="en-US" w:eastAsia="ru-RU"/>
-        </w:rPr>
-      </w:pPr>
-      <w:r>
-        <w:rPr>
-          <w:rFonts w:ascii="Arial" w:eastAsia="Times New Roman" w:hAnsi="Arial" w:cs="Arial"/>
-          <w:color w:val="000000"/>
-          <w:sz w:val="24"/>
-          <w:szCs w:val="24"/>
-          <w:lang w:val="en-US" w:eastAsia="ru-RU"/>
-        </w:rPr>
-        <w:t>Analogy: Eating at a restaurant — you just order and eat.</w:t>
-      </w:r>
-      <w:r>
-        <w:rPr>
-          <w:rFonts w:ascii="Arial" w:eastAsia="Times New Roman" w:hAnsi="Arial" w:cs="Arial"/>
-          <w:color w:val="000000"/>
-          <w:sz w:val="24"/>
-          <w:szCs w:val="24"/>
-          <w:lang w:val="en-US" w:eastAsia="ru-RU"/>
-        </w:rPr>
-        <w:t xml:space="preserve"> </w:t>
+          <w:sz w:val="24"/>
+          <w:szCs w:val="24"/>
+          <w:lang w:val="en-US" w:eastAsia="ru-RU"/>
+        </w:rPr>
+      </w:pPr>
+      <w:r>
+        <w:rPr>
+          <w:rFonts w:ascii="Arial" w:eastAsia="Times New Roman" w:hAnsi="Arial" w:cs="Arial"/>
+          <w:sz w:val="24"/>
+          <w:szCs w:val="24"/>
+          <w:lang w:val="en-US" w:eastAsia="ru-RU"/>
+        </w:rPr>
+        <w:t xml:space="preserve">Analogy: Eating at a restaurant — you just order and eat. </w:t>
       </w:r>
     </w:p>
     <w:p>
@@ -1722,7 +2154,6 @@
         <w:spacing w:after="0" w:line="240" w:lineRule="auto"/>
         <w:rPr>
           <w:rFonts w:ascii="Arial" w:eastAsia="Times New Roman" w:hAnsi="Arial" w:cs="Arial"/>
-          <w:color w:val="000000"/>
           <w:sz w:val="24"/>
           <w:szCs w:val="24"/>
           <w:lang w:val="en-US" w:eastAsia="ru-RU"/>
@@ -1740,16 +2171,14 @@
         <w:jc w:val="both"/>
         <w:rPr>
           <w:rFonts w:ascii="Arial" w:eastAsia="Times New Roman" w:hAnsi="Arial" w:cs="Arial"/>
-          <w:color w:val="000000"/>
-          <w:sz w:val="24"/>
-          <w:szCs w:val="24"/>
-          <w:lang w:val="en-US" w:eastAsia="ru-RU"/>
-        </w:rPr>
-      </w:pPr>
-      <w:r>
-        <w:rPr>
-          <w:rFonts w:ascii="Arial" w:eastAsia="Times New Roman" w:hAnsi="Arial" w:cs="Arial"/>
-          <w:color w:val="000000"/>
+          <w:sz w:val="24"/>
+          <w:szCs w:val="24"/>
+          <w:lang w:val="en-US" w:eastAsia="ru-RU"/>
+        </w:rPr>
+      </w:pPr>
+      <w:r>
+        <w:rPr>
+          <w:rFonts w:ascii="Arial" w:eastAsia="Times New Roman" w:hAnsi="Arial" w:cs="Arial"/>
           <w:sz w:val="24"/>
           <w:szCs w:val="24"/>
           <w:lang w:val="en-US" w:eastAsia="ru-RU"/>
@@ -1768,16 +2197,14 @@
         <w:jc w:val="both"/>
         <w:rPr>
           <w:rFonts w:ascii="Arial" w:eastAsia="Times New Roman" w:hAnsi="Arial" w:cs="Arial"/>
-          <w:color w:val="000000"/>
-          <w:sz w:val="24"/>
-          <w:szCs w:val="24"/>
-          <w:lang w:val="en-US" w:eastAsia="ru-RU"/>
-        </w:rPr>
-      </w:pPr>
-      <w:r>
-        <w:rPr>
-          <w:rFonts w:ascii="Arial" w:eastAsia="Times New Roman" w:hAnsi="Arial" w:cs="Arial"/>
-          <w:color w:val="000000"/>
+          <w:sz w:val="24"/>
+          <w:szCs w:val="24"/>
+          <w:lang w:val="en-US" w:eastAsia="ru-RU"/>
+        </w:rPr>
+      </w:pPr>
+      <w:r>
+        <w:rPr>
+          <w:rFonts w:ascii="Arial" w:eastAsia="Times New Roman" w:hAnsi="Arial" w:cs="Arial"/>
           <w:sz w:val="24"/>
           <w:szCs w:val="24"/>
           <w:lang w:val="en-US" w:eastAsia="ru-RU"/>
@@ -1796,16 +2223,14 @@
         <w:jc w:val="both"/>
         <w:rPr>
           <w:rFonts w:ascii="Arial" w:eastAsia="Times New Roman" w:hAnsi="Arial" w:cs="Arial"/>
-          <w:color w:val="000000"/>
-          <w:sz w:val="24"/>
-          <w:szCs w:val="24"/>
-          <w:lang w:val="en-US" w:eastAsia="ru-RU"/>
-        </w:rPr>
-      </w:pPr>
-      <w:r>
-        <w:rPr>
-          <w:rFonts w:ascii="Arial" w:eastAsia="Times New Roman" w:hAnsi="Arial" w:cs="Arial"/>
-          <w:color w:val="000000"/>
+          <w:sz w:val="24"/>
+          <w:szCs w:val="24"/>
+          <w:lang w:val="en-US" w:eastAsia="ru-RU"/>
+        </w:rPr>
+      </w:pPr>
+      <w:r>
+        <w:rPr>
+          <w:rFonts w:ascii="Arial" w:eastAsia="Times New Roman" w:hAnsi="Arial" w:cs="Arial"/>
           <w:sz w:val="24"/>
           <w:szCs w:val="24"/>
           <w:lang w:val="en-US" w:eastAsia="ru-RU"/>
@@ -1824,16 +2249,14 @@
         <w:jc w:val="both"/>
         <w:rPr>
           <w:rFonts w:ascii="Arial" w:eastAsia="Times New Roman" w:hAnsi="Arial" w:cs="Arial"/>
-          <w:color w:val="000000"/>
-          <w:sz w:val="24"/>
-          <w:szCs w:val="24"/>
-          <w:lang w:val="en-US" w:eastAsia="ru-RU"/>
-        </w:rPr>
-      </w:pPr>
-      <w:r>
-        <w:rPr>
-          <w:rFonts w:ascii="Arial" w:eastAsia="Times New Roman" w:hAnsi="Arial" w:cs="Arial"/>
-          <w:color w:val="000000"/>
+          <w:sz w:val="24"/>
+          <w:szCs w:val="24"/>
+          <w:lang w:val="en-US" w:eastAsia="ru-RU"/>
+        </w:rPr>
+      </w:pPr>
+      <w:r>
+        <w:rPr>
+          <w:rFonts w:ascii="Arial" w:eastAsia="Times New Roman" w:hAnsi="Arial" w:cs="Arial"/>
           <w:sz w:val="24"/>
           <w:szCs w:val="24"/>
           <w:lang w:val="en-US" w:eastAsia="ru-RU"/>
@@ -1846,7 +2269,6 @@
         <w:spacing w:after="0" w:line="240" w:lineRule="auto"/>
         <w:rPr>
           <w:rFonts w:ascii="Arial" w:eastAsia="Times New Roman" w:hAnsi="Arial" w:cs="Arial"/>
-          <w:color w:val="000000"/>
           <w:sz w:val="24"/>
           <w:szCs w:val="24"/>
           <w:lang w:val="en-US" w:eastAsia="ru-RU"/>
@@ -1858,16 +2280,14 @@
         <w:spacing w:after="0" w:line="240" w:lineRule="auto"/>
         <w:rPr>
           <w:rFonts w:ascii="Arial" w:eastAsia="Times New Roman" w:hAnsi="Arial" w:cs="Arial"/>
-          <w:color w:val="000000"/>
-          <w:sz w:val="24"/>
-          <w:szCs w:val="24"/>
-          <w:lang w:val="en-US" w:eastAsia="ru-RU"/>
-        </w:rPr>
-      </w:pPr>
-      <w:r>
-        <w:rPr>
-          <w:rFonts w:ascii="Arial" w:eastAsia="Times New Roman" w:hAnsi="Arial" w:cs="Arial"/>
-          <w:color w:val="000000"/>
+          <w:sz w:val="24"/>
+          <w:szCs w:val="24"/>
+          <w:lang w:val="en-US" w:eastAsia="ru-RU"/>
+        </w:rPr>
+      </w:pPr>
+      <w:r>
+        <w:rPr>
+          <w:rFonts w:ascii="Arial" w:eastAsia="Times New Roman" w:hAnsi="Arial" w:cs="Arial"/>
           <w:sz w:val="24"/>
           <w:szCs w:val="24"/>
           <w:lang w:val="en-US" w:eastAsia="ru-RU"/>
@@ -1880,16 +2300,14 @@
         <w:spacing w:after="0" w:line="240" w:lineRule="auto"/>
         <w:rPr>
           <w:rFonts w:ascii="Arial" w:eastAsia="Times New Roman" w:hAnsi="Arial" w:cs="Arial"/>
-          <w:color w:val="000000"/>
-          <w:sz w:val="24"/>
-          <w:szCs w:val="24"/>
-          <w:lang w:val="en-US" w:eastAsia="ru-RU"/>
-        </w:rPr>
-      </w:pPr>
-      <w:r>
-        <w:rPr>
-          <w:rFonts w:ascii="Arial" w:eastAsia="Times New Roman" w:hAnsi="Arial" w:cs="Arial"/>
-          <w:color w:val="000000"/>
+          <w:sz w:val="24"/>
+          <w:szCs w:val="24"/>
+          <w:lang w:val="en-US" w:eastAsia="ru-RU"/>
+        </w:rPr>
+      </w:pPr>
+      <w:r>
+        <w:rPr>
+          <w:rFonts w:ascii="Arial" w:eastAsia="Times New Roman" w:hAnsi="Arial" w:cs="Arial"/>
           <w:sz w:val="24"/>
           <w:szCs w:val="24"/>
           <w:lang w:val="en-US" w:eastAsia="ru-RU"/>
@@ -1902,7 +2320,6 @@
         <w:spacing w:after="0" w:line="240" w:lineRule="auto"/>
         <w:rPr>
           <w:rFonts w:ascii="Arial" w:eastAsia="Times New Roman" w:hAnsi="Arial" w:cs="Arial"/>
-          <w:color w:val="000000"/>
           <w:sz w:val="24"/>
           <w:szCs w:val="24"/>
           <w:lang w:val="en-US" w:eastAsia="ru-RU"/>
@@ -1914,16 +2331,14 @@
         <w:spacing w:after="0" w:line="240" w:lineRule="auto"/>
         <w:rPr>
           <w:rFonts w:ascii="Arial" w:eastAsia="Times New Roman" w:hAnsi="Arial" w:cs="Arial"/>
-          <w:color w:val="000000"/>
-          <w:sz w:val="24"/>
-          <w:szCs w:val="24"/>
-          <w:lang w:val="en-US" w:eastAsia="ru-RU"/>
-        </w:rPr>
-      </w:pPr>
-      <w:r>
-        <w:rPr>
-          <w:rFonts w:ascii="Arial" w:eastAsia="Times New Roman" w:hAnsi="Arial" w:cs="Arial"/>
-          <w:color w:val="000000"/>
+          <w:sz w:val="24"/>
+          <w:szCs w:val="24"/>
+          <w:lang w:val="en-US" w:eastAsia="ru-RU"/>
+        </w:rPr>
+      </w:pPr>
+      <w:r>
+        <w:rPr>
+          <w:rFonts w:ascii="Arial" w:eastAsia="Times New Roman" w:hAnsi="Arial" w:cs="Arial"/>
           <w:sz w:val="24"/>
           <w:szCs w:val="24"/>
           <w:lang w:val="en-US" w:eastAsia="ru-RU"/>
@@ -1971,7 +2386,6 @@
               <w:jc w:val="center"/>
               <w:rPr>
                 <w:rFonts w:ascii="Arial" w:eastAsia="Times New Roman" w:hAnsi="Arial" w:cs="Arial"/>
-                <w:color w:val="000000"/>
                 <w:sz w:val="24"/>
                 <w:szCs w:val="24"/>
                 <w:lang w:val="en-US" w:eastAsia="ru-RU"/>
@@ -1980,7 +2394,6 @@
             <w:r>
               <w:rPr>
                 <w:rFonts w:ascii="Arial" w:eastAsia="Times New Roman" w:hAnsi="Arial" w:cs="Arial"/>
-                <w:color w:val="000000"/>
                 <w:sz w:val="24"/>
                 <w:szCs w:val="24"/>
                 <w:lang w:val="en-US" w:eastAsia="ru-RU"/>
@@ -2003,7 +2416,6 @@
               <w:jc w:val="center"/>
               <w:rPr>
                 <w:rFonts w:ascii="Arial" w:eastAsia="Times New Roman" w:hAnsi="Arial" w:cs="Arial"/>
-                <w:color w:val="000000"/>
                 <w:sz w:val="24"/>
                 <w:szCs w:val="24"/>
                 <w:lang w:val="en-US" w:eastAsia="ru-RU"/>
@@ -2012,7 +2424,6 @@
             <w:r>
               <w:rPr>
                 <w:rFonts w:ascii="Arial" w:eastAsia="Times New Roman" w:hAnsi="Arial" w:cs="Arial"/>
-                <w:color w:val="000000"/>
                 <w:sz w:val="24"/>
                 <w:szCs w:val="24"/>
                 <w:lang w:val="en-US" w:eastAsia="ru-RU"/>
@@ -2035,7 +2446,6 @@
               <w:jc w:val="center"/>
               <w:rPr>
                 <w:rFonts w:ascii="Arial" w:eastAsia="Times New Roman" w:hAnsi="Arial" w:cs="Arial"/>
-                <w:color w:val="000000"/>
                 <w:sz w:val="24"/>
                 <w:szCs w:val="24"/>
                 <w:lang w:val="en-US" w:eastAsia="ru-RU"/>
@@ -2044,7 +2454,6 @@
             <w:r>
               <w:rPr>
                 <w:rFonts w:ascii="Arial" w:eastAsia="Times New Roman" w:hAnsi="Arial" w:cs="Arial"/>
-                <w:color w:val="000000"/>
                 <w:sz w:val="24"/>
                 <w:szCs w:val="24"/>
                 <w:lang w:val="en-US" w:eastAsia="ru-RU"/>
@@ -2067,7 +2476,6 @@
               <w:jc w:val="center"/>
               <w:rPr>
                 <w:rFonts w:ascii="Arial" w:eastAsia="Times New Roman" w:hAnsi="Arial" w:cs="Arial"/>
-                <w:color w:val="000000"/>
                 <w:sz w:val="24"/>
                 <w:szCs w:val="24"/>
                 <w:lang w:val="en-US" w:eastAsia="ru-RU"/>
@@ -2076,7 +2484,6 @@
             <w:r>
               <w:rPr>
                 <w:rFonts w:ascii="Arial" w:eastAsia="Times New Roman" w:hAnsi="Arial" w:cs="Arial"/>
-                <w:color w:val="000000"/>
                 <w:sz w:val="24"/>
                 <w:szCs w:val="24"/>
                 <w:lang w:val="en-US" w:eastAsia="ru-RU"/>
@@ -2099,7 +2506,6 @@
               <w:spacing w:after="0" w:line="240" w:lineRule="auto"/>
               <w:rPr>
                 <w:rFonts w:ascii="Arial" w:eastAsia="Times New Roman" w:hAnsi="Arial" w:cs="Arial"/>
-                <w:color w:val="000000"/>
                 <w:sz w:val="24"/>
                 <w:szCs w:val="24"/>
                 <w:lang w:val="en-US" w:eastAsia="ru-RU"/>
@@ -2108,7 +2514,6 @@
             <w:r>
               <w:rPr>
                 <w:rFonts w:ascii="Arial" w:eastAsia="Times New Roman" w:hAnsi="Arial" w:cs="Arial"/>
-                <w:color w:val="000000"/>
                 <w:sz w:val="24"/>
                 <w:szCs w:val="24"/>
                 <w:lang w:val="en-US" w:eastAsia="ru-RU"/>
@@ -2129,7 +2534,6 @@
               <w:spacing w:after="0" w:line="240" w:lineRule="auto"/>
               <w:rPr>
                 <w:rFonts w:ascii="Arial" w:eastAsia="Times New Roman" w:hAnsi="Arial" w:cs="Arial"/>
-                <w:color w:val="000000"/>
                 <w:sz w:val="24"/>
                 <w:szCs w:val="24"/>
                 <w:lang w:val="en-US" w:eastAsia="ru-RU"/>
@@ -2138,7 +2542,6 @@
             <w:r>
               <w:rPr>
                 <w:rFonts w:ascii="Arial" w:eastAsia="Times New Roman" w:hAnsi="Arial" w:cs="Arial"/>
-                <w:color w:val="000000"/>
                 <w:sz w:val="24"/>
                 <w:szCs w:val="24"/>
                 <w:lang w:val="en-US" w:eastAsia="ru-RU"/>
@@ -2159,7 +2562,6 @@
               <w:spacing w:after="0" w:line="240" w:lineRule="auto"/>
               <w:rPr>
                 <w:rFonts w:ascii="Arial" w:eastAsia="Times New Roman" w:hAnsi="Arial" w:cs="Arial"/>
-                <w:color w:val="000000"/>
                 <w:sz w:val="24"/>
                 <w:szCs w:val="24"/>
                 <w:lang w:val="en-US" w:eastAsia="ru-RU"/>
@@ -2168,7 +2570,6 @@
             <w:r>
               <w:rPr>
                 <w:rFonts w:ascii="Arial" w:eastAsia="Times New Roman" w:hAnsi="Arial" w:cs="Arial"/>
-                <w:color w:val="000000"/>
                 <w:sz w:val="24"/>
                 <w:szCs w:val="24"/>
                 <w:lang w:val="en-US" w:eastAsia="ru-RU"/>
@@ -2179,7 +2580,6 @@
             <w:r>
               <w:rPr>
                 <w:rFonts w:ascii="Arial" w:eastAsia="Times New Roman" w:hAnsi="Arial" w:cs="Arial"/>
-                <w:color w:val="000000"/>
                 <w:sz w:val="24"/>
                 <w:szCs w:val="24"/>
                 <w:lang w:val="en-US" w:eastAsia="ru-RU"/>
@@ -2201,7 +2601,6 @@
               <w:spacing w:after="0" w:line="240" w:lineRule="auto"/>
               <w:rPr>
                 <w:rFonts w:ascii="Arial" w:eastAsia="Times New Roman" w:hAnsi="Arial" w:cs="Arial"/>
-                <w:color w:val="000000"/>
                 <w:sz w:val="24"/>
                 <w:szCs w:val="24"/>
                 <w:lang w:val="en-US" w:eastAsia="ru-RU"/>
@@ -2210,7 +2609,6 @@
             <w:r>
               <w:rPr>
                 <w:rFonts w:ascii="Arial" w:eastAsia="Times New Roman" w:hAnsi="Arial" w:cs="Arial"/>
-                <w:color w:val="000000"/>
                 <w:sz w:val="24"/>
                 <w:szCs w:val="24"/>
                 <w:lang w:val="en-US" w:eastAsia="ru-RU"/>
@@ -2233,7 +2631,6 @@
               <w:spacing w:after="0" w:line="240" w:lineRule="auto"/>
               <w:rPr>
                 <w:rFonts w:ascii="Arial" w:eastAsia="Times New Roman" w:hAnsi="Arial" w:cs="Arial"/>
-                <w:color w:val="000000"/>
                 <w:sz w:val="24"/>
                 <w:szCs w:val="24"/>
                 <w:lang w:val="en-US" w:eastAsia="ru-RU"/>
@@ -2242,7 +2639,6 @@
             <w:r>
               <w:rPr>
                 <w:rFonts w:ascii="Arial" w:eastAsia="Times New Roman" w:hAnsi="Arial" w:cs="Arial"/>
-                <w:color w:val="000000"/>
                 <w:sz w:val="24"/>
                 <w:szCs w:val="24"/>
                 <w:lang w:val="en-US" w:eastAsia="ru-RU"/>
@@ -2263,7 +2659,6 @@
               <w:spacing w:after="0" w:line="240" w:lineRule="auto"/>
               <w:rPr>
                 <w:rFonts w:ascii="Arial" w:eastAsia="Times New Roman" w:hAnsi="Arial" w:cs="Arial"/>
-                <w:color w:val="000000"/>
                 <w:sz w:val="24"/>
                 <w:szCs w:val="24"/>
                 <w:lang w:val="en-US" w:eastAsia="ru-RU"/>
@@ -2272,7 +2667,6 @@
             <w:r>
               <w:rPr>
                 <w:rFonts w:ascii="Arial" w:eastAsia="Times New Roman" w:hAnsi="Arial" w:cs="Arial"/>
-                <w:color w:val="000000"/>
                 <w:sz w:val="24"/>
                 <w:szCs w:val="24"/>
                 <w:lang w:val="en-US" w:eastAsia="ru-RU"/>
@@ -2293,7 +2687,6 @@
               <w:spacing w:after="0" w:line="240" w:lineRule="auto"/>
               <w:rPr>
                 <w:rFonts w:ascii="Arial" w:eastAsia="Times New Roman" w:hAnsi="Arial" w:cs="Arial"/>
-                <w:color w:val="000000"/>
                 <w:sz w:val="24"/>
                 <w:szCs w:val="24"/>
                 <w:lang w:val="en-US" w:eastAsia="ru-RU"/>
@@ -2302,7 +2695,6 @@
             <w:r>
               <w:rPr>
                 <w:rFonts w:ascii="Arial" w:eastAsia="Times New Roman" w:hAnsi="Arial" w:cs="Arial"/>
-                <w:color w:val="000000"/>
                 <w:sz w:val="24"/>
                 <w:szCs w:val="24"/>
                 <w:lang w:val="en-US" w:eastAsia="ru-RU"/>
@@ -2323,7 +2715,6 @@
               <w:spacing w:after="0" w:line="240" w:lineRule="auto"/>
               <w:rPr>
                 <w:rFonts w:ascii="Arial" w:eastAsia="Times New Roman" w:hAnsi="Arial" w:cs="Arial"/>
-                <w:color w:val="000000"/>
                 <w:sz w:val="24"/>
                 <w:szCs w:val="24"/>
                 <w:lang w:val="en-US" w:eastAsia="ru-RU"/>
@@ -2332,7 +2723,6 @@
             <w:r>
               <w:rPr>
                 <w:rFonts w:ascii="Arial" w:eastAsia="Times New Roman" w:hAnsi="Arial" w:cs="Arial"/>
-                <w:color w:val="000000"/>
                 <w:sz w:val="24"/>
                 <w:szCs w:val="24"/>
                 <w:lang w:val="en-US" w:eastAsia="ru-RU"/>
@@ -2355,7 +2745,6 @@
               <w:spacing w:after="0" w:line="240" w:lineRule="auto"/>
               <w:rPr>
                 <w:rFonts w:ascii="Arial" w:eastAsia="Times New Roman" w:hAnsi="Arial" w:cs="Arial"/>
-                <w:color w:val="000000"/>
                 <w:sz w:val="24"/>
                 <w:szCs w:val="24"/>
                 <w:lang w:val="en-US" w:eastAsia="ru-RU"/>
@@ -2364,11 +2753,11 @@
             <w:r>
               <w:rPr>
                 <w:rFonts w:ascii="Arial" w:eastAsia="Times New Roman" w:hAnsi="Arial" w:cs="Arial"/>
-                <w:color w:val="000000"/>
                 <w:sz w:val="24"/>
                 <w:szCs w:val="24"/>
                 <w:lang w:val="en-US" w:eastAsia="ru-RU"/>
               </w:rPr>
+              <w:lastRenderedPageBreak/>
               <w:t>SaaS</w:t>
             </w:r>
           </w:p>
@@ -2385,7 +2774,6 @@
               <w:spacing w:after="0" w:line="240" w:lineRule="auto"/>
               <w:rPr>
                 <w:rFonts w:ascii="Arial" w:eastAsia="Times New Roman" w:hAnsi="Arial" w:cs="Arial"/>
-                <w:color w:val="000000"/>
                 <w:sz w:val="24"/>
                 <w:szCs w:val="24"/>
                 <w:lang w:val="en-US" w:eastAsia="ru-RU"/>
@@ -2394,7 +2782,6 @@
             <w:r>
               <w:rPr>
                 <w:rFonts w:ascii="Arial" w:eastAsia="Times New Roman" w:hAnsi="Arial" w:cs="Arial"/>
-                <w:color w:val="000000"/>
                 <w:sz w:val="24"/>
                 <w:szCs w:val="24"/>
                 <w:lang w:val="en-US" w:eastAsia="ru-RU"/>
@@ -2415,7 +2802,6 @@
               <w:spacing w:after="0" w:line="240" w:lineRule="auto"/>
               <w:rPr>
                 <w:rFonts w:ascii="Arial" w:eastAsia="Times New Roman" w:hAnsi="Arial" w:cs="Arial"/>
-                <w:color w:val="000000"/>
                 <w:sz w:val="24"/>
                 <w:szCs w:val="24"/>
                 <w:lang w:val="en-US" w:eastAsia="ru-RU"/>
@@ -2424,7 +2810,6 @@
             <w:r>
               <w:rPr>
                 <w:rFonts w:ascii="Arial" w:eastAsia="Times New Roman" w:hAnsi="Arial" w:cs="Arial"/>
-                <w:color w:val="000000"/>
                 <w:sz w:val="24"/>
                 <w:szCs w:val="24"/>
                 <w:lang w:val="en-US" w:eastAsia="ru-RU"/>
@@ -2445,7 +2830,6 @@
               <w:spacing w:after="0" w:line="240" w:lineRule="auto"/>
               <w:rPr>
                 <w:rFonts w:ascii="Arial" w:eastAsia="Times New Roman" w:hAnsi="Arial" w:cs="Arial"/>
-                <w:color w:val="000000"/>
                 <w:sz w:val="24"/>
                 <w:szCs w:val="24"/>
                 <w:lang w:val="en-US" w:eastAsia="ru-RU"/>
@@ -2454,7 +2838,6 @@
             <w:r>
               <w:rPr>
                 <w:rFonts w:ascii="Arial" w:eastAsia="Times New Roman" w:hAnsi="Arial" w:cs="Arial"/>
-                <w:color w:val="000000"/>
                 <w:sz w:val="24"/>
                 <w:szCs w:val="24"/>
                 <w:lang w:val="en-US" w:eastAsia="ru-RU"/>
@@ -2474,24 +2857,286 @@
     </w:p>
     <w:p>
       <w:pPr>
-        <w:rPr>
-          <w:lang w:val="en-US"/>
-        </w:rPr>
-      </w:pPr>
-      <w:r>
-        <w:rPr>
-          <w:lang w:val="en-US"/>
-        </w:rPr>
-        <w:br w:type="page"/>
-      </w:r>
-    </w:p>
-    <w:p>
-      <w:pPr>
         <w:pStyle w:val="1"/>
         <w:rPr>
           <w:lang w:val="en-US"/>
         </w:rPr>
       </w:pPr>
+      <w:r>
+        <w:rPr>
+          <w:lang w:val="en-US"/>
+        </w:rPr>
+        <w:t>Regions &amp; Availability zones</w:t>
+      </w:r>
+    </w:p>
+    <w:p>
+      <w:pPr>
+        <w:rPr>
+          <w:lang w:val="en-US"/>
+        </w:rPr>
+      </w:pPr>
+    </w:p>
+    <w:p>
+      <w:pPr>
+        <w:rPr>
+          <w:lang w:val="en-US"/>
+        </w:rPr>
+      </w:pPr>
+      <w:r>
+        <w:rPr>
+          <w:lang w:val="en-US"/>
+        </w:rPr>
+        <w:t>Regions = geographical regions that include availability zones.</w:t>
+      </w:r>
+    </w:p>
+    <w:p>
+      <w:pPr>
+        <w:rPr>
+          <w:lang w:val="en-US"/>
+        </w:rPr>
+      </w:pPr>
+      <w:r>
+        <w:rPr>
+          <w:lang w:val="en-US"/>
+        </w:rPr>
+        <w:t>Availability zones include datacenters.</w:t>
+      </w:r>
+    </w:p>
+    <w:p>
+      <w:pPr>
+        <w:rPr>
+          <w:lang w:val="en-US"/>
+        </w:rPr>
+      </w:pPr>
+    </w:p>
+    <w:p>
+      <w:pPr>
+        <w:rPr>
+          <w:lang w:val="en-US"/>
+        </w:rPr>
+      </w:pPr>
+      <w:r>
+        <w:rPr>
+          <w:lang w:val="en-US"/>
+        </w:rPr>
+        <w:t>Availability zones are typically separated by several kilometers, and usually are within 100 kilometers. This distance means they're close enough to have low-latency connections to other availability zones through a high-performance network. However, they're far enough apart to reduce the likelihood that more than one will be affected by local outages or weather.</w:t>
+      </w:r>
+    </w:p>
+    <w:p>
+      <w:pPr>
+        <w:rPr>
+          <w:b/>
+          <w:lang w:val="en-US"/>
+        </w:rPr>
+      </w:pPr>
+      <w:r>
+        <w:rPr>
+          <w:b/>
+          <w:lang w:val="en-US"/>
+        </w:rPr>
+        <w:t>T</w:t>
+      </w:r>
+      <w:r>
+        <w:rPr>
+          <w:b/>
+          <w:lang w:val="en-US"/>
+        </w:rPr>
+        <w:t>ypes of availability zone support</w:t>
+      </w:r>
+    </w:p>
+    <w:p>
+      <w:pPr>
+        <w:rPr>
+          <w:lang w:val="en-US"/>
+        </w:rPr>
+      </w:pPr>
+      <w:r>
+        <w:rPr>
+          <w:lang w:val="en-US"/>
+        </w:rPr>
+        <w:t>Azure services can provide two types of availability zone support: zone-redundant and zonal. Each service might support one or both types.</w:t>
+      </w:r>
+    </w:p>
+    <w:p>
+      <w:pPr>
+        <w:pStyle w:val="a7"/>
+        <w:numPr>
+          <w:ilvl w:val="0"/>
+          <w:numId w:val="28"/>
+        </w:numPr>
+        <w:ind w:left="426"/>
+        <w:rPr>
+          <w:lang w:val="en-US"/>
+        </w:rPr>
+      </w:pPr>
+      <w:r>
+        <w:rPr>
+          <w:lang w:val="en-US"/>
+        </w:rPr>
+        <w:t>Zone-redundant deployments: resources are replicated or distributed across multiple availability zones automatically. For example, zone-redundant data services replicate the data across multiple zones so that a failure in one zone doesn't affect the availability of the data. For some services you can select the set of zones that your resource uses, while in other services Microsoft selects the zones.</w:t>
+      </w:r>
+    </w:p>
+    <w:p>
+      <w:pPr>
+        <w:ind w:left="426"/>
+        <w:rPr>
+          <w:lang w:val="en-US"/>
+        </w:rPr>
+      </w:pPr>
+      <w:r>
+        <w:rPr>
+          <w:lang w:val="en-US"/>
+        </w:rPr>
+        <w:t>With zone-redundant deployments, Microsoft manages spreading requests across zones and the replication of data across zones. If an outage occurs in an availability zone, Microsoft manages failover to another zone automatically.</w:t>
+      </w:r>
+    </w:p>
+    <w:p>
+      <w:pPr>
+        <w:pStyle w:val="a7"/>
+        <w:numPr>
+          <w:ilvl w:val="0"/>
+          <w:numId w:val="28"/>
+        </w:numPr>
+        <w:ind w:left="426"/>
+        <w:rPr>
+          <w:lang w:val="en-US"/>
+        </w:rPr>
+      </w:pPr>
+      <w:r>
+        <w:rPr>
+          <w:lang w:val="en-US"/>
+        </w:rPr>
+        <w:t>Zonal deployments: A zonal resource is deployed to a single, self-selected availability zone. This approach doesn't provide a resiliency benefit, but it helps you to achieve more stringent latency or performance requirements. For example, virtual machines, managed disks, and standard IP addresses can be deployed zonally to the same zone.</w:t>
+      </w:r>
+    </w:p>
+    <w:p>
+      <w:pPr>
+        <w:ind w:left="426"/>
+        <w:rPr>
+          <w:lang w:val="en-US"/>
+        </w:rPr>
+      </w:pPr>
+      <w:r>
+        <w:rPr>
+          <w:lang w:val="en-US"/>
+        </w:rPr>
+        <w:t>To improve the resiliency of zonal resources, you need to design an architecture with separate resources in multiple availability zones within the region, but Microsoft doesn't manage the process for you. If an outage occurs in an availability zone, you're responsible for failover to another zone.</w:t>
+      </w:r>
+    </w:p>
+    <w:p>
+      <w:pPr>
+        <w:rPr>
+          <w:b/>
+          <w:lang w:val="en-US"/>
+        </w:rPr>
+      </w:pPr>
+      <w:r>
+        <w:rPr>
+          <w:b/>
+          <w:lang w:val="en-US"/>
+        </w:rPr>
+        <w:t>Inter-zone latency</w:t>
+      </w:r>
+    </w:p>
+    <w:p>
+      <w:pPr>
+        <w:rPr>
+          <w:lang w:val="en-US"/>
+        </w:rPr>
+      </w:pPr>
+      <w:r>
+        <w:rPr>
+          <w:lang w:val="en-US"/>
+        </w:rPr>
+        <w:t>Within each region, availability zones are connected through a high-performance network</w:t>
+      </w:r>
+      <w:r>
+        <w:rPr>
+          <w:lang w:val="en-US"/>
+        </w:rPr>
+        <w:t xml:space="preserve"> </w:t>
+      </w:r>
+      <w:r>
+        <w:rPr>
+          <w:lang w:val="en-US"/>
+        </w:rPr>
+        <w:t xml:space="preserve">with round-trip latency of less than approximately </w:t>
+      </w:r>
+      <w:r>
+        <w:rPr>
+          <w:b/>
+          <w:lang w:val="en-US"/>
+        </w:rPr>
+        <w:t>2 milliseconds</w:t>
+      </w:r>
+      <w:r>
+        <w:rPr>
+          <w:lang w:val="en-US"/>
+        </w:rPr>
+        <w:t xml:space="preserve">. </w:t>
+      </w:r>
+    </w:p>
+    <w:p>
+      <w:pPr>
+        <w:rPr>
+          <w:b/>
+          <w:lang w:val="en-US"/>
+        </w:rPr>
+      </w:pPr>
+      <w:r>
+        <w:rPr>
+          <w:b/>
+          <w:lang w:val="en-US"/>
+        </w:rPr>
+        <w:t>Availability zone architectural guidance</w:t>
+      </w:r>
+      <w:bookmarkStart w:id="2" w:name="_GoBack"/>
+      <w:bookmarkEnd w:id="2"/>
+    </w:p>
+    <w:p>
+      <w:pPr>
+        <w:pStyle w:val="a7"/>
+        <w:numPr>
+          <w:ilvl w:val="0"/>
+          <w:numId w:val="28"/>
+        </w:numPr>
+        <w:rPr>
+          <w:lang w:val="en-US"/>
+        </w:rPr>
+      </w:pPr>
+      <w:r>
+        <w:rPr>
+          <w:lang w:val="en-US"/>
+        </w:rPr>
+        <w:t>Production workloads should be configured to use multiple availability zones if the region they are in supports availability zones.</w:t>
+      </w:r>
+    </w:p>
+    <w:p>
+      <w:pPr>
+        <w:pStyle w:val="a7"/>
+        <w:numPr>
+          <w:ilvl w:val="0"/>
+          <w:numId w:val="28"/>
+        </w:numPr>
+        <w:rPr>
+          <w:lang w:val="en-US"/>
+        </w:rPr>
+      </w:pPr>
+      <w:r>
+        <w:rPr>
+          <w:lang w:val="en-US"/>
+        </w:rPr>
+        <w:t>For mission-critical workloads, you should consider a solution that is both multi-region and multi-zone.</w:t>
+      </w:r>
+    </w:p>
+    <w:p>
+      <w:pPr>
+        <w:pStyle w:val="1"/>
+        <w:rPr>
+          <w:lang w:val="en-US"/>
+        </w:rPr>
+      </w:pPr>
+      <w:bookmarkStart w:id="3" w:name="_Toc213345376"/>
       <w:r>
         <w:rPr>
           <w:lang w:val="en-US"/>
@@ -2506,6 +3151,7 @@
         </w:rPr>
         <w:t>basicst</w:t>
       </w:r>
+      <w:bookmarkEnd w:id="3"/>
       <w:proofErr w:type="spellEnd"/>
     </w:p>
     <w:p>
@@ -2599,12 +3245,14 @@
           <w:lang w:val="en-US"/>
         </w:rPr>
       </w:pPr>
+      <w:bookmarkStart w:id="4" w:name="_Toc213345377"/>
       <w:r>
         <w:rPr>
           <w:lang w:val="en-US"/>
         </w:rPr>
         <w:t>Basic Security Principles (Confidentiality, Integrity, Availability) – The CIA Triad in Azure</w:t>
       </w:r>
+      <w:bookmarkEnd w:id="4"/>
     </w:p>
     <w:p>
       <w:pPr>
@@ -3418,12 +4066,14 @@
           <w:lang w:val="en-US"/>
         </w:rPr>
       </w:pPr>
+      <w:bookmarkStart w:id="5" w:name="_Toc213345378"/>
       <w:r>
         <w:rPr>
           <w:lang w:val="en-US"/>
         </w:rPr>
         <w:t>Identity and Access Management (IAM) in Azure</w:t>
       </w:r>
+      <w:bookmarkEnd w:id="5"/>
     </w:p>
     <w:p>
       <w:pPr>
@@ -5149,28 +5799,28 @@
           <w:lang w:val="en-US"/>
         </w:rPr>
       </w:pPr>
+      <w:bookmarkStart w:id="6" w:name="_Toc213345379"/>
       <w:r>
         <w:rPr>
           <w:lang w:val="en-US"/>
         </w:rPr>
         <w:t>Data Encryption Practices in Azure</w:t>
       </w:r>
+      <w:bookmarkEnd w:id="6"/>
     </w:p>
     <w:p>
       <w:pPr>
         <w:spacing w:after="0" w:line="240" w:lineRule="auto"/>
         <w:rPr>
           <w:rFonts w:ascii="Arial" w:eastAsia="Times New Roman" w:hAnsi="Arial" w:cs="Arial"/>
-          <w:color w:val="000000"/>
-          <w:sz w:val="24"/>
-          <w:szCs w:val="24"/>
-          <w:lang w:val="en-US" w:eastAsia="ru-RU"/>
-        </w:rPr>
-      </w:pPr>
-      <w:r>
-        <w:rPr>
-          <w:rFonts w:ascii="Arial" w:eastAsia="Times New Roman" w:hAnsi="Arial" w:cs="Arial"/>
-          <w:color w:val="000000"/>
+          <w:sz w:val="24"/>
+          <w:szCs w:val="24"/>
+          <w:lang w:val="en-US" w:eastAsia="ru-RU"/>
+        </w:rPr>
+      </w:pPr>
+      <w:r>
+        <w:rPr>
+          <w:rFonts w:ascii="Arial" w:eastAsia="Times New Roman" w:hAnsi="Arial" w:cs="Arial"/>
           <w:sz w:val="24"/>
           <w:szCs w:val="24"/>
           <w:lang w:val="en-US" w:eastAsia="ru-RU"/>
@@ -5217,7 +5867,6 @@
               <w:jc w:val="center"/>
               <w:rPr>
                 <w:rFonts w:ascii="Arial" w:eastAsia="Times New Roman" w:hAnsi="Arial" w:cs="Arial"/>
-                <w:color w:val="000000"/>
                 <w:sz w:val="24"/>
                 <w:szCs w:val="24"/>
                 <w:lang w:val="en-US" w:eastAsia="ru-RU"/>
@@ -5226,7 +5875,6 @@
             <w:r>
               <w:rPr>
                 <w:rFonts w:ascii="Arial" w:eastAsia="Times New Roman" w:hAnsi="Arial" w:cs="Arial"/>
-                <w:color w:val="000000"/>
                 <w:sz w:val="24"/>
                 <w:szCs w:val="24"/>
                 <w:lang w:val="en-US" w:eastAsia="ru-RU"/>
@@ -5249,7 +5897,6 @@
               <w:jc w:val="center"/>
               <w:rPr>
                 <w:rFonts w:ascii="Arial" w:eastAsia="Times New Roman" w:hAnsi="Arial" w:cs="Arial"/>
-                <w:color w:val="000000"/>
                 <w:sz w:val="24"/>
                 <w:szCs w:val="24"/>
                 <w:lang w:val="en-US" w:eastAsia="ru-RU"/>
@@ -5258,7 +5905,6 @@
             <w:r>
               <w:rPr>
                 <w:rFonts w:ascii="Arial" w:eastAsia="Times New Roman" w:hAnsi="Arial" w:cs="Arial"/>
-                <w:color w:val="000000"/>
                 <w:sz w:val="24"/>
                 <w:szCs w:val="24"/>
                 <w:lang w:val="en-US" w:eastAsia="ru-RU"/>
@@ -5281,7 +5927,6 @@
               <w:jc w:val="center"/>
               <w:rPr>
                 <w:rFonts w:ascii="Arial" w:eastAsia="Times New Roman" w:hAnsi="Arial" w:cs="Arial"/>
-                <w:color w:val="000000"/>
                 <w:sz w:val="24"/>
                 <w:szCs w:val="24"/>
                 <w:lang w:val="en-US" w:eastAsia="ru-RU"/>
@@ -5290,7 +5935,6 @@
             <w:r>
               <w:rPr>
                 <w:rFonts w:ascii="Arial" w:eastAsia="Times New Roman" w:hAnsi="Arial" w:cs="Arial"/>
-                <w:color w:val="000000"/>
                 <w:sz w:val="24"/>
                 <w:szCs w:val="24"/>
                 <w:lang w:val="en-US" w:eastAsia="ru-RU"/>
@@ -5313,7 +5957,6 @@
               <w:spacing w:after="0" w:line="240" w:lineRule="auto"/>
               <w:rPr>
                 <w:rFonts w:ascii="Arial" w:eastAsia="Times New Roman" w:hAnsi="Arial" w:cs="Arial"/>
-                <w:color w:val="000000"/>
                 <w:sz w:val="24"/>
                 <w:szCs w:val="24"/>
                 <w:lang w:val="en-US" w:eastAsia="ru-RU"/>
@@ -5322,7 +5965,6 @@
             <w:r>
               <w:rPr>
                 <w:rFonts w:ascii="Arial" w:eastAsia="Times New Roman" w:hAnsi="Arial" w:cs="Arial"/>
-                <w:color w:val="000000"/>
                 <w:sz w:val="24"/>
                 <w:szCs w:val="24"/>
                 <w:lang w:val="en-US" w:eastAsia="ru-RU"/>
@@ -5343,7 +5985,6 @@
               <w:spacing w:after="0" w:line="240" w:lineRule="auto"/>
               <w:rPr>
                 <w:rFonts w:ascii="Arial" w:eastAsia="Times New Roman" w:hAnsi="Arial" w:cs="Arial"/>
-                <w:color w:val="000000"/>
                 <w:sz w:val="24"/>
                 <w:szCs w:val="24"/>
                 <w:lang w:val="en-US" w:eastAsia="ru-RU"/>
@@ -5352,7 +5993,6 @@
             <w:r>
               <w:rPr>
                 <w:rFonts w:ascii="Arial" w:eastAsia="Times New Roman" w:hAnsi="Arial" w:cs="Arial"/>
-                <w:color w:val="000000"/>
                 <w:sz w:val="24"/>
                 <w:szCs w:val="24"/>
                 <w:lang w:val="en-US" w:eastAsia="ru-RU"/>
@@ -5373,7 +6013,6 @@
               <w:spacing w:after="0" w:line="240" w:lineRule="auto"/>
               <w:rPr>
                 <w:rFonts w:ascii="Arial" w:eastAsia="Times New Roman" w:hAnsi="Arial" w:cs="Arial"/>
-                <w:color w:val="000000"/>
                 <w:sz w:val="24"/>
                 <w:szCs w:val="24"/>
                 <w:lang w:val="en-US" w:eastAsia="ru-RU"/>
@@ -5382,7 +6021,6 @@
             <w:r>
               <w:rPr>
                 <w:rFonts w:ascii="Arial" w:eastAsia="Times New Roman" w:hAnsi="Arial" w:cs="Arial"/>
-                <w:color w:val="000000"/>
                 <w:sz w:val="24"/>
                 <w:szCs w:val="24"/>
                 <w:lang w:val="en-US" w:eastAsia="ru-RU"/>
@@ -5405,7 +6043,6 @@
               <w:spacing w:after="0" w:line="240" w:lineRule="auto"/>
               <w:rPr>
                 <w:rFonts w:ascii="Arial" w:eastAsia="Times New Roman" w:hAnsi="Arial" w:cs="Arial"/>
-                <w:color w:val="000000"/>
                 <w:sz w:val="24"/>
                 <w:szCs w:val="24"/>
                 <w:lang w:val="en-US" w:eastAsia="ru-RU"/>
@@ -5414,7 +6051,6 @@
             <w:r>
               <w:rPr>
                 <w:rFonts w:ascii="Arial" w:eastAsia="Times New Roman" w:hAnsi="Arial" w:cs="Arial"/>
-                <w:color w:val="000000"/>
                 <w:sz w:val="24"/>
                 <w:szCs w:val="24"/>
                 <w:lang w:val="en-US" w:eastAsia="ru-RU"/>
@@ -5435,7 +6071,6 @@
               <w:spacing w:after="0" w:line="240" w:lineRule="auto"/>
               <w:rPr>
                 <w:rFonts w:ascii="Arial" w:eastAsia="Times New Roman" w:hAnsi="Arial" w:cs="Arial"/>
-                <w:color w:val="000000"/>
                 <w:sz w:val="24"/>
                 <w:szCs w:val="24"/>
                 <w:lang w:val="en-US" w:eastAsia="ru-RU"/>
@@ -5444,7 +6079,6 @@
             <w:r>
               <w:rPr>
                 <w:rFonts w:ascii="Arial" w:eastAsia="Times New Roman" w:hAnsi="Arial" w:cs="Arial"/>
-                <w:color w:val="000000"/>
                 <w:sz w:val="24"/>
                 <w:szCs w:val="24"/>
                 <w:lang w:val="en-US" w:eastAsia="ru-RU"/>
@@ -5465,7 +6099,6 @@
               <w:spacing w:after="0" w:line="240" w:lineRule="auto"/>
               <w:rPr>
                 <w:rFonts w:ascii="Arial" w:eastAsia="Times New Roman" w:hAnsi="Arial" w:cs="Arial"/>
-                <w:color w:val="000000"/>
                 <w:sz w:val="24"/>
                 <w:szCs w:val="24"/>
                 <w:lang w:val="en-US" w:eastAsia="ru-RU"/>
@@ -5474,7 +6107,6 @@
             <w:r>
               <w:rPr>
                 <w:rFonts w:ascii="Arial" w:eastAsia="Times New Roman" w:hAnsi="Arial" w:cs="Arial"/>
-                <w:color w:val="000000"/>
                 <w:sz w:val="24"/>
                 <w:szCs w:val="24"/>
                 <w:lang w:val="en-US" w:eastAsia="ru-RU"/>
@@ -5497,7 +6129,6 @@
               <w:spacing w:after="0" w:line="240" w:lineRule="auto"/>
               <w:rPr>
                 <w:rFonts w:ascii="Arial" w:eastAsia="Times New Roman" w:hAnsi="Arial" w:cs="Arial"/>
-                <w:color w:val="000000"/>
                 <w:sz w:val="24"/>
                 <w:szCs w:val="24"/>
                 <w:lang w:val="en-US" w:eastAsia="ru-RU"/>
@@ -5506,7 +6137,6 @@
             <w:r>
               <w:rPr>
                 <w:rFonts w:ascii="Arial" w:eastAsia="Times New Roman" w:hAnsi="Arial" w:cs="Arial"/>
-                <w:color w:val="000000"/>
                 <w:sz w:val="24"/>
                 <w:szCs w:val="24"/>
                 <w:lang w:val="en-US" w:eastAsia="ru-RU"/>
@@ -5527,7 +6157,6 @@
               <w:spacing w:after="0" w:line="240" w:lineRule="auto"/>
               <w:rPr>
                 <w:rFonts w:ascii="Arial" w:eastAsia="Times New Roman" w:hAnsi="Arial" w:cs="Arial"/>
-                <w:color w:val="000000"/>
                 <w:sz w:val="24"/>
                 <w:szCs w:val="24"/>
                 <w:lang w:val="en-US" w:eastAsia="ru-RU"/>
@@ -5536,7 +6165,6 @@
             <w:r>
               <w:rPr>
                 <w:rFonts w:ascii="Arial" w:eastAsia="Times New Roman" w:hAnsi="Arial" w:cs="Arial"/>
-                <w:color w:val="000000"/>
                 <w:sz w:val="24"/>
                 <w:szCs w:val="24"/>
                 <w:lang w:val="en-US" w:eastAsia="ru-RU"/>
@@ -5557,7 +6185,6 @@
               <w:spacing w:after="0" w:line="240" w:lineRule="auto"/>
               <w:rPr>
                 <w:rFonts w:ascii="Arial" w:eastAsia="Times New Roman" w:hAnsi="Arial" w:cs="Arial"/>
-                <w:color w:val="000000"/>
                 <w:sz w:val="24"/>
                 <w:szCs w:val="24"/>
                 <w:lang w:val="en-US" w:eastAsia="ru-RU"/>
@@ -5566,7 +6193,6 @@
             <w:r>
               <w:rPr>
                 <w:rFonts w:ascii="Arial" w:eastAsia="Times New Roman" w:hAnsi="Arial" w:cs="Arial"/>
-                <w:color w:val="000000"/>
                 <w:sz w:val="24"/>
                 <w:szCs w:val="24"/>
                 <w:lang w:val="en-US" w:eastAsia="ru-RU"/>
@@ -5589,7 +6215,6 @@
               <w:spacing w:after="0" w:line="240" w:lineRule="auto"/>
               <w:rPr>
                 <w:rFonts w:ascii="Arial" w:eastAsia="Times New Roman" w:hAnsi="Arial" w:cs="Arial"/>
-                <w:color w:val="000000"/>
                 <w:sz w:val="24"/>
                 <w:szCs w:val="24"/>
                 <w:lang w:val="en-US" w:eastAsia="ru-RU"/>
@@ -5598,7 +6223,6 @@
             <w:r>
               <w:rPr>
                 <w:rFonts w:ascii="Arial" w:eastAsia="Times New Roman" w:hAnsi="Arial" w:cs="Arial"/>
-                <w:color w:val="000000"/>
                 <w:sz w:val="24"/>
                 <w:szCs w:val="24"/>
                 <w:lang w:val="en-US" w:eastAsia="ru-RU"/>
@@ -5619,7 +6243,6 @@
               <w:spacing w:after="0" w:line="240" w:lineRule="auto"/>
               <w:rPr>
                 <w:rFonts w:ascii="Arial" w:eastAsia="Times New Roman" w:hAnsi="Arial" w:cs="Arial"/>
-                <w:color w:val="000000"/>
                 <w:sz w:val="24"/>
                 <w:szCs w:val="24"/>
                 <w:lang w:val="en-US" w:eastAsia="ru-RU"/>
@@ -5628,7 +6251,6 @@
             <w:r>
               <w:rPr>
                 <w:rFonts w:ascii="Arial" w:eastAsia="Times New Roman" w:hAnsi="Arial" w:cs="Arial"/>
-                <w:color w:val="000000"/>
                 <w:sz w:val="24"/>
                 <w:szCs w:val="24"/>
                 <w:lang w:val="en-US" w:eastAsia="ru-RU"/>
@@ -5649,7 +6271,6 @@
               <w:spacing w:after="0" w:line="240" w:lineRule="auto"/>
               <w:rPr>
                 <w:rFonts w:ascii="Arial" w:eastAsia="Times New Roman" w:hAnsi="Arial" w:cs="Arial"/>
-                <w:color w:val="000000"/>
                 <w:sz w:val="24"/>
                 <w:szCs w:val="24"/>
                 <w:lang w:val="en-US" w:eastAsia="ru-RU"/>
@@ -5658,7 +6279,6 @@
             <w:r>
               <w:rPr>
                 <w:rFonts w:ascii="Arial" w:eastAsia="Times New Roman" w:hAnsi="Arial" w:cs="Arial"/>
-                <w:color w:val="000000"/>
                 <w:sz w:val="24"/>
                 <w:szCs w:val="24"/>
                 <w:lang w:val="en-US" w:eastAsia="ru-RU"/>
@@ -5678,16 +6298,14 @@
         <w:spacing w:after="0" w:afterAutospacing="1" w:line="240" w:lineRule="auto"/>
         <w:rPr>
           <w:rFonts w:ascii="Arial" w:eastAsia="Times New Roman" w:hAnsi="Arial" w:cs="Arial"/>
-          <w:color w:val="000000"/>
-          <w:sz w:val="24"/>
-          <w:szCs w:val="24"/>
-          <w:lang w:val="en-US" w:eastAsia="ru-RU"/>
-        </w:rPr>
-      </w:pPr>
-      <w:r>
-        <w:rPr>
-          <w:rFonts w:ascii="Arial" w:eastAsia="Times New Roman" w:hAnsi="Arial" w:cs="Arial"/>
-          <w:color w:val="000000"/>
+          <w:sz w:val="24"/>
+          <w:szCs w:val="24"/>
+          <w:lang w:val="en-US" w:eastAsia="ru-RU"/>
+        </w:rPr>
+      </w:pPr>
+      <w:r>
+        <w:rPr>
+          <w:rFonts w:ascii="Arial" w:eastAsia="Times New Roman" w:hAnsi="Arial" w:cs="Arial"/>
           <w:sz w:val="24"/>
           <w:szCs w:val="24"/>
           <w:lang w:val="en-US" w:eastAsia="ru-RU"/>
@@ -5700,16 +6318,14 @@
         <w:spacing w:after="0" w:line="240" w:lineRule="auto"/>
         <w:rPr>
           <w:rFonts w:ascii="Arial" w:eastAsia="Times New Roman" w:hAnsi="Arial" w:cs="Arial"/>
-          <w:color w:val="000000"/>
-          <w:sz w:val="24"/>
-          <w:szCs w:val="24"/>
-          <w:lang w:val="en-US" w:eastAsia="ru-RU"/>
-        </w:rPr>
-      </w:pPr>
-      <w:r>
-        <w:rPr>
-          <w:rFonts w:ascii="Arial" w:eastAsia="Times New Roman" w:hAnsi="Arial" w:cs="Arial"/>
-          <w:color w:val="000000"/>
+          <w:sz w:val="24"/>
+          <w:szCs w:val="24"/>
+          <w:lang w:val="en-US" w:eastAsia="ru-RU"/>
+        </w:rPr>
+      </w:pPr>
+      <w:r>
+        <w:rPr>
+          <w:rFonts w:ascii="Arial" w:eastAsia="Times New Roman" w:hAnsi="Arial" w:cs="Arial"/>
           <w:sz w:val="24"/>
           <w:szCs w:val="24"/>
           <w:lang w:val="en-US" w:eastAsia="ru-RU"/>
@@ -5726,16 +6342,14 @@
         <w:spacing w:after="0" w:afterAutospacing="1" w:line="240" w:lineRule="auto"/>
         <w:rPr>
           <w:rFonts w:ascii="Arial" w:eastAsia="Times New Roman" w:hAnsi="Arial" w:cs="Arial"/>
-          <w:color w:val="000000"/>
-          <w:sz w:val="24"/>
-          <w:szCs w:val="24"/>
-          <w:lang w:val="en-US" w:eastAsia="ru-RU"/>
-        </w:rPr>
-      </w:pPr>
-      <w:r>
-        <w:rPr>
-          <w:rFonts w:ascii="Arial" w:eastAsia="Times New Roman" w:hAnsi="Arial" w:cs="Arial"/>
-          <w:color w:val="000000"/>
+          <w:sz w:val="24"/>
+          <w:szCs w:val="24"/>
+          <w:lang w:val="en-US" w:eastAsia="ru-RU"/>
+        </w:rPr>
+      </w:pPr>
+      <w:r>
+        <w:rPr>
+          <w:rFonts w:ascii="Arial" w:eastAsia="Times New Roman" w:hAnsi="Arial" w:cs="Arial"/>
           <w:sz w:val="24"/>
           <w:szCs w:val="24"/>
           <w:lang w:val="en-US" w:eastAsia="ru-RU"/>
@@ -5752,16 +6366,14 @@
         <w:spacing w:after="0" w:afterAutospacing="1" w:line="240" w:lineRule="auto"/>
         <w:rPr>
           <w:rFonts w:ascii="Arial" w:eastAsia="Times New Roman" w:hAnsi="Arial" w:cs="Arial"/>
-          <w:color w:val="000000"/>
-          <w:sz w:val="24"/>
-          <w:szCs w:val="24"/>
-          <w:lang w:val="en-US" w:eastAsia="ru-RU"/>
-        </w:rPr>
-      </w:pPr>
-      <w:r>
-        <w:rPr>
-          <w:rFonts w:ascii="Arial" w:eastAsia="Times New Roman" w:hAnsi="Arial" w:cs="Arial"/>
-          <w:color w:val="000000"/>
+          <w:sz w:val="24"/>
+          <w:szCs w:val="24"/>
+          <w:lang w:val="en-US" w:eastAsia="ru-RU"/>
+        </w:rPr>
+      </w:pPr>
+      <w:r>
+        <w:rPr>
+          <w:rFonts w:ascii="Arial" w:eastAsia="Times New Roman" w:hAnsi="Arial" w:cs="Arial"/>
           <w:sz w:val="24"/>
           <w:szCs w:val="24"/>
           <w:lang w:val="en-US" w:eastAsia="ru-RU"/>
@@ -5778,16 +6390,14 @@
         <w:spacing w:after="0" w:afterAutospacing="1" w:line="240" w:lineRule="auto"/>
         <w:rPr>
           <w:rFonts w:ascii="Arial" w:eastAsia="Times New Roman" w:hAnsi="Arial" w:cs="Arial"/>
-          <w:color w:val="000000"/>
-          <w:sz w:val="24"/>
-          <w:szCs w:val="24"/>
-          <w:lang w:val="en-US" w:eastAsia="ru-RU"/>
-        </w:rPr>
-      </w:pPr>
-      <w:r>
-        <w:rPr>
-          <w:rFonts w:ascii="Arial" w:eastAsia="Times New Roman" w:hAnsi="Arial" w:cs="Arial"/>
-          <w:color w:val="000000"/>
+          <w:sz w:val="24"/>
+          <w:szCs w:val="24"/>
+          <w:lang w:val="en-US" w:eastAsia="ru-RU"/>
+        </w:rPr>
+      </w:pPr>
+      <w:r>
+        <w:rPr>
+          <w:rFonts w:ascii="Arial" w:eastAsia="Times New Roman" w:hAnsi="Arial" w:cs="Arial"/>
           <w:sz w:val="24"/>
           <w:szCs w:val="24"/>
           <w:lang w:val="en-US" w:eastAsia="ru-RU"/>
@@ -5798,7 +6408,6 @@
       <w:r>
         <w:rPr>
           <w:rFonts w:ascii="Arial" w:eastAsia="Times New Roman" w:hAnsi="Arial" w:cs="Arial"/>
-          <w:color w:val="000000"/>
           <w:sz w:val="24"/>
           <w:szCs w:val="24"/>
           <w:lang w:val="en-US" w:eastAsia="ru-RU"/>
@@ -5809,7 +6418,6 @@
       <w:r>
         <w:rPr>
           <w:rFonts w:ascii="Arial" w:eastAsia="Times New Roman" w:hAnsi="Arial" w:cs="Arial"/>
-          <w:color w:val="000000"/>
           <w:sz w:val="24"/>
           <w:szCs w:val="24"/>
           <w:lang w:val="en-US" w:eastAsia="ru-RU"/>
@@ -5822,16 +6430,14 @@
         <w:spacing w:after="0" w:line="240" w:lineRule="auto"/>
         <w:rPr>
           <w:rFonts w:ascii="Arial" w:eastAsia="Times New Roman" w:hAnsi="Arial" w:cs="Arial"/>
-          <w:color w:val="000000"/>
-          <w:sz w:val="24"/>
-          <w:szCs w:val="24"/>
-          <w:lang w:val="en-US" w:eastAsia="ru-RU"/>
-        </w:rPr>
-      </w:pPr>
-      <w:r>
-        <w:rPr>
-          <w:rFonts w:ascii="Arial" w:eastAsia="Times New Roman" w:hAnsi="Arial" w:cs="Arial"/>
-          <w:color w:val="000000"/>
+          <w:sz w:val="24"/>
+          <w:szCs w:val="24"/>
+          <w:lang w:val="en-US" w:eastAsia="ru-RU"/>
+        </w:rPr>
+      </w:pPr>
+      <w:r>
+        <w:rPr>
+          <w:rFonts w:ascii="Arial" w:eastAsia="Times New Roman" w:hAnsi="Arial" w:cs="Arial"/>
           <w:sz w:val="24"/>
           <w:szCs w:val="24"/>
           <w:lang w:val="en-US" w:eastAsia="ru-RU"/>
@@ -5848,16 +6454,14 @@
         <w:spacing w:after="0" w:afterAutospacing="1" w:line="240" w:lineRule="auto"/>
         <w:rPr>
           <w:rFonts w:ascii="Arial" w:eastAsia="Times New Roman" w:hAnsi="Arial" w:cs="Arial"/>
-          <w:color w:val="000000"/>
-          <w:sz w:val="24"/>
-          <w:szCs w:val="24"/>
-          <w:lang w:val="en-US" w:eastAsia="ru-RU"/>
-        </w:rPr>
-      </w:pPr>
-      <w:r>
-        <w:rPr>
-          <w:rFonts w:ascii="Arial" w:eastAsia="Times New Roman" w:hAnsi="Arial" w:cs="Arial"/>
-          <w:color w:val="000000"/>
+          <w:sz w:val="24"/>
+          <w:szCs w:val="24"/>
+          <w:lang w:val="en-US" w:eastAsia="ru-RU"/>
+        </w:rPr>
+      </w:pPr>
+      <w:r>
+        <w:rPr>
+          <w:rFonts w:ascii="Arial" w:eastAsia="Times New Roman" w:hAnsi="Arial" w:cs="Arial"/>
           <w:sz w:val="24"/>
           <w:szCs w:val="24"/>
           <w:lang w:val="en-US" w:eastAsia="ru-RU"/>
@@ -5874,16 +6478,14 @@
         <w:spacing w:after="0" w:afterAutospacing="1" w:line="240" w:lineRule="auto"/>
         <w:rPr>
           <w:rFonts w:ascii="Arial" w:eastAsia="Times New Roman" w:hAnsi="Arial" w:cs="Arial"/>
-          <w:color w:val="000000"/>
-          <w:sz w:val="24"/>
-          <w:szCs w:val="24"/>
-          <w:lang w:val="en-US" w:eastAsia="ru-RU"/>
-        </w:rPr>
-      </w:pPr>
-      <w:r>
-        <w:rPr>
-          <w:rFonts w:ascii="Arial" w:eastAsia="Times New Roman" w:hAnsi="Arial" w:cs="Arial"/>
-          <w:color w:val="000000"/>
+          <w:sz w:val="24"/>
+          <w:szCs w:val="24"/>
+          <w:lang w:val="en-US" w:eastAsia="ru-RU"/>
+        </w:rPr>
+      </w:pPr>
+      <w:r>
+        <w:rPr>
+          <w:rFonts w:ascii="Arial" w:eastAsia="Times New Roman" w:hAnsi="Arial" w:cs="Arial"/>
           <w:sz w:val="24"/>
           <w:szCs w:val="24"/>
           <w:lang w:val="en-US" w:eastAsia="ru-RU"/>
@@ -5900,16 +6502,14 @@
         <w:spacing w:after="0" w:afterAutospacing="1" w:line="240" w:lineRule="auto"/>
         <w:rPr>
           <w:rFonts w:ascii="Arial" w:eastAsia="Times New Roman" w:hAnsi="Arial" w:cs="Arial"/>
-          <w:color w:val="000000"/>
-          <w:sz w:val="24"/>
-          <w:szCs w:val="24"/>
-          <w:lang w:val="en-US" w:eastAsia="ru-RU"/>
-        </w:rPr>
-      </w:pPr>
-      <w:r>
-        <w:rPr>
-          <w:rFonts w:ascii="Arial" w:eastAsia="Times New Roman" w:hAnsi="Arial" w:cs="Arial"/>
-          <w:color w:val="000000"/>
+          <w:sz w:val="24"/>
+          <w:szCs w:val="24"/>
+          <w:lang w:val="en-US" w:eastAsia="ru-RU"/>
+        </w:rPr>
+      </w:pPr>
+      <w:r>
+        <w:rPr>
+          <w:rFonts w:ascii="Arial" w:eastAsia="Times New Roman" w:hAnsi="Arial" w:cs="Arial"/>
           <w:sz w:val="24"/>
           <w:szCs w:val="24"/>
           <w:lang w:val="en-US" w:eastAsia="ru-RU"/>
@@ -5922,16 +6522,14 @@
         <w:spacing w:after="0" w:line="240" w:lineRule="auto"/>
         <w:rPr>
           <w:rFonts w:ascii="Arial" w:eastAsia="Times New Roman" w:hAnsi="Arial" w:cs="Arial"/>
-          <w:color w:val="000000"/>
-          <w:sz w:val="24"/>
-          <w:szCs w:val="24"/>
-          <w:lang w:val="en-US" w:eastAsia="ru-RU"/>
-        </w:rPr>
-      </w:pPr>
-      <w:r>
-        <w:rPr>
-          <w:rFonts w:ascii="Arial" w:eastAsia="Times New Roman" w:hAnsi="Arial" w:cs="Arial"/>
-          <w:color w:val="000000"/>
+          <w:sz w:val="24"/>
+          <w:szCs w:val="24"/>
+          <w:lang w:val="en-US" w:eastAsia="ru-RU"/>
+        </w:rPr>
+      </w:pPr>
+      <w:r>
+        <w:rPr>
+          <w:rFonts w:ascii="Arial" w:eastAsia="Times New Roman" w:hAnsi="Arial" w:cs="Arial"/>
           <w:sz w:val="24"/>
           <w:szCs w:val="24"/>
           <w:lang w:val="en-US" w:eastAsia="ru-RU"/>
@@ -5948,16 +6546,14 @@
         <w:spacing w:after="0" w:afterAutospacing="1" w:line="240" w:lineRule="auto"/>
         <w:rPr>
           <w:rFonts w:ascii="Arial" w:eastAsia="Times New Roman" w:hAnsi="Arial" w:cs="Arial"/>
-          <w:color w:val="000000"/>
-          <w:sz w:val="24"/>
-          <w:szCs w:val="24"/>
-          <w:lang w:val="en-US" w:eastAsia="ru-RU"/>
-        </w:rPr>
-      </w:pPr>
-      <w:r>
-        <w:rPr>
-          <w:rFonts w:ascii="Arial" w:eastAsia="Times New Roman" w:hAnsi="Arial" w:cs="Arial"/>
-          <w:color w:val="000000"/>
+          <w:sz w:val="24"/>
+          <w:szCs w:val="24"/>
+          <w:lang w:val="en-US" w:eastAsia="ru-RU"/>
+        </w:rPr>
+      </w:pPr>
+      <w:r>
+        <w:rPr>
+          <w:rFonts w:ascii="Arial" w:eastAsia="Times New Roman" w:hAnsi="Arial" w:cs="Arial"/>
           <w:sz w:val="24"/>
           <w:szCs w:val="24"/>
           <w:lang w:val="en-US" w:eastAsia="ru-RU"/>
@@ -5989,7 +6585,6 @@
         <w:ind w:left="720"/>
         <w:rPr>
           <w:rFonts w:ascii="Courier New" w:eastAsia="Times New Roman" w:hAnsi="Courier New" w:cs="Courier New"/>
-          <w:color w:val="000000"/>
           <w:sz w:val="20"/>
           <w:szCs w:val="20"/>
           <w:lang w:val="en-US" w:eastAsia="ru-RU"/>
@@ -5998,7 +6593,6 @@
       <w:r>
         <w:rPr>
           <w:rFonts w:ascii="Courier New" w:eastAsia="Times New Roman" w:hAnsi="Courier New" w:cs="Courier New"/>
-          <w:color w:val="000000"/>
           <w:sz w:val="20"/>
           <w:szCs w:val="20"/>
           <w:lang w:val="en-US" w:eastAsia="ru-RU"/>
@@ -6009,7 +6603,6 @@
       <w:r>
         <w:rPr>
           <w:rFonts w:ascii="Courier New" w:eastAsia="Times New Roman" w:hAnsi="Courier New" w:cs="Courier New"/>
-          <w:color w:val="000000"/>
           <w:sz w:val="20"/>
           <w:szCs w:val="20"/>
           <w:lang w:val="en-US" w:eastAsia="ru-RU"/>
@@ -6020,7 +6613,6 @@
       <w:r>
         <w:rPr>
           <w:rFonts w:ascii="Courier New" w:eastAsia="Times New Roman" w:hAnsi="Courier New" w:cs="Courier New"/>
-          <w:color w:val="000000"/>
           <w:sz w:val="20"/>
           <w:szCs w:val="20"/>
           <w:lang w:val="en-US" w:eastAsia="ru-RU"/>
@@ -6037,16 +6629,14 @@
         <w:spacing w:after="0" w:afterAutospacing="1" w:line="240" w:lineRule="auto"/>
         <w:rPr>
           <w:rFonts w:ascii="Arial" w:eastAsia="Times New Roman" w:hAnsi="Arial" w:cs="Arial"/>
-          <w:color w:val="000000"/>
-          <w:sz w:val="24"/>
-          <w:szCs w:val="24"/>
-          <w:lang w:val="en-US" w:eastAsia="ru-RU"/>
-        </w:rPr>
-      </w:pPr>
-      <w:r>
-        <w:rPr>
-          <w:rFonts w:ascii="Arial" w:eastAsia="Times New Roman" w:hAnsi="Arial" w:cs="Arial"/>
-          <w:color w:val="000000"/>
+          <w:sz w:val="24"/>
+          <w:szCs w:val="24"/>
+          <w:lang w:val="en-US" w:eastAsia="ru-RU"/>
+        </w:rPr>
+      </w:pPr>
+      <w:r>
+        <w:rPr>
+          <w:rFonts w:ascii="Arial" w:eastAsia="Times New Roman" w:hAnsi="Arial" w:cs="Arial"/>
           <w:sz w:val="24"/>
           <w:szCs w:val="24"/>
           <w:lang w:val="en-US" w:eastAsia="ru-RU"/>
@@ -6063,16 +6653,14 @@
         <w:spacing w:after="0" w:afterAutospacing="1" w:line="240" w:lineRule="auto"/>
         <w:rPr>
           <w:rFonts w:ascii="Arial" w:eastAsia="Times New Roman" w:hAnsi="Arial" w:cs="Arial"/>
-          <w:color w:val="000000"/>
-          <w:sz w:val="24"/>
-          <w:szCs w:val="24"/>
-          <w:lang w:val="en-US" w:eastAsia="ru-RU"/>
-        </w:rPr>
-      </w:pPr>
-      <w:r>
-        <w:rPr>
-          <w:rFonts w:ascii="Arial" w:eastAsia="Times New Roman" w:hAnsi="Arial" w:cs="Arial"/>
-          <w:color w:val="000000"/>
+          <w:sz w:val="24"/>
+          <w:szCs w:val="24"/>
+          <w:lang w:val="en-US" w:eastAsia="ru-RU"/>
+        </w:rPr>
+      </w:pPr>
+      <w:r>
+        <w:rPr>
+          <w:rFonts w:ascii="Arial" w:eastAsia="Times New Roman" w:hAnsi="Arial" w:cs="Arial"/>
           <w:sz w:val="24"/>
           <w:szCs w:val="24"/>
           <w:lang w:val="en-US" w:eastAsia="ru-RU"/>
@@ -6089,16 +6677,14 @@
         <w:spacing w:after="0" w:afterAutospacing="1" w:line="240" w:lineRule="auto"/>
         <w:rPr>
           <w:rFonts w:ascii="Arial" w:eastAsia="Times New Roman" w:hAnsi="Arial" w:cs="Arial"/>
-          <w:color w:val="000000"/>
-          <w:sz w:val="24"/>
-          <w:szCs w:val="24"/>
-          <w:lang w:val="en-US" w:eastAsia="ru-RU"/>
-        </w:rPr>
-      </w:pPr>
-      <w:r>
-        <w:rPr>
-          <w:rFonts w:ascii="Arial" w:eastAsia="Times New Roman" w:hAnsi="Arial" w:cs="Arial"/>
-          <w:color w:val="000000"/>
+          <w:sz w:val="24"/>
+          <w:szCs w:val="24"/>
+          <w:lang w:val="en-US" w:eastAsia="ru-RU"/>
+        </w:rPr>
+      </w:pPr>
+      <w:r>
+        <w:rPr>
+          <w:rFonts w:ascii="Arial" w:eastAsia="Times New Roman" w:hAnsi="Arial" w:cs="Arial"/>
           <w:sz w:val="24"/>
           <w:szCs w:val="24"/>
           <w:lang w:val="en-US" w:eastAsia="ru-RU"/>
@@ -6115,16 +6701,14 @@
         <w:spacing w:after="0" w:afterAutospacing="1" w:line="240" w:lineRule="auto"/>
         <w:rPr>
           <w:rFonts w:ascii="Arial" w:eastAsia="Times New Roman" w:hAnsi="Arial" w:cs="Arial"/>
-          <w:color w:val="000000"/>
-          <w:sz w:val="24"/>
-          <w:szCs w:val="24"/>
-          <w:lang w:val="en-US" w:eastAsia="ru-RU"/>
-        </w:rPr>
-      </w:pPr>
-      <w:r>
-        <w:rPr>
-          <w:rFonts w:ascii="Arial" w:eastAsia="Times New Roman" w:hAnsi="Arial" w:cs="Arial"/>
-          <w:color w:val="000000"/>
+          <w:sz w:val="24"/>
+          <w:szCs w:val="24"/>
+          <w:lang w:val="en-US" w:eastAsia="ru-RU"/>
+        </w:rPr>
+      </w:pPr>
+      <w:r>
+        <w:rPr>
+          <w:rFonts w:ascii="Arial" w:eastAsia="Times New Roman" w:hAnsi="Arial" w:cs="Arial"/>
           <w:sz w:val="24"/>
           <w:szCs w:val="24"/>
           <w:lang w:val="en-US" w:eastAsia="ru-RU"/>
@@ -6141,16 +6725,14 @@
         <w:spacing w:after="0" w:afterAutospacing="1" w:line="240" w:lineRule="auto"/>
         <w:rPr>
           <w:rFonts w:ascii="Arial" w:eastAsia="Times New Roman" w:hAnsi="Arial" w:cs="Arial"/>
-          <w:color w:val="000000"/>
-          <w:sz w:val="24"/>
-          <w:szCs w:val="24"/>
-          <w:lang w:val="en-US" w:eastAsia="ru-RU"/>
-        </w:rPr>
-      </w:pPr>
-      <w:r>
-        <w:rPr>
-          <w:rFonts w:ascii="Arial" w:eastAsia="Times New Roman" w:hAnsi="Arial" w:cs="Arial"/>
-          <w:color w:val="000000"/>
+          <w:sz w:val="24"/>
+          <w:szCs w:val="24"/>
+          <w:lang w:val="en-US" w:eastAsia="ru-RU"/>
+        </w:rPr>
+      </w:pPr>
+      <w:r>
+        <w:rPr>
+          <w:rFonts w:ascii="Arial" w:eastAsia="Times New Roman" w:hAnsi="Arial" w:cs="Arial"/>
           <w:sz w:val="24"/>
           <w:szCs w:val="24"/>
           <w:lang w:val="en-US" w:eastAsia="ru-RU"/>
@@ -6167,33 +6749,31 @@
         <w:spacing w:after="0" w:afterAutospacing="1" w:line="240" w:lineRule="auto"/>
         <w:rPr>
           <w:rFonts w:ascii="Arial" w:eastAsia="Times New Roman" w:hAnsi="Arial" w:cs="Arial"/>
+          <w:sz w:val="24"/>
+          <w:szCs w:val="24"/>
+          <w:lang w:val="en-US" w:eastAsia="ru-RU"/>
+        </w:rPr>
+      </w:pPr>
+      <w:r>
+        <w:rPr>
+          <w:rFonts w:ascii="Arial" w:eastAsia="Times New Roman" w:hAnsi="Arial" w:cs="Arial"/>
+          <w:sz w:val="24"/>
+          <w:szCs w:val="24"/>
+          <w:lang w:val="en-US" w:eastAsia="ru-RU"/>
+        </w:rPr>
+        <w:t>Tokenization (via Microsoft Purview): Replace SSN with token, store mapping in secure vault.</w:t>
+      </w:r>
+    </w:p>
+    <w:p>
+      <w:pPr>
+        <w:rPr>
+          <w:rFonts w:ascii="Arial" w:eastAsia="Times New Roman" w:hAnsi="Arial" w:cs="Arial"/>
           <w:color w:val="000000"/>
           <w:sz w:val="24"/>
           <w:szCs w:val="24"/>
           <w:lang w:val="en-US" w:eastAsia="ru-RU"/>
         </w:rPr>
       </w:pPr>
-      <w:r>
-        <w:rPr>
-          <w:rFonts w:ascii="Arial" w:eastAsia="Times New Roman" w:hAnsi="Arial" w:cs="Arial"/>
-          <w:color w:val="000000"/>
-          <w:sz w:val="24"/>
-          <w:szCs w:val="24"/>
-          <w:lang w:val="en-US" w:eastAsia="ru-RU"/>
-        </w:rPr>
-        <w:t>Tokenization (via Microsoft Purview): Replace SSN with token, store mapping in secure vault.</w:t>
-      </w:r>
-    </w:p>
-    <w:p>
-      <w:pPr>
-        <w:rPr>
-          <w:rFonts w:ascii="Arial" w:eastAsia="Times New Roman" w:hAnsi="Arial" w:cs="Arial"/>
-          <w:color w:val="000000"/>
-          <w:sz w:val="24"/>
-          <w:szCs w:val="24"/>
-          <w:lang w:val="en-US" w:eastAsia="ru-RU"/>
-        </w:rPr>
-      </w:pPr>
     </w:p>
     <w:p>
       <w:pPr>
@@ -6209,69 +6789,96 @@
           <w:lang w:val="en-US"/>
         </w:rPr>
       </w:pPr>
-      <w:bookmarkStart w:id="1" w:name="_Toc212898211"/>
+      <w:bookmarkStart w:id="7" w:name="_Toc213345380"/>
       <w:r>
         <w:rPr>
           <w:lang w:val="en-US"/>
         </w:rPr>
         <w:t>Deployment</w:t>
       </w:r>
-    </w:p>
-    <w:p>
-      <w:pPr>
-        <w:rPr>
-          <w:rFonts w:ascii="Geist" w:hAnsi="Geist"/>
-          <w:color w:val="1D1D20"/>
-          <w:shd w:val="clear" w:color="auto" w:fill="FFFFFF"/>
-          <w:lang w:val="en-US"/>
-        </w:rPr>
-      </w:pPr>
-      <w:r>
+      <w:bookmarkEnd w:id="7"/>
+    </w:p>
+    <w:p>
+      <w:pPr>
         <w:rPr>
           <w:rFonts w:ascii="Geist" w:hAnsi="Geist"/>
           <w:b/>
-          <w:color w:val="1D1D20"/>
           <w:shd w:val="clear" w:color="auto" w:fill="FFFFFF"/>
           <w:lang w:val="en-US"/>
         </w:rPr>
-        <w:t xml:space="preserve">Rolling </w:t>
-      </w:r>
-      <w:proofErr w:type="gramStart"/>
+      </w:pPr>
       <w:r>
         <w:rPr>
           <w:rFonts w:ascii="Geist" w:hAnsi="Geist"/>
           <w:b/>
-          <w:color w:val="1D1D20"/>
           <w:shd w:val="clear" w:color="auto" w:fill="FFFFFF"/>
           <w:lang w:val="en-US"/>
         </w:rPr>
-        <w:t>Updates(</w:t>
-      </w:r>
-      <w:proofErr w:type="gramEnd"/>
+        <w:t xml:space="preserve">Full: </w:t>
+      </w:r>
+      <w:hyperlink r:id="rId10" w:history="1">
+        <w:r>
+          <w:rPr>
+            <w:rStyle w:val="a5"/>
+            <w:rFonts w:ascii="Geist" w:hAnsi="Geist"/>
+            <w:b/>
+            <w:color w:val="auto"/>
+            <w:shd w:val="clear" w:color="auto" w:fill="FFFFFF"/>
+            <w:lang w:val="en-US"/>
+          </w:rPr>
+          <w:t>https://www.harness.io/blog/difference-between-rolling-and-blue-green-deployments</w:t>
+        </w:r>
+      </w:hyperlink>
+    </w:p>
+    <w:p>
+      <w:pPr>
+        <w:rPr>
+          <w:rFonts w:ascii="Geist" w:hAnsi="Geist"/>
+          <w:shd w:val="clear" w:color="auto" w:fill="FFFFFF"/>
+          <w:lang w:val="en-US"/>
+        </w:rPr>
+      </w:pPr>
       <w:r>
         <w:rPr>
           <w:rFonts w:ascii="Geist" w:hAnsi="Geist"/>
           <w:b/>
-          <w:color w:val="1D1D20"/>
           <w:shd w:val="clear" w:color="auto" w:fill="FFFFFF"/>
           <w:lang w:val="en-US"/>
         </w:rPr>
-        <w:t>Deployment</w:t>
-      </w:r>
+        <w:t xml:space="preserve">Rolling </w:t>
+      </w:r>
+      <w:proofErr w:type="gramStart"/>
       <w:r>
         <w:rPr>
           <w:rFonts w:ascii="Geist" w:hAnsi="Geist"/>
           <w:b/>
-          <w:color w:val="1D1D20"/>
           <w:shd w:val="clear" w:color="auto" w:fill="FFFFFF"/>
           <w:lang w:val="en-US"/>
         </w:rPr>
+        <w:t>Updates(</w:t>
+      </w:r>
+      <w:proofErr w:type="gramEnd"/>
+      <w:r>
+        <w:rPr>
+          <w:rFonts w:ascii="Geist" w:hAnsi="Geist"/>
+          <w:b/>
+          <w:shd w:val="clear" w:color="auto" w:fill="FFFFFF"/>
+          <w:lang w:val="en-US"/>
+        </w:rPr>
+        <w:t>Deployment</w:t>
+      </w:r>
+      <w:r>
+        <w:rPr>
+          <w:rFonts w:ascii="Geist" w:hAnsi="Geist"/>
+          <w:b/>
+          <w:shd w:val="clear" w:color="auto" w:fill="FFFFFF"/>
+          <w:lang w:val="en-US"/>
+        </w:rPr>
         <w:t>)</w:t>
       </w:r>
       <w:r>
         <w:rPr>
           <w:rFonts w:ascii="Geist" w:hAnsi="Geist"/>
-          <w:color w:val="1D1D20"/>
           <w:shd w:val="clear" w:color="auto" w:fill="FFFFFF"/>
           <w:lang w:val="en-US"/>
         </w:rPr>
@@ -6285,7 +6892,6 @@
         <w:jc w:val="both"/>
         <w:rPr>
           <w:rFonts w:ascii="Geist" w:hAnsi="Geist"/>
-          <w:color w:val="1D1D20"/>
           <w:shd w:val="clear" w:color="auto" w:fill="FFFFFF"/>
           <w:lang w:val="en-US"/>
         </w:rPr>
@@ -6293,30 +6899,19 @@
       <w:r>
         <w:rPr>
           <w:rFonts w:ascii="Geist" w:hAnsi="Geist"/>
-          <w:color w:val="1D1D20"/>
           <w:shd w:val="clear" w:color="auto" w:fill="FFFFFF"/>
           <w:lang w:val="en-US"/>
         </w:rPr>
+        <w:lastRenderedPageBreak/>
         <w:t>T</w:t>
       </w:r>
       <w:r>
         <w:rPr>
           <w:rFonts w:ascii="Geist" w:hAnsi="Geist"/>
-          <w:color w:val="1D1D20"/>
           <w:shd w:val="clear" w:color="auto" w:fill="FFFFFF"/>
           <w:lang w:val="en-US"/>
         </w:rPr>
-        <w:t xml:space="preserve">he new version of an application is gradually deployed across servers or containers, such as Docker instances, replacing the old version incrementally. This process involves updating a subset of servers </w:t>
-      </w:r>
-      <w:r>
-        <w:rPr>
-          <w:rFonts w:ascii="Geist" w:hAnsi="Geist"/>
-          <w:color w:val="1D1D20"/>
-          <w:shd w:val="clear" w:color="auto" w:fill="FFFFFF"/>
-          <w:lang w:val="en-US"/>
-        </w:rPr>
-        <w:lastRenderedPageBreak/>
-        <w:t>at a time, rather than updating all servers simultaneously. It allows for the application to run different versions briefly during the deployment process. This approach minimizes downtime and reduces the impact on end users, as there’s always a version of the application available to serve user requests. However, managing different versions during the rollout can be complex, especially with database changes.</w:t>
+        <w:t>he new version of an application is gradually deployed across servers or containers, such as Docker instances, replacing the old version incrementally. This process involves updating a subset of servers at a time, rather than updating all servers simultaneously. It allows for the application to run different versions briefly during the deployment process. This approach minimizes downtime and reduces the impact on end users, as there’s always a version of the application available to serve user requests. However, managing different versions during the rollout can be complex, especially with database changes.</w:t>
       </w:r>
     </w:p>
     <w:p>
@@ -6326,7 +6921,6 @@
         <w:jc w:val="both"/>
         <w:rPr>
           <w:rFonts w:ascii="Geist" w:hAnsi="Geist"/>
-          <w:color w:val="1D1D20"/>
           <w:shd w:val="clear" w:color="auto" w:fill="FFFFFF"/>
           <w:lang w:val="en-US"/>
         </w:rPr>
@@ -6335,13 +6929,11 @@
     <w:p>
       <w:pPr>
         <w:pStyle w:val="a3"/>
-        <w:shd w:val="clear" w:color="auto" w:fill="FFFFFF"/>
         <w:spacing w:before="0" w:beforeAutospacing="0" w:after="0" w:afterAutospacing="0"/>
         <w:contextualSpacing/>
         <w:rPr>
           <w:rFonts w:ascii="Geist" w:hAnsi="Geist"/>
           <w:b/>
-          <w:color w:val="1D1D20"/>
           <w:lang w:val="en-US"/>
         </w:rPr>
       </w:pPr>
@@ -6349,93 +6941,27 @@
         <w:rPr>
           <w:rFonts w:ascii="Geist" w:hAnsi="Geist"/>
           <w:b/>
-          <w:color w:val="1D1D20"/>
-          <w:lang w:val="en-US"/>
-        </w:rPr>
-        <w:t xml:space="preserve">How </w:t>
-      </w:r>
-      <w:r>
-        <w:rPr>
-          <w:rFonts w:ascii="Geist" w:hAnsi="Geist"/>
-          <w:b/>
-          <w:color w:val="1D1D20"/>
-          <w:lang w:val="en-US"/>
-        </w:rPr>
-        <w:t>r</w:t>
-      </w:r>
-      <w:r>
-        <w:rPr>
-          <w:rFonts w:ascii="Geist" w:hAnsi="Geist"/>
-          <w:b/>
-          <w:color w:val="1D1D20"/>
-          <w:lang w:val="en-US"/>
-        </w:rPr>
-        <w:t xml:space="preserve">olling </w:t>
-      </w:r>
-      <w:r>
-        <w:rPr>
-          <w:rFonts w:ascii="Geist" w:hAnsi="Geist"/>
-          <w:b/>
-          <w:color w:val="1D1D20"/>
-          <w:lang w:val="en-US"/>
-        </w:rPr>
-        <w:t>d</w:t>
-      </w:r>
-      <w:r>
-        <w:rPr>
-          <w:rFonts w:ascii="Geist" w:hAnsi="Geist"/>
-          <w:b/>
-          <w:color w:val="1D1D20"/>
-          <w:lang w:val="en-US"/>
-        </w:rPr>
-        <w:t xml:space="preserve">eployments </w:t>
-      </w:r>
-      <w:r>
-        <w:rPr>
-          <w:rFonts w:ascii="Geist" w:hAnsi="Geist"/>
-          <w:b/>
-          <w:color w:val="1D1D20"/>
-          <w:lang w:val="en-US"/>
-        </w:rPr>
-        <w:t>w</w:t>
-      </w:r>
-      <w:r>
-        <w:rPr>
-          <w:rFonts w:ascii="Geist" w:hAnsi="Geist"/>
-          <w:b/>
-          <w:color w:val="1D1D20"/>
-          <w:lang w:val="en-US"/>
-        </w:rPr>
-        <w:t>ork</w:t>
+          <w:lang w:val="en-US"/>
+        </w:rPr>
+        <w:t>How rolling deployments work</w:t>
       </w:r>
     </w:p>
     <w:p>
       <w:pPr>
         <w:pStyle w:val="a3"/>
-        <w:shd w:val="clear" w:color="auto" w:fill="FFFFFF"/>
         <w:spacing w:before="0" w:beforeAutospacing="0" w:after="0" w:afterAutospacing="0"/>
         <w:contextualSpacing/>
         <w:rPr>
           <w:rFonts w:ascii="Geist" w:hAnsi="Geist"/>
-          <w:color w:val="1D1D20"/>
           <w:lang w:val="en-US"/>
         </w:rPr>
       </w:pPr>
       <w:r>
         <w:rPr>
           <w:rFonts w:ascii="Geist" w:hAnsi="Geist"/>
-          <w:color w:val="1D1D20"/>
-          <w:lang w:val="en-US"/>
-        </w:rPr>
-        <w:t>S</w:t>
-      </w:r>
-      <w:r>
-        <w:rPr>
-          <w:rFonts w:ascii="Geist" w:hAnsi="Geist"/>
-          <w:color w:val="1D1D20"/>
-          <w:lang w:val="en-US"/>
-        </w:rPr>
-        <w:t>cenario, usually managed by an orchestration tool like Kubernetes:</w:t>
+          <w:lang w:val="en-US"/>
+        </w:rPr>
+        <w:t>Scenario, usually managed by an orchestration tool like Kubernetes:</w:t>
       </w:r>
     </w:p>
     <w:p>
@@ -6444,12 +6970,10 @@
           <w:ilvl w:val="0"/>
           <w:numId w:val="23"/>
         </w:numPr>
-        <w:shd w:val="clear" w:color="auto" w:fill="FFFFFF"/>
         <w:spacing w:after="0" w:line="240" w:lineRule="auto"/>
         <w:contextualSpacing/>
         <w:rPr>
           <w:rFonts w:ascii="Geist" w:hAnsi="Geist"/>
-          <w:color w:val="1D1D20"/>
           <w:sz w:val="24"/>
           <w:szCs w:val="24"/>
           <w:lang w:val="en-US"/>
@@ -6459,7 +6983,6 @@
         <w:rPr>
           <w:rStyle w:val="ad"/>
           <w:rFonts w:ascii="Geist" w:hAnsi="Geist"/>
-          <w:color w:val="1D1D20"/>
           <w:sz w:val="24"/>
           <w:szCs w:val="24"/>
           <w:lang w:val="en-US"/>
@@ -6469,7 +6992,6 @@
       <w:r>
         <w:rPr>
           <w:rFonts w:ascii="Geist" w:hAnsi="Geist"/>
-          <w:color w:val="1D1D20"/>
           <w:sz w:val="24"/>
           <w:szCs w:val="24"/>
           <w:lang w:val="en-US"/>
@@ -6483,12 +7005,10 @@
           <w:ilvl w:val="0"/>
           <w:numId w:val="23"/>
         </w:numPr>
-        <w:shd w:val="clear" w:color="auto" w:fill="FFFFFF"/>
         <w:spacing w:after="0" w:line="240" w:lineRule="auto"/>
         <w:contextualSpacing/>
         <w:rPr>
           <w:rFonts w:ascii="Geist" w:hAnsi="Geist"/>
-          <w:color w:val="1D1D20"/>
           <w:sz w:val="24"/>
           <w:szCs w:val="24"/>
         </w:rPr>
@@ -6497,7 +7017,6 @@
         <w:rPr>
           <w:rStyle w:val="ad"/>
           <w:rFonts w:ascii="Geist" w:hAnsi="Geist"/>
-          <w:color w:val="1D1D20"/>
           <w:sz w:val="24"/>
           <w:szCs w:val="24"/>
           <w:lang w:val="en-US"/>
@@ -6507,7 +7026,6 @@
       <w:r>
         <w:rPr>
           <w:rFonts w:ascii="Geist" w:hAnsi="Geist"/>
-          <w:color w:val="1D1D20"/>
           <w:sz w:val="24"/>
           <w:szCs w:val="24"/>
           <w:lang w:val="en-US"/>
@@ -6518,7 +7036,6 @@
       <w:r>
         <w:rPr>
           <w:rFonts w:ascii="Geist" w:hAnsi="Geist"/>
-          <w:color w:val="1D1D20"/>
           <w:sz w:val="24"/>
           <w:szCs w:val="24"/>
         </w:rPr>
@@ -6528,7 +7045,6 @@
       <w:r>
         <w:rPr>
           <w:rFonts w:ascii="Geist" w:hAnsi="Geist"/>
-          <w:color w:val="1D1D20"/>
           <w:sz w:val="24"/>
           <w:szCs w:val="24"/>
         </w:rPr>
@@ -6538,7 +7054,6 @@
       <w:r>
         <w:rPr>
           <w:rFonts w:ascii="Geist" w:hAnsi="Geist"/>
-          <w:color w:val="1D1D20"/>
           <w:sz w:val="24"/>
           <w:szCs w:val="24"/>
         </w:rPr>
@@ -6548,7 +7063,6 @@
       <w:r>
         <w:rPr>
           <w:rFonts w:ascii="Geist" w:hAnsi="Geist"/>
-          <w:color w:val="1D1D20"/>
           <w:sz w:val="24"/>
           <w:szCs w:val="24"/>
         </w:rPr>
@@ -6558,7 +7072,6 @@
       <w:r>
         <w:rPr>
           <w:rFonts w:ascii="Geist" w:hAnsi="Geist"/>
-          <w:color w:val="1D1D20"/>
           <w:sz w:val="24"/>
           <w:szCs w:val="24"/>
         </w:rPr>
@@ -6568,7 +7081,6 @@
       <w:r>
         <w:rPr>
           <w:rFonts w:ascii="Geist" w:hAnsi="Geist"/>
-          <w:color w:val="1D1D20"/>
           <w:sz w:val="24"/>
           <w:szCs w:val="24"/>
         </w:rPr>
@@ -6578,7 +7090,6 @@
       <w:r>
         <w:rPr>
           <w:rFonts w:ascii="Geist" w:hAnsi="Geist"/>
-          <w:color w:val="1D1D20"/>
           <w:sz w:val="24"/>
           <w:szCs w:val="24"/>
         </w:rPr>
@@ -6588,7 +7099,6 @@
       <w:r>
         <w:rPr>
           <w:rFonts w:ascii="Geist" w:hAnsi="Geist"/>
-          <w:color w:val="1D1D20"/>
           <w:sz w:val="24"/>
           <w:szCs w:val="24"/>
         </w:rPr>
@@ -6598,7 +7108,6 @@
       <w:r>
         <w:rPr>
           <w:rFonts w:ascii="Geist" w:hAnsi="Geist"/>
-          <w:color w:val="1D1D20"/>
           <w:sz w:val="24"/>
           <w:szCs w:val="24"/>
         </w:rPr>
@@ -6608,7 +7117,6 @@
       <w:r>
         <w:rPr>
           <w:rFonts w:ascii="Geist" w:hAnsi="Geist"/>
-          <w:color w:val="1D1D20"/>
           <w:sz w:val="24"/>
           <w:szCs w:val="24"/>
         </w:rPr>
@@ -6618,7 +7126,6 @@
       <w:r>
         <w:rPr>
           <w:rFonts w:ascii="Geist" w:hAnsi="Geist"/>
-          <w:color w:val="1D1D20"/>
           <w:sz w:val="24"/>
           <w:szCs w:val="24"/>
         </w:rPr>
@@ -6628,7 +7135,6 @@
       <w:r>
         <w:rPr>
           <w:rFonts w:ascii="Geist" w:hAnsi="Geist"/>
-          <w:color w:val="1D1D20"/>
           <w:sz w:val="24"/>
           <w:szCs w:val="24"/>
         </w:rPr>
@@ -6638,7 +7144,6 @@
       <w:r>
         <w:rPr>
           <w:rFonts w:ascii="Geist" w:hAnsi="Geist"/>
-          <w:color w:val="1D1D20"/>
           <w:sz w:val="24"/>
           <w:szCs w:val="24"/>
         </w:rPr>
@@ -6648,7 +7153,6 @@
       <w:r>
         <w:rPr>
           <w:rFonts w:ascii="Geist" w:hAnsi="Geist"/>
-          <w:color w:val="1D1D20"/>
           <w:sz w:val="24"/>
           <w:szCs w:val="24"/>
         </w:rPr>
@@ -6658,7 +7162,6 @@
       <w:r>
         <w:rPr>
           <w:rFonts w:ascii="Geist" w:hAnsi="Geist"/>
-          <w:color w:val="1D1D20"/>
           <w:sz w:val="24"/>
           <w:szCs w:val="24"/>
         </w:rPr>
@@ -6668,7 +7171,6 @@
       <w:r>
         <w:rPr>
           <w:rFonts w:ascii="Geist" w:hAnsi="Geist"/>
-          <w:color w:val="1D1D20"/>
           <w:sz w:val="24"/>
           <w:szCs w:val="24"/>
         </w:rPr>
@@ -6678,7 +7180,6 @@
       <w:r>
         <w:rPr>
           <w:rFonts w:ascii="Geist" w:hAnsi="Geist"/>
-          <w:color w:val="1D1D20"/>
           <w:sz w:val="24"/>
           <w:szCs w:val="24"/>
         </w:rPr>
@@ -6688,7 +7189,6 @@
       <w:r>
         <w:rPr>
           <w:rFonts w:ascii="Geist" w:hAnsi="Geist"/>
-          <w:color w:val="1D1D20"/>
           <w:sz w:val="24"/>
           <w:szCs w:val="24"/>
         </w:rPr>
@@ -6701,12 +7201,10 @@
           <w:ilvl w:val="0"/>
           <w:numId w:val="23"/>
         </w:numPr>
-        <w:shd w:val="clear" w:color="auto" w:fill="FFFFFF"/>
         <w:spacing w:after="0" w:line="240" w:lineRule="auto"/>
         <w:contextualSpacing/>
         <w:rPr>
           <w:rFonts w:ascii="Geist" w:hAnsi="Geist"/>
-          <w:color w:val="1D1D20"/>
           <w:sz w:val="24"/>
           <w:szCs w:val="24"/>
           <w:lang w:val="en-US"/>
@@ -6716,7 +7214,6 @@
         <w:rPr>
           <w:rStyle w:val="ad"/>
           <w:rFonts w:ascii="Geist" w:hAnsi="Geist"/>
-          <w:color w:val="1D1D20"/>
           <w:sz w:val="24"/>
           <w:szCs w:val="24"/>
           <w:lang w:val="en-US"/>
@@ -6726,7 +7223,6 @@
       <w:r>
         <w:rPr>
           <w:rFonts w:ascii="Geist" w:hAnsi="Geist"/>
-          <w:color w:val="1D1D20"/>
           <w:sz w:val="24"/>
           <w:szCs w:val="24"/>
           <w:lang w:val="en-US"/>
@@ -6740,12 +7236,10 @@
           <w:ilvl w:val="0"/>
           <w:numId w:val="23"/>
         </w:numPr>
-        <w:shd w:val="clear" w:color="auto" w:fill="FFFFFF"/>
         <w:spacing w:after="0" w:line="240" w:lineRule="auto"/>
         <w:contextualSpacing/>
         <w:rPr>
           <w:rFonts w:ascii="Geist" w:hAnsi="Geist"/>
-          <w:color w:val="1D1D20"/>
           <w:sz w:val="24"/>
           <w:szCs w:val="24"/>
           <w:lang w:val="en-US"/>
@@ -6755,7 +7249,6 @@
         <w:rPr>
           <w:rStyle w:val="ad"/>
           <w:rFonts w:ascii="Geist" w:hAnsi="Geist"/>
-          <w:color w:val="1D1D20"/>
           <w:sz w:val="24"/>
           <w:szCs w:val="24"/>
           <w:lang w:val="en-US"/>
@@ -6765,7 +7258,6 @@
       <w:r>
         <w:rPr>
           <w:rFonts w:ascii="Geist" w:hAnsi="Geist"/>
-          <w:color w:val="1D1D20"/>
           <w:sz w:val="24"/>
           <w:szCs w:val="24"/>
           <w:lang w:val="en-US"/>
@@ -6779,12 +7271,10 @@
           <w:ilvl w:val="0"/>
           <w:numId w:val="23"/>
         </w:numPr>
-        <w:shd w:val="clear" w:color="auto" w:fill="FFFFFF"/>
         <w:spacing w:after="0" w:line="240" w:lineRule="auto"/>
         <w:contextualSpacing/>
         <w:rPr>
           <w:rFonts w:ascii="Geist" w:hAnsi="Geist"/>
-          <w:color w:val="1D1D20"/>
           <w:sz w:val="24"/>
           <w:szCs w:val="24"/>
           <w:lang w:val="en-US"/>
@@ -6794,7 +7284,6 @@
         <w:rPr>
           <w:rStyle w:val="ad"/>
           <w:rFonts w:ascii="Geist" w:hAnsi="Geist"/>
-          <w:color w:val="1D1D20"/>
           <w:sz w:val="24"/>
           <w:szCs w:val="24"/>
           <w:lang w:val="en-US"/>
@@ -6804,7 +7293,6 @@
       <w:r>
         <w:rPr>
           <w:rFonts w:ascii="Geist" w:hAnsi="Geist"/>
-          <w:color w:val="1D1D20"/>
           <w:sz w:val="24"/>
           <w:szCs w:val="24"/>
           <w:lang w:val="en-US"/>
@@ -6815,19 +7303,16 @@
     <w:p>
       <w:pPr>
         <w:pStyle w:val="a3"/>
-        <w:shd w:val="clear" w:color="auto" w:fill="FFFFFF"/>
         <w:spacing w:before="0" w:beforeAutospacing="0" w:after="0" w:afterAutospacing="0"/>
         <w:contextualSpacing/>
         <w:rPr>
           <w:rFonts w:ascii="Geist" w:hAnsi="Geist"/>
-          <w:color w:val="1D1D20"/>
           <w:lang w:val="en-US"/>
         </w:rPr>
       </w:pPr>
       <w:r>
         <w:rPr>
           <w:rFonts w:ascii="Geist" w:hAnsi="Geist"/>
-          <w:color w:val="1D1D20"/>
           <w:lang w:val="en-US"/>
         </w:rPr>
         <w:t>This strategy relies heavily on automation tools and services, such as Kubernetes, which can manage the complexities of rolling updates, including the orchestration of updates, health checks, and rollbacks</w:t>
@@ -6838,7 +7323,6 @@
         <w:jc w:val="both"/>
         <w:rPr>
           <w:rFonts w:ascii="Geist" w:hAnsi="Geist"/>
-          <w:color w:val="1D1D20"/>
           <w:shd w:val="clear" w:color="auto" w:fill="FFFFFF"/>
           <w:lang w:val="en-US"/>
         </w:rPr>
@@ -6849,7 +7333,6 @@
         <w:rPr>
           <w:rFonts w:ascii="Geist" w:hAnsi="Geist"/>
           <w:b/>
-          <w:color w:val="1D1D20"/>
           <w:shd w:val="clear" w:color="auto" w:fill="FFFFFF"/>
           <w:lang w:val="en-US"/>
         </w:rPr>
@@ -6858,7 +7341,6 @@
         <w:rPr>
           <w:rFonts w:ascii="Geist" w:hAnsi="Geist"/>
           <w:b/>
-          <w:color w:val="1D1D20"/>
           <w:shd w:val="clear" w:color="auto" w:fill="FFFFFF"/>
           <w:lang w:val="en-US"/>
         </w:rPr>
@@ -6870,7 +7352,6 @@
         <w:jc w:val="both"/>
         <w:rPr>
           <w:rFonts w:ascii="Geist" w:hAnsi="Geist"/>
-          <w:color w:val="1D1D20"/>
           <w:shd w:val="clear" w:color="auto" w:fill="FFFFFF"/>
           <w:lang w:val="en-US"/>
         </w:rPr>
@@ -6878,7 +7359,6 @@
       <w:r>
         <w:rPr>
           <w:rFonts w:ascii="Geist" w:hAnsi="Geist"/>
-          <w:color w:val="1D1D20"/>
           <w:shd w:val="clear" w:color="auto" w:fill="FFFFFF"/>
           <w:lang w:val="en-US"/>
         </w:rPr>
@@ -6887,7 +7367,6 @@
       <w:r>
         <w:rPr>
           <w:rFonts w:ascii="Geist" w:hAnsi="Geist"/>
-          <w:color w:val="1D1D20"/>
           <w:shd w:val="clear" w:color="auto" w:fill="FFFFFF"/>
           <w:lang w:val="en-US"/>
         </w:rPr>
@@ -6897,7 +7376,6 @@
         <w:rPr>
           <w:rFonts w:ascii="Geist" w:hAnsi="Geist"/>
           <w:b/>
-          <w:color w:val="1D1D20"/>
           <w:shd w:val="clear" w:color="auto" w:fill="FFFFFF"/>
           <w:lang w:val="en-US"/>
         </w:rPr>
@@ -6906,28 +7384,51 @@
       <w:r>
         <w:rPr>
           <w:rFonts w:ascii="Geist" w:hAnsi="Geist"/>
-          <w:color w:val="1D1D20"/>
           <w:shd w:val="clear" w:color="auto" w:fill="FFFFFF"/>
           <w:lang w:val="en-US"/>
         </w:rPr>
         <w:t>if issues are detected by simply switching back to the blue environment. Blue-green deployment is particularly effective in reducing downtime and risk as it provides a straightforward way to switch between different versions. However, it requires double the resources since two environments must be maintained simultaneously.</w:t>
+      </w:r>
+    </w:p>
+    <w:p>
+      <w:pPr>
+        <w:spacing w:after="0" w:line="240" w:lineRule="auto"/>
+        <w:ind w:left="720"/>
+        <w:contextualSpacing/>
+        <w:jc w:val="both"/>
+        <w:rPr>
+          <w:rStyle w:val="ad"/>
+          <w:rFonts w:ascii="Geist" w:hAnsi="Geist"/>
+          <w:i w:val="0"/>
+          <w:sz w:val="24"/>
+          <w:szCs w:val="24"/>
+          <w:lang w:val="en-US"/>
+        </w:rPr>
+      </w:pPr>
+      <w:r>
+        <w:rPr>
+          <w:rStyle w:val="ad"/>
+          <w:rFonts w:ascii="Geist" w:hAnsi="Geist"/>
+          <w:i w:val="0"/>
+          <w:sz w:val="24"/>
+          <w:szCs w:val="24"/>
+          <w:lang w:val="en-US"/>
+        </w:rPr>
+        <w:t>The Process of Blue-Green Deployment</w:t>
       </w:r>
     </w:p>
     <w:p>
       <w:pPr>
         <w:numPr>
           <w:ilvl w:val="0"/>
-          <w:numId w:val="23"/>
+          <w:numId w:val="27"/>
         </w:numPr>
-        <w:shd w:val="clear" w:color="auto" w:fill="FFFFFF"/>
         <w:spacing w:after="0" w:line="240" w:lineRule="auto"/>
         <w:contextualSpacing/>
         <w:jc w:val="both"/>
         <w:rPr>
           <w:rStyle w:val="ad"/>
-          <w:rFonts w:ascii="Geist" w:hAnsi="Geist"/>
           <w:i w:val="0"/>
-          <w:color w:val="1D1D20"/>
           <w:sz w:val="24"/>
           <w:szCs w:val="24"/>
           <w:lang w:val="en-US"/>
@@ -6938,21 +7439,29 @@
           <w:rStyle w:val="ad"/>
           <w:rFonts w:ascii="Geist" w:hAnsi="Geist"/>
           <w:i w:val="0"/>
-          <w:color w:val="1D1D20"/>
-          <w:sz w:val="24"/>
-          <w:szCs w:val="24"/>
-          <w:lang w:val="en-US"/>
-        </w:rPr>
-        <w:t>The Process of Blue-Green Deployment</w:t>
+          <w:sz w:val="24"/>
+          <w:szCs w:val="24"/>
+          <w:lang w:val="en-US"/>
+        </w:rPr>
+        <w:t>Preparation:</w:t>
+      </w:r>
+      <w:r>
+        <w:rPr>
+          <w:rStyle w:val="ad"/>
+          <w:i w:val="0"/>
+          <w:sz w:val="24"/>
+          <w:szCs w:val="24"/>
+          <w:lang w:val="en-US"/>
+        </w:rPr>
+        <w:t> Initially, both blue and green environments are set up to be identical in terms of hardware, software, and configuration. This includes databases, application servers, and any other required services.</w:t>
       </w:r>
     </w:p>
     <w:p>
       <w:pPr>
         <w:numPr>
           <w:ilvl w:val="0"/>
-          <w:numId w:val="23"/>
+          <w:numId w:val="27"/>
         </w:numPr>
-        <w:shd w:val="clear" w:color="auto" w:fill="FFFFFF"/>
         <w:spacing w:after="0" w:line="240" w:lineRule="auto"/>
         <w:contextualSpacing/>
         <w:jc w:val="both"/>
@@ -6969,12 +7478,11 @@
           <w:rStyle w:val="ad"/>
           <w:rFonts w:ascii="Geist" w:hAnsi="Geist"/>
           <w:i w:val="0"/>
-          <w:color w:val="1D1D20"/>
-          <w:sz w:val="24"/>
-          <w:szCs w:val="24"/>
-          <w:lang w:val="en-US"/>
-        </w:rPr>
-        <w:t>Preparation:</w:t>
+          <w:sz w:val="24"/>
+          <w:szCs w:val="24"/>
+          <w:lang w:val="en-US"/>
+        </w:rPr>
+        <w:t>Deployment:</w:t>
       </w:r>
       <w:r>
         <w:rPr>
@@ -6984,16 +7492,15 @@
           <w:szCs w:val="24"/>
           <w:lang w:val="en-US"/>
         </w:rPr>
-        <w:t> Initially, both blue and green environments are set up to be identical in terms of hardware, software, and configuration. This includes databases, application servers, and any other required services.</w:t>
+        <w:t> When a new version of the software is ready for release, it is deployed to the idle environment (let’s say green if blue is currently live). This deployment includes all necessary updates, migrations, and configurations needed for the new version.</w:t>
       </w:r>
     </w:p>
     <w:p>
       <w:pPr>
         <w:numPr>
           <w:ilvl w:val="0"/>
-          <w:numId w:val="23"/>
+          <w:numId w:val="27"/>
         </w:numPr>
-        <w:shd w:val="clear" w:color="auto" w:fill="FFFFFF"/>
         <w:spacing w:after="0" w:line="240" w:lineRule="auto"/>
         <w:contextualSpacing/>
         <w:jc w:val="both"/>
@@ -7010,12 +7517,11 @@
           <w:rStyle w:val="ad"/>
           <w:rFonts w:ascii="Geist" w:hAnsi="Geist"/>
           <w:i w:val="0"/>
-          <w:color w:val="1D1D20"/>
-          <w:sz w:val="24"/>
-          <w:szCs w:val="24"/>
-          <w:lang w:val="en-US"/>
-        </w:rPr>
-        <w:t>Deployment:</w:t>
+          <w:sz w:val="24"/>
+          <w:szCs w:val="24"/>
+          <w:lang w:val="en-US"/>
+        </w:rPr>
+        <w:t>Testing:</w:t>
       </w:r>
       <w:r>
         <w:rPr>
@@ -7025,16 +7531,15 @@
           <w:szCs w:val="24"/>
           <w:lang w:val="en-US"/>
         </w:rPr>
-        <w:t> When a new version of the software is ready for release, it is deployed to the idle environment (let’s say green if blue is currently live). This deployment includes all necessary updates, migrations, and configurations needed for the new version.</w:t>
+        <w:t> The green environment, now hosting the new version, undergoes thorough testing and verification. This phase is crucial for ensuring that the new release meets all quality and performance standards without affecting the user experience negatively.</w:t>
       </w:r>
     </w:p>
     <w:p>
       <w:pPr>
         <w:numPr>
           <w:ilvl w:val="0"/>
-          <w:numId w:val="23"/>
+          <w:numId w:val="27"/>
         </w:numPr>
-        <w:shd w:val="clear" w:color="auto" w:fill="FFFFFF"/>
         <w:spacing w:after="0" w:line="240" w:lineRule="auto"/>
         <w:contextualSpacing/>
         <w:jc w:val="both"/>
@@ -7051,12 +7556,11 @@
           <w:rStyle w:val="ad"/>
           <w:rFonts w:ascii="Geist" w:hAnsi="Geist"/>
           <w:i w:val="0"/>
-          <w:color w:val="1D1D20"/>
-          <w:sz w:val="24"/>
-          <w:szCs w:val="24"/>
-          <w:lang w:val="en-US"/>
-        </w:rPr>
-        <w:t>Testing:</w:t>
+          <w:sz w:val="24"/>
+          <w:szCs w:val="24"/>
+          <w:lang w:val="en-US"/>
+        </w:rPr>
+        <w:t>Switching Traffic:</w:t>
       </w:r>
       <w:r>
         <w:rPr>
@@ -7066,16 +7570,26 @@
           <w:szCs w:val="24"/>
           <w:lang w:val="en-US"/>
         </w:rPr>
-        <w:t> The green environment, now hosting the new version, undergoes thorough testing and verification. This phase is crucial for ensuring that the new release meets all quality and performance standards without affecting the user experience negatively.</w:t>
+        <w:t xml:space="preserve"> Once the new version in the green environment is verified to be stable and ready for production, the traffic is switched from the blue environment to the green </w:t>
+      </w:r>
+      <w:r>
+        <w:rPr>
+          <w:rStyle w:val="ad"/>
+          <w:i w:val="0"/>
+          <w:sz w:val="24"/>
+          <w:szCs w:val="24"/>
+          <w:lang w:val="en-US"/>
+        </w:rPr>
+        <w:lastRenderedPageBreak/>
+        <w:t>environment. This is often achieved using a load balancer or DNS switch, redirecting all user traffic to the green environment seamlessly.</w:t>
       </w:r>
     </w:p>
     <w:p>
       <w:pPr>
         <w:numPr>
           <w:ilvl w:val="0"/>
-          <w:numId w:val="23"/>
+          <w:numId w:val="27"/>
         </w:numPr>
-        <w:shd w:val="clear" w:color="auto" w:fill="FFFFFF"/>
         <w:spacing w:after="0" w:line="240" w:lineRule="auto"/>
         <w:contextualSpacing/>
         <w:jc w:val="both"/>
@@ -7092,12 +7606,11 @@
           <w:rStyle w:val="ad"/>
           <w:rFonts w:ascii="Geist" w:hAnsi="Geist"/>
           <w:i w:val="0"/>
-          <w:color w:val="1D1D20"/>
-          <w:sz w:val="24"/>
-          <w:szCs w:val="24"/>
-          <w:lang w:val="en-US"/>
-        </w:rPr>
-        <w:t>Switching Traffic:</w:t>
+          <w:sz w:val="24"/>
+          <w:szCs w:val="24"/>
+          <w:lang w:val="en-US"/>
+        </w:rPr>
+        <w:t>Monitoring:</w:t>
       </w:r>
       <w:r>
         <w:rPr>
@@ -7107,16 +7620,15 @@
           <w:szCs w:val="24"/>
           <w:lang w:val="en-US"/>
         </w:rPr>
-        <w:t> Once the new version in the green environment is verified to be stable and ready for production, the traffic is switched from the blue environment to the green environment. This is often achieved using a load balancer or DNS switch, redirecting all user traffic to the green environment seamlessly.</w:t>
+        <w:t> After the switch, the new live environment (green) is closely monitored to ensure that it operates as expected under full load. Any anomalies or issues are addressed immediately.</w:t>
       </w:r>
     </w:p>
     <w:p>
       <w:pPr>
         <w:numPr>
           <w:ilvl w:val="0"/>
-          <w:numId w:val="23"/>
+          <w:numId w:val="27"/>
         </w:numPr>
-        <w:shd w:val="clear" w:color="auto" w:fill="FFFFFF"/>
         <w:spacing w:after="0" w:line="240" w:lineRule="auto"/>
         <w:contextualSpacing/>
         <w:jc w:val="both"/>
@@ -7133,13 +7645,11 @@
           <w:rStyle w:val="ad"/>
           <w:rFonts w:ascii="Geist" w:hAnsi="Geist"/>
           <w:i w:val="0"/>
-          <w:color w:val="1D1D20"/>
-          <w:sz w:val="24"/>
-          <w:szCs w:val="24"/>
-          <w:lang w:val="en-US"/>
-        </w:rPr>
-        <w:lastRenderedPageBreak/>
-        <w:t>Monitoring:</w:t>
+          <w:sz w:val="24"/>
+          <w:szCs w:val="24"/>
+          <w:lang w:val="en-US"/>
+        </w:rPr>
+        <w:t>Rollback:</w:t>
       </w:r>
       <w:r>
         <w:rPr>
@@ -7149,16 +7659,15 @@
           <w:szCs w:val="24"/>
           <w:lang w:val="en-US"/>
         </w:rPr>
-        <w:t> After the switch, the new live environment (green) is closely monitored to ensure that it operates as expected under full load. Any anomalies or issues are addressed immediately.</w:t>
+        <w:t> If any critical issues are discovered after the switch, the system can quickly revert to the previous version by switching traffic back to the blue environment, which remains intact and operational.</w:t>
       </w:r>
     </w:p>
     <w:p>
       <w:pPr>
         <w:numPr>
           <w:ilvl w:val="0"/>
-          <w:numId w:val="23"/>
+          <w:numId w:val="27"/>
         </w:numPr>
-        <w:shd w:val="clear" w:color="auto" w:fill="FFFFFF"/>
         <w:spacing w:after="0" w:line="240" w:lineRule="auto"/>
         <w:contextualSpacing/>
         <w:jc w:val="both"/>
@@ -7175,12 +7684,11 @@
           <w:rStyle w:val="ad"/>
           <w:rFonts w:ascii="Geist" w:hAnsi="Geist"/>
           <w:i w:val="0"/>
-          <w:color w:val="1D1D20"/>
-          <w:sz w:val="24"/>
-          <w:szCs w:val="24"/>
-          <w:lang w:val="en-US"/>
-        </w:rPr>
-        <w:t>Rollback:</w:t>
+          <w:sz w:val="24"/>
+          <w:szCs w:val="24"/>
+          <w:lang w:val="en-US"/>
+        </w:rPr>
+        <w:t>Cleanup and Preparation for Next Release: </w:t>
       </w:r>
       <w:r>
         <w:rPr>
@@ -7190,56 +7698,14 @@
           <w:szCs w:val="24"/>
           <w:lang w:val="en-US"/>
         </w:rPr>
-        <w:t> If any critical issues are discovered after the switch, the system can quickly revert to the previous version by switching traffic back to the blue environment, which remains intact and operational.</w:t>
-      </w:r>
-    </w:p>
-    <w:p>
-      <w:pPr>
-        <w:numPr>
-          <w:ilvl w:val="0"/>
-          <w:numId w:val="23"/>
-        </w:numPr>
-        <w:shd w:val="clear" w:color="auto" w:fill="FFFFFF"/>
-        <w:spacing w:after="0" w:line="240" w:lineRule="auto"/>
-        <w:contextualSpacing/>
+        <w:t>Post-switch, the now idle blue environment is updated with the new version in preparation for the next deployment cycle. This ensures that both environments are again identical, ready for the next blue-green switch.</w:t>
+      </w:r>
+    </w:p>
+    <w:p>
+      <w:pPr>
         <w:jc w:val="both"/>
         <w:rPr>
-          <w:rStyle w:val="ad"/>
-          <w:i w:val="0"/>
-          <w:sz w:val="24"/>
-          <w:szCs w:val="24"/>
-          <w:lang w:val="en-US"/>
-        </w:rPr>
-      </w:pPr>
-      <w:r>
-        <w:rPr>
-          <w:rStyle w:val="ad"/>
           <w:rFonts w:ascii="Geist" w:hAnsi="Geist"/>
-          <w:i w:val="0"/>
-          <w:color w:val="1D1D20"/>
-          <w:sz w:val="24"/>
-          <w:szCs w:val="24"/>
-          <w:lang w:val="en-US"/>
-        </w:rPr>
-        <w:t>Cleanup and Preparation for Next Release: </w:t>
-      </w:r>
-      <w:r>
-        <w:rPr>
-          <w:rStyle w:val="ad"/>
-          <w:i w:val="0"/>
-          <w:sz w:val="24"/>
-          <w:szCs w:val="24"/>
-          <w:lang w:val="en-US"/>
-        </w:rPr>
-        <w:t>Post-switch, the now idle blue environment is updated with the new version in preparation for the next deployment cycle. This ensures that both environments are again identical, ready for the next blue-green switch.</w:t>
-      </w:r>
-    </w:p>
-    <w:p>
-      <w:pPr>
-        <w:jc w:val="both"/>
-        <w:rPr>
-          <w:rFonts w:ascii="Geist" w:hAnsi="Geist"/>
-          <w:color w:val="1D1D20"/>
           <w:shd w:val="clear" w:color="auto" w:fill="FFFFFF"/>
           <w:lang w:val="en-US"/>
         </w:rPr>
@@ -7250,16 +7716,14 @@
         <w:rPr>
           <w:rFonts w:ascii="Geist" w:hAnsi="Geist"/>
           <w:b/>
-          <w:color w:val="1D1D20"/>
           <w:shd w:val="clear" w:color="auto" w:fill="FFFFFF"/>
           <w:lang w:val="en-US"/>
         </w:rPr>
       </w:pPr>
-      <w:hyperlink r:id="rId9" w:history="1">
+      <w:hyperlink r:id="rId11" w:history="1">
         <w:r>
           <w:rPr>
             <w:b/>
-            <w:color w:val="1D1D20"/>
             <w:lang w:val="en-US"/>
           </w:rPr>
           <w:t>Canary Deployment</w:t>
@@ -7269,7 +7733,6 @@
         <w:rPr>
           <w:rFonts w:ascii="Geist" w:hAnsi="Geist"/>
           <w:b/>
-          <w:color w:val="1D1D20"/>
           <w:shd w:val="clear" w:color="auto" w:fill="FFFFFF"/>
           <w:lang w:val="en-US"/>
         </w:rPr>
@@ -7280,30 +7743,29 @@
       <w:pPr>
         <w:jc w:val="both"/>
         <w:rPr>
-          <w:lang w:val="en-US"/>
-        </w:rPr>
-      </w:pPr>
-      <w:r>
-        <w:rPr>
-          <w:rFonts w:ascii="Geist" w:hAnsi="Geist"/>
-          <w:color w:val="1D1D20"/>
-          <w:shd w:val="clear" w:color="auto" w:fill="FFFFFF"/>
-          <w:lang w:val="en-US"/>
-        </w:rPr>
-        <w:t>A</w:t>
-      </w:r>
-      <w:r>
-        <w:rPr>
-          <w:rFonts w:ascii="Geist" w:hAnsi="Geist"/>
-          <w:color w:val="1D1D20"/>
-          <w:shd w:val="clear" w:color="auto" w:fill="FFFFFF"/>
-          <w:lang w:val="en-US"/>
-        </w:rPr>
-        <w:t xml:space="preserve"> new version of the application is rolled out to a small subset of users before it’s made available to the entire user base. This strategy allows teams to monitor metrics and performance indicators to ensure the new version operates as expected in the production environment. If issues are detected, the process includes mechanisms for a quick rollback to the previous version, minimizing the impact on users.</w:t>
-      </w:r>
-      <w:bookmarkEnd w:id="1"/>
-      <w:r>
-        <w:rPr>
+          <w:rStyle w:val="ad"/>
+          <w:i w:val="0"/>
+          <w:sz w:val="24"/>
+          <w:szCs w:val="24"/>
+          <w:lang w:val="en-US"/>
+        </w:rPr>
+      </w:pPr>
+      <w:r>
+        <w:rPr>
+          <w:rStyle w:val="ad"/>
+          <w:i w:val="0"/>
+          <w:sz w:val="24"/>
+          <w:szCs w:val="24"/>
+          <w:lang w:val="en-US"/>
+        </w:rPr>
+        <w:t>A new version of the application is rolled out to a small subset of users before it’s made available to the entire user base. This strategy allows teams to monitor metrics and performance indicators to ensure the new version operates as expected in the production environment. If issues are detected, the process includes mechanisms for a quick rollback to the previous version, minimizing the impact on users.</w:t>
+      </w:r>
+      <w:r>
+        <w:rPr>
+          <w:rStyle w:val="ad"/>
+          <w:i w:val="0"/>
+          <w:sz w:val="24"/>
+          <w:szCs w:val="24"/>
           <w:lang w:val="en-US"/>
         </w:rPr>
         <w:t xml:space="preserve"> </w:t>
@@ -7316,12 +7778,14 @@
           <w:lang w:val="en-US"/>
         </w:rPr>
       </w:pPr>
+      <w:bookmarkStart w:id="8" w:name="_Toc213345381"/>
       <w:r>
         <w:rPr>
           <w:lang w:val="en-US"/>
         </w:rPr>
         <w:t>Azure Pricing Models – The 4 Core Concepts</w:t>
       </w:r>
+      <w:bookmarkEnd w:id="8"/>
     </w:p>
     <w:tbl>
       <w:tblPr>
@@ -7401,7 +7865,6 @@
                 <w:lang w:val="en-US" w:eastAsia="ru-RU"/>
               </w:rPr>
             </w:pPr>
-            <w:proofErr w:type="spellStart"/>
             <w:r>
               <w:rPr>
                 <w:rFonts w:ascii="Arial" w:eastAsia="Times New Roman" w:hAnsi="Arial" w:cs="Arial"/>
@@ -7410,53 +7873,8 @@
                 <w:szCs w:val="24"/>
                 <w:lang w:val="en-US" w:eastAsia="ru-RU"/>
               </w:rPr>
-              <w:t>What</w:t>
-            </w:r>
-            <w:proofErr w:type="spellEnd"/>
-            <w:r>
-              <w:rPr>
-                <w:rFonts w:ascii="Arial" w:eastAsia="Times New Roman" w:hAnsi="Arial" w:cs="Arial"/>
-                <w:color w:val="000000"/>
-                <w:sz w:val="24"/>
-                <w:szCs w:val="24"/>
-                <w:lang w:val="en-US" w:eastAsia="ru-RU"/>
-              </w:rPr>
-              <w:t xml:space="preserve"> </w:t>
-            </w:r>
-            <w:proofErr w:type="spellStart"/>
-            <w:r>
-              <w:rPr>
-                <w:rFonts w:ascii="Arial" w:eastAsia="Times New Roman" w:hAnsi="Arial" w:cs="Arial"/>
-                <w:color w:val="000000"/>
-                <w:sz w:val="24"/>
-                <w:szCs w:val="24"/>
-                <w:lang w:val="en-US" w:eastAsia="ru-RU"/>
-              </w:rPr>
-              <w:t>it</w:t>
-            </w:r>
-            <w:proofErr w:type="spellEnd"/>
-            <w:r>
-              <w:rPr>
-                <w:rFonts w:ascii="Arial" w:eastAsia="Times New Roman" w:hAnsi="Arial" w:cs="Arial"/>
-                <w:color w:val="000000"/>
-                <w:sz w:val="24"/>
-                <w:szCs w:val="24"/>
-                <w:lang w:val="en-US" w:eastAsia="ru-RU"/>
-              </w:rPr>
-              <w:t xml:space="preserve"> </w:t>
-            </w:r>
-            <w:proofErr w:type="spellStart"/>
-            <w:r>
-              <w:rPr>
-                <w:rFonts w:ascii="Arial" w:eastAsia="Times New Roman" w:hAnsi="Arial" w:cs="Arial"/>
-                <w:color w:val="000000"/>
-                <w:sz w:val="24"/>
-                <w:szCs w:val="24"/>
-                <w:lang w:val="en-US" w:eastAsia="ru-RU"/>
-              </w:rPr>
-              <w:t>means</w:t>
-            </w:r>
-            <w:proofErr w:type="spellEnd"/>
+              <w:t>What it means</w:t>
+            </w:r>
           </w:p>
         </w:tc>
         <w:tc>
@@ -7479,7 +7897,6 @@
                 <w:lang w:val="en-US" w:eastAsia="ru-RU"/>
               </w:rPr>
             </w:pPr>
-            <w:proofErr w:type="spellStart"/>
             <w:r>
               <w:rPr>
                 <w:rFonts w:ascii="Arial" w:eastAsia="Times New Roman" w:hAnsi="Arial" w:cs="Arial"/>
@@ -7488,31 +7905,8 @@
                 <w:szCs w:val="24"/>
                 <w:lang w:val="en-US" w:eastAsia="ru-RU"/>
               </w:rPr>
-              <w:t>Typical</w:t>
-            </w:r>
-            <w:proofErr w:type="spellEnd"/>
-            <w:r>
-              <w:rPr>
-                <w:rFonts w:ascii="Arial" w:eastAsia="Times New Roman" w:hAnsi="Arial" w:cs="Arial"/>
-                <w:color w:val="000000"/>
-                <w:sz w:val="24"/>
-                <w:szCs w:val="24"/>
-                <w:lang w:val="en-US" w:eastAsia="ru-RU"/>
-              </w:rPr>
-              <w:t xml:space="preserve"> </w:t>
-            </w:r>
-            <w:proofErr w:type="spellStart"/>
-            <w:r>
-              <w:rPr>
-                <w:rFonts w:ascii="Arial" w:eastAsia="Times New Roman" w:hAnsi="Arial" w:cs="Arial"/>
-                <w:color w:val="000000"/>
-                <w:sz w:val="24"/>
-                <w:szCs w:val="24"/>
-                <w:lang w:val="en-US" w:eastAsia="ru-RU"/>
-              </w:rPr>
-              <w:t>Services</w:t>
-            </w:r>
-            <w:proofErr w:type="spellEnd"/>
+              <w:t>Typical Services</w:t>
+            </w:r>
           </w:p>
         </w:tc>
         <w:tc>
@@ -7535,7 +7929,6 @@
                 <w:lang w:val="en-US" w:eastAsia="ru-RU"/>
               </w:rPr>
             </w:pPr>
-            <w:proofErr w:type="spellStart"/>
             <w:r>
               <w:rPr>
                 <w:rFonts w:ascii="Arial" w:eastAsia="Times New Roman" w:hAnsi="Arial" w:cs="Arial"/>
@@ -7544,31 +7937,8 @@
                 <w:szCs w:val="24"/>
                 <w:lang w:val="en-US" w:eastAsia="ru-RU"/>
               </w:rPr>
-              <w:t>Billing</w:t>
-            </w:r>
-            <w:proofErr w:type="spellEnd"/>
-            <w:r>
-              <w:rPr>
-                <w:rFonts w:ascii="Arial" w:eastAsia="Times New Roman" w:hAnsi="Arial" w:cs="Arial"/>
-                <w:color w:val="000000"/>
-                <w:sz w:val="24"/>
-                <w:szCs w:val="24"/>
-                <w:lang w:val="en-US" w:eastAsia="ru-RU"/>
-              </w:rPr>
-              <w:t xml:space="preserve"> </w:t>
-            </w:r>
-            <w:proofErr w:type="spellStart"/>
-            <w:r>
-              <w:rPr>
-                <w:rFonts w:ascii="Arial" w:eastAsia="Times New Roman" w:hAnsi="Arial" w:cs="Arial"/>
-                <w:color w:val="000000"/>
-                <w:sz w:val="24"/>
-                <w:szCs w:val="24"/>
-                <w:lang w:val="en-US" w:eastAsia="ru-RU"/>
-              </w:rPr>
-              <w:t>Trigger</w:t>
-            </w:r>
-            <w:proofErr w:type="spellEnd"/>
+              <w:t>Billing Trigger</w:t>
+            </w:r>
           </w:p>
         </w:tc>
       </w:tr>
@@ -7713,7 +8083,6 @@
                 <w:lang w:val="en-US" w:eastAsia="ru-RU"/>
               </w:rPr>
             </w:pPr>
-            <w:proofErr w:type="spellStart"/>
             <w:r>
               <w:rPr>
                 <w:rFonts w:ascii="Arial" w:eastAsia="Times New Roman" w:hAnsi="Arial" w:cs="Arial"/>
@@ -7722,40 +8091,7 @@
                 <w:szCs w:val="24"/>
                 <w:lang w:val="en-US" w:eastAsia="ru-RU"/>
               </w:rPr>
-              <w:t>Reserved</w:t>
-            </w:r>
-            <w:proofErr w:type="spellEnd"/>
-            <w:r>
-              <w:rPr>
-                <w:rFonts w:ascii="Arial" w:eastAsia="Times New Roman" w:hAnsi="Arial" w:cs="Arial"/>
-                <w:color w:val="000000"/>
-                <w:sz w:val="24"/>
-                <w:szCs w:val="24"/>
-                <w:lang w:val="en-US" w:eastAsia="ru-RU"/>
-              </w:rPr>
-              <w:t xml:space="preserve"> </w:t>
-            </w:r>
-            <w:proofErr w:type="spellStart"/>
-            <w:r>
-              <w:rPr>
-                <w:rFonts w:ascii="Arial" w:eastAsia="Times New Roman" w:hAnsi="Arial" w:cs="Arial"/>
-                <w:color w:val="000000"/>
-                <w:sz w:val="24"/>
-                <w:szCs w:val="24"/>
-                <w:lang w:val="en-US" w:eastAsia="ru-RU"/>
-              </w:rPr>
-              <w:t>Instances</w:t>
-            </w:r>
-            <w:proofErr w:type="spellEnd"/>
-            <w:r>
-              <w:rPr>
-                <w:rFonts w:ascii="Arial" w:eastAsia="Times New Roman" w:hAnsi="Arial" w:cs="Arial"/>
-                <w:color w:val="000000"/>
-                <w:sz w:val="24"/>
-                <w:szCs w:val="24"/>
-                <w:lang w:val="en-US" w:eastAsia="ru-RU"/>
-              </w:rPr>
-              <w:t xml:space="preserve"> (RI)</w:t>
+              <w:t>Reserved Instances (RI)</w:t>
             </w:r>
           </w:p>
         </w:tc>
@@ -7869,7 +8205,6 @@
                 <w:lang w:val="en-US" w:eastAsia="ru-RU"/>
               </w:rPr>
             </w:pPr>
-            <w:proofErr w:type="spellStart"/>
             <w:r>
               <w:rPr>
                 <w:rFonts w:ascii="Arial" w:eastAsia="Times New Roman" w:hAnsi="Arial" w:cs="Arial"/>
@@ -7878,31 +8213,8 @@
                 <w:szCs w:val="24"/>
                 <w:lang w:val="en-US" w:eastAsia="ru-RU"/>
               </w:rPr>
-              <w:t>Spot</w:t>
-            </w:r>
-            <w:proofErr w:type="spellEnd"/>
-            <w:r>
-              <w:rPr>
-                <w:rFonts w:ascii="Arial" w:eastAsia="Times New Roman" w:hAnsi="Arial" w:cs="Arial"/>
-                <w:color w:val="000000"/>
-                <w:sz w:val="24"/>
-                <w:szCs w:val="24"/>
-                <w:lang w:val="en-US" w:eastAsia="ru-RU"/>
-              </w:rPr>
-              <w:t xml:space="preserve"> </w:t>
-            </w:r>
-            <w:proofErr w:type="spellStart"/>
-            <w:r>
-              <w:rPr>
-                <w:rFonts w:ascii="Arial" w:eastAsia="Times New Roman" w:hAnsi="Arial" w:cs="Arial"/>
-                <w:color w:val="000000"/>
-                <w:sz w:val="24"/>
-                <w:szCs w:val="24"/>
-                <w:lang w:val="en-US" w:eastAsia="ru-RU"/>
-              </w:rPr>
-              <w:t>VMs</w:t>
-            </w:r>
-            <w:proofErr w:type="spellEnd"/>
+              <w:t>Spot VMs</w:t>
+            </w:r>
           </w:p>
         </w:tc>
         <w:tc>
@@ -7983,7 +8295,6 @@
                 <w:lang w:val="en-US" w:eastAsia="ru-RU"/>
               </w:rPr>
             </w:pPr>
-            <w:proofErr w:type="spellStart"/>
             <w:r>
               <w:rPr>
                 <w:rFonts w:ascii="Arial" w:eastAsia="Times New Roman" w:hAnsi="Arial" w:cs="Arial"/>
@@ -7992,75 +8303,8 @@
                 <w:szCs w:val="24"/>
                 <w:lang w:val="en-US" w:eastAsia="ru-RU"/>
               </w:rPr>
-              <w:t>When</w:t>
-            </w:r>
-            <w:proofErr w:type="spellEnd"/>
-            <w:r>
-              <w:rPr>
-                <w:rFonts w:ascii="Arial" w:eastAsia="Times New Roman" w:hAnsi="Arial" w:cs="Arial"/>
-                <w:color w:val="000000"/>
-                <w:sz w:val="24"/>
-                <w:szCs w:val="24"/>
-                <w:lang w:val="en-US" w:eastAsia="ru-RU"/>
-              </w:rPr>
-              <w:t xml:space="preserve"> </w:t>
-            </w:r>
-            <w:proofErr w:type="spellStart"/>
-            <w:r>
-              <w:rPr>
-                <w:rFonts w:ascii="Arial" w:eastAsia="Times New Roman" w:hAnsi="Arial" w:cs="Arial"/>
-                <w:color w:val="000000"/>
-                <w:sz w:val="24"/>
-                <w:szCs w:val="24"/>
-                <w:lang w:val="en-US" w:eastAsia="ru-RU"/>
-              </w:rPr>
-              <w:t>Azure</w:t>
-            </w:r>
-            <w:proofErr w:type="spellEnd"/>
-            <w:r>
-              <w:rPr>
-                <w:rFonts w:ascii="Arial" w:eastAsia="Times New Roman" w:hAnsi="Arial" w:cs="Arial"/>
-                <w:color w:val="000000"/>
-                <w:sz w:val="24"/>
-                <w:szCs w:val="24"/>
-                <w:lang w:val="en-US" w:eastAsia="ru-RU"/>
-              </w:rPr>
-              <w:t xml:space="preserve"> </w:t>
-            </w:r>
-            <w:proofErr w:type="spellStart"/>
-            <w:r>
-              <w:rPr>
-                <w:rFonts w:ascii="Arial" w:eastAsia="Times New Roman" w:hAnsi="Arial" w:cs="Arial"/>
-                <w:color w:val="000000"/>
-                <w:sz w:val="24"/>
-                <w:szCs w:val="24"/>
-                <w:lang w:val="en-US" w:eastAsia="ru-RU"/>
-              </w:rPr>
-              <w:t>needs</w:t>
-            </w:r>
-            <w:proofErr w:type="spellEnd"/>
-            <w:r>
-              <w:rPr>
-                <w:rFonts w:ascii="Arial" w:eastAsia="Times New Roman" w:hAnsi="Arial" w:cs="Arial"/>
-                <w:color w:val="000000"/>
-                <w:sz w:val="24"/>
-                <w:szCs w:val="24"/>
-                <w:lang w:val="en-US" w:eastAsia="ru-RU"/>
-              </w:rPr>
-              <w:t xml:space="preserve"> </w:t>
-            </w:r>
-            <w:proofErr w:type="spellStart"/>
-            <w:r>
-              <w:rPr>
-                <w:rFonts w:ascii="Arial" w:eastAsia="Times New Roman" w:hAnsi="Arial" w:cs="Arial"/>
-                <w:color w:val="000000"/>
-                <w:sz w:val="24"/>
-                <w:szCs w:val="24"/>
-                <w:lang w:val="en-US" w:eastAsia="ru-RU"/>
-              </w:rPr>
-              <w:t>capacity</w:t>
-            </w:r>
-            <w:proofErr w:type="spellEnd"/>
+              <w:t>When Azure needs capacity</w:t>
+            </w:r>
           </w:p>
         </w:tc>
       </w:tr>
@@ -8594,7 +8838,7 @@
           <w:color w:val="000000"/>
           <w:sz w:val="24"/>
           <w:szCs w:val="24"/>
-          <w:lang w:eastAsia="ru-RU"/>
+          <w:lang w:val="en-US" w:eastAsia="ru-RU"/>
         </w:rPr>
       </w:pPr>
       <w:r>
@@ -8603,7 +8847,7 @@
           <w:color w:val="000000"/>
           <w:sz w:val="24"/>
           <w:szCs w:val="24"/>
-          <w:lang w:eastAsia="ru-RU"/>
+          <w:lang w:val="en-US" w:eastAsia="ru-RU"/>
         </w:rPr>
         <w:t xml:space="preserve">Capacity eviction (Azure needs hardware) → most common </w:t>
       </w:r>
@@ -8620,9 +8864,32 @@
           <w:color w:val="000000"/>
           <w:sz w:val="24"/>
           <w:szCs w:val="24"/>
+          <w:lang w:val="en-US" w:eastAsia="ru-RU"/>
+        </w:rPr>
+      </w:pPr>
+      <w:r>
+        <w:rPr>
+          <w:rFonts w:ascii="Arial" w:eastAsia="Times New Roman" w:hAnsi="Arial" w:cs="Arial"/>
+          <w:color w:val="000000"/>
+          <w:sz w:val="24"/>
+          <w:szCs w:val="24"/>
+          <w:lang w:val="en-US" w:eastAsia="ru-RU"/>
+        </w:rPr>
+        <w:t>Price eviction (your max &lt; current spot price)</w:t>
+      </w:r>
+    </w:p>
+    <w:p>
+      <w:pPr>
+        <w:spacing w:after="0" w:line="240" w:lineRule="auto"/>
+        <w:rPr>
+          <w:rFonts w:ascii="Arial" w:eastAsia="Times New Roman" w:hAnsi="Arial" w:cs="Arial"/>
+          <w:color w:val="000000"/>
+          <w:sz w:val="24"/>
+          <w:szCs w:val="24"/>
           <w:lang w:eastAsia="ru-RU"/>
         </w:rPr>
       </w:pPr>
+      <w:proofErr w:type="spellStart"/>
       <w:r>
         <w:rPr>
           <w:rFonts w:ascii="Arial" w:eastAsia="Times New Roman" w:hAnsi="Arial" w:cs="Arial"/>
@@ -8631,29 +8898,7 @@
           <w:szCs w:val="24"/>
           <w:lang w:eastAsia="ru-RU"/>
         </w:rPr>
-        <w:t>Price eviction (your max &lt; current spot price)</w:t>
-      </w:r>
-    </w:p>
-    <w:p>
-      <w:pPr>
-        <w:spacing w:after="0" w:line="240" w:lineRule="auto"/>
-        <w:rPr>
-          <w:rFonts w:ascii="Arial" w:eastAsia="Times New Roman" w:hAnsi="Arial" w:cs="Arial"/>
-          <w:color w:val="000000"/>
-          <w:sz w:val="24"/>
-          <w:szCs w:val="24"/>
-          <w:lang w:eastAsia="ru-RU"/>
-        </w:rPr>
-      </w:pPr>
-      <w:proofErr w:type="spellStart"/>
-      <w:r>
-        <w:rPr>
-          <w:rFonts w:ascii="Arial" w:eastAsia="Times New Roman" w:hAnsi="Arial" w:cs="Arial"/>
-          <w:color w:val="000000"/>
-          <w:sz w:val="24"/>
-          <w:szCs w:val="24"/>
-          <w:lang w:eastAsia="ru-RU"/>
-        </w:rPr>
+        <w:lastRenderedPageBreak/>
         <w:t>Spot</w:t>
       </w:r>
       <w:proofErr w:type="spellEnd"/>
@@ -8919,6 +9164,38 @@
                 <w:color w:val="000000"/>
                 <w:sz w:val="24"/>
                 <w:szCs w:val="24"/>
+                <w:lang w:val="en-US" w:eastAsia="ru-RU"/>
+              </w:rPr>
+            </w:pPr>
+            <w:r>
+              <w:rPr>
+                <w:rFonts w:ascii="Arial" w:eastAsia="Times New Roman" w:hAnsi="Arial" w:cs="Arial"/>
+                <w:color w:val="000000"/>
+                <w:sz w:val="24"/>
+                <w:szCs w:val="24"/>
+                <w:lang w:val="en-US" w:eastAsia="ru-RU"/>
+              </w:rPr>
+              <w:t>Restart later, save disk cost</w:t>
+            </w:r>
+          </w:p>
+        </w:tc>
+      </w:tr>
+      <w:tr>
+        <w:tc>
+          <w:tcPr>
+            <w:tcW w:w="0" w:type="auto"/>
+            <w:shd w:val="clear" w:color="auto" w:fill="auto"/>
+            <w:vAlign w:val="center"/>
+            <w:hideMark/>
+          </w:tcPr>
+          <w:p>
+            <w:pPr>
+              <w:spacing w:after="0" w:line="240" w:lineRule="auto"/>
+              <w:rPr>
+                <w:rFonts w:ascii="Arial" w:eastAsia="Times New Roman" w:hAnsi="Arial" w:cs="Arial"/>
+                <w:color w:val="000000"/>
+                <w:sz w:val="24"/>
+                <w:szCs w:val="24"/>
                 <w:lang w:eastAsia="ru-RU"/>
               </w:rPr>
             </w:pPr>
@@ -8931,7 +9208,7 @@
                 <w:szCs w:val="24"/>
                 <w:lang w:eastAsia="ru-RU"/>
               </w:rPr>
-              <w:t>Restart</w:t>
+              <w:t>Idempotent</w:t>
             </w:r>
             <w:proofErr w:type="spellEnd"/>
             <w:r>
@@ -8953,19 +9230,29 @@
                 <w:szCs w:val="24"/>
                 <w:lang w:eastAsia="ru-RU"/>
               </w:rPr>
-              <w:t>later</w:t>
+              <w:t>workloads</w:t>
             </w:r>
             <w:proofErr w:type="spellEnd"/>
-            <w:r>
-              <w:rPr>
-                <w:rFonts w:ascii="Arial" w:eastAsia="Times New Roman" w:hAnsi="Arial" w:cs="Arial"/>
-                <w:color w:val="000000"/>
-                <w:sz w:val="24"/>
-                <w:szCs w:val="24"/>
-                <w:lang w:eastAsia="ru-RU"/>
-              </w:rPr>
-              <w:t xml:space="preserve">, </w:t>
-            </w:r>
+          </w:p>
+        </w:tc>
+        <w:tc>
+          <w:tcPr>
+            <w:tcW w:w="0" w:type="auto"/>
+            <w:shd w:val="clear" w:color="auto" w:fill="auto"/>
+            <w:vAlign w:val="center"/>
+            <w:hideMark/>
+          </w:tcPr>
+          <w:p>
+            <w:pPr>
+              <w:spacing w:after="0" w:line="240" w:lineRule="auto"/>
+              <w:rPr>
+                <w:rFonts w:ascii="Arial" w:eastAsia="Times New Roman" w:hAnsi="Arial" w:cs="Arial"/>
+                <w:color w:val="000000"/>
+                <w:sz w:val="24"/>
+                <w:szCs w:val="24"/>
+                <w:lang w:eastAsia="ru-RU"/>
+              </w:rPr>
+            </w:pPr>
             <w:proofErr w:type="spellStart"/>
             <w:r>
               <w:rPr>
@@ -8975,7 +9262,7 @@
                 <w:szCs w:val="24"/>
                 <w:lang w:eastAsia="ru-RU"/>
               </w:rPr>
-              <w:t>save</w:t>
+              <w:t>Retry</w:t>
             </w:r>
             <w:proofErr w:type="spellEnd"/>
             <w:r>
@@ -8997,7 +9284,7 @@
                 <w:szCs w:val="24"/>
                 <w:lang w:eastAsia="ru-RU"/>
               </w:rPr>
-              <w:t>disk</w:t>
+              <w:t>on</w:t>
             </w:r>
             <w:proofErr w:type="spellEnd"/>
             <w:r>
@@ -9019,7 +9306,7 @@
                 <w:szCs w:val="24"/>
                 <w:lang w:eastAsia="ru-RU"/>
               </w:rPr>
-              <w:t>cost</w:t>
+              <w:t>failure</w:t>
             </w:r>
             <w:proofErr w:type="spellEnd"/>
           </w:p>
@@ -9041,44 +9328,19 @@
                 <w:color w:val="000000"/>
                 <w:sz w:val="24"/>
                 <w:szCs w:val="24"/>
-                <w:lang w:eastAsia="ru-RU"/>
+                <w:lang w:val="en-US" w:eastAsia="ru-RU"/>
               </w:rPr>
             </w:pPr>
-            <w:proofErr w:type="spellStart"/>
-            <w:r>
-              <w:rPr>
-                <w:rFonts w:ascii="Arial" w:eastAsia="Times New Roman" w:hAnsi="Arial" w:cs="Arial"/>
-                <w:color w:val="000000"/>
-                <w:sz w:val="24"/>
-                <w:szCs w:val="24"/>
-                <w:lang w:eastAsia="ru-RU"/>
-              </w:rPr>
-              <w:lastRenderedPageBreak/>
-              <w:t>Idempotent</w:t>
-            </w:r>
-            <w:proofErr w:type="spellEnd"/>
-            <w:r>
-              <w:rPr>
-                <w:rFonts w:ascii="Arial" w:eastAsia="Times New Roman" w:hAnsi="Arial" w:cs="Arial"/>
-                <w:color w:val="000000"/>
-                <w:sz w:val="24"/>
-                <w:szCs w:val="24"/>
-                <w:lang w:eastAsia="ru-RU"/>
-              </w:rPr>
-              <w:t xml:space="preserve"> </w:t>
-            </w:r>
-            <w:proofErr w:type="spellStart"/>
-            <w:r>
-              <w:rPr>
-                <w:rFonts w:ascii="Arial" w:eastAsia="Times New Roman" w:hAnsi="Arial" w:cs="Arial"/>
-                <w:color w:val="000000"/>
-                <w:sz w:val="24"/>
-                <w:szCs w:val="24"/>
-                <w:lang w:eastAsia="ru-RU"/>
-              </w:rPr>
-              <w:t>workloads</w:t>
-            </w:r>
-            <w:proofErr w:type="spellEnd"/>
+            <w:r>
+              <w:rPr>
+                <w:rFonts w:ascii="Arial" w:eastAsia="Times New Roman" w:hAnsi="Arial" w:cs="Arial"/>
+                <w:color w:val="000000"/>
+                <w:sz w:val="24"/>
+                <w:szCs w:val="24"/>
+                <w:lang w:val="en-US" w:eastAsia="ru-RU"/>
+              </w:rPr>
+              <w:t>Azure Batch / AKS Spot node pools</w:t>
+            </w:r>
           </w:p>
         </w:tc>
         <w:tc>
@@ -9108,7 +9370,7 @@
                 <w:szCs w:val="24"/>
                 <w:lang w:eastAsia="ru-RU"/>
               </w:rPr>
-              <w:t>Retry</w:t>
+              <w:t>Built-in</w:t>
             </w:r>
             <w:proofErr w:type="spellEnd"/>
             <w:r>
@@ -9130,7 +9392,7 @@
                 <w:szCs w:val="24"/>
                 <w:lang w:eastAsia="ru-RU"/>
               </w:rPr>
-              <w:t>on</w:t>
+              <w:t>retry</w:t>
             </w:r>
             <w:proofErr w:type="spellEnd"/>
             <w:r>
@@ -9141,7 +9403,7 @@
                 <w:szCs w:val="24"/>
                 <w:lang w:eastAsia="ru-RU"/>
               </w:rPr>
-              <w:t xml:space="preserve"> </w:t>
+              <w:t xml:space="preserve"> + </w:t>
             </w:r>
             <w:proofErr w:type="spellStart"/>
             <w:r>
@@ -9152,7 +9414,7 @@
                 <w:szCs w:val="24"/>
                 <w:lang w:eastAsia="ru-RU"/>
               </w:rPr>
-              <w:t>failure</w:t>
+              <w:t>scaling</w:t>
             </w:r>
             <w:proofErr w:type="spellEnd"/>
           </w:p>
@@ -9186,7 +9448,7 @@
                 <w:szCs w:val="24"/>
                 <w:lang w:eastAsia="ru-RU"/>
               </w:rPr>
-              <w:t>Azure</w:t>
+              <w:t>Monitor</w:t>
             </w:r>
             <w:proofErr w:type="spellEnd"/>
             <w:r>
@@ -9208,7 +9470,7 @@
                 <w:szCs w:val="24"/>
                 <w:lang w:eastAsia="ru-RU"/>
               </w:rPr>
-              <w:t>Batch</w:t>
+              <w:t>spot</w:t>
             </w:r>
             <w:proofErr w:type="spellEnd"/>
             <w:r>
@@ -9219,7 +9481,7 @@
                 <w:szCs w:val="24"/>
                 <w:lang w:eastAsia="ru-RU"/>
               </w:rPr>
-              <w:t xml:space="preserve"> / AKS </w:t>
+              <w:t xml:space="preserve"> </w:t>
             </w:r>
             <w:proofErr w:type="spellStart"/>
             <w:r>
@@ -9230,7 +9492,7 @@
                 <w:szCs w:val="24"/>
                 <w:lang w:eastAsia="ru-RU"/>
               </w:rPr>
-              <w:t>Spot</w:t>
+              <w:t>price</w:t>
             </w:r>
             <w:proofErr w:type="spellEnd"/>
             <w:r>
@@ -9252,29 +9514,7 @@
                 <w:szCs w:val="24"/>
                 <w:lang w:eastAsia="ru-RU"/>
               </w:rPr>
-              <w:t>node</w:t>
-            </w:r>
-            <w:proofErr w:type="spellEnd"/>
-            <w:r>
-              <w:rPr>
-                <w:rFonts w:ascii="Arial" w:eastAsia="Times New Roman" w:hAnsi="Arial" w:cs="Arial"/>
-                <w:color w:val="000000"/>
-                <w:sz w:val="24"/>
-                <w:szCs w:val="24"/>
-                <w:lang w:eastAsia="ru-RU"/>
-              </w:rPr>
-              <w:t xml:space="preserve"> </w:t>
-            </w:r>
-            <w:proofErr w:type="spellStart"/>
-            <w:r>
-              <w:rPr>
-                <w:rFonts w:ascii="Arial" w:eastAsia="Times New Roman" w:hAnsi="Arial" w:cs="Arial"/>
-                <w:color w:val="000000"/>
-                <w:sz w:val="24"/>
-                <w:szCs w:val="24"/>
-                <w:lang w:eastAsia="ru-RU"/>
-              </w:rPr>
-              <w:t>pools</w:t>
+              <w:t>history</w:t>
             </w:r>
             <w:proofErr w:type="spellEnd"/>
           </w:p>
@@ -9294,7 +9534,7 @@
                 <w:color w:val="000000"/>
                 <w:sz w:val="24"/>
                 <w:szCs w:val="24"/>
-                <w:lang w:eastAsia="ru-RU"/>
+                <w:lang w:val="en-US" w:eastAsia="ru-RU"/>
               </w:rPr>
             </w:pPr>
             <w:proofErr w:type="spellStart"/>
@@ -9304,9 +9544,9 @@
                 <w:color w:val="000000"/>
                 <w:sz w:val="24"/>
                 <w:szCs w:val="24"/>
-                <w:lang w:eastAsia="ru-RU"/>
-              </w:rPr>
-              <w:t>Built-in</w:t>
+                <w:lang w:val="en-US" w:eastAsia="ru-RU"/>
+              </w:rPr>
+              <w:t>az</w:t>
             </w:r>
             <w:proofErr w:type="spellEnd"/>
             <w:r>
@@ -9315,7 +9555,7 @@
                 <w:color w:val="000000"/>
                 <w:sz w:val="24"/>
                 <w:szCs w:val="24"/>
-                <w:lang w:eastAsia="ru-RU"/>
+                <w:lang w:val="en-US" w:eastAsia="ru-RU"/>
               </w:rPr>
               <w:t xml:space="preserve"> </w:t>
             </w:r>
@@ -9326,9 +9566,9 @@
                 <w:color w:val="000000"/>
                 <w:sz w:val="24"/>
                 <w:szCs w:val="24"/>
-                <w:lang w:eastAsia="ru-RU"/>
-              </w:rPr>
-              <w:t>retry</w:t>
+                <w:lang w:val="en-US" w:eastAsia="ru-RU"/>
+              </w:rPr>
+              <w:t>vm</w:t>
             </w:r>
             <w:proofErr w:type="spellEnd"/>
             <w:r>
@@ -9337,198 +9577,10 @@
                 <w:color w:val="000000"/>
                 <w:sz w:val="24"/>
                 <w:szCs w:val="24"/>
-                <w:lang w:eastAsia="ru-RU"/>
-              </w:rPr>
-              <w:t xml:space="preserve"> + </w:t>
-            </w:r>
-            <w:proofErr w:type="spellStart"/>
-            <w:r>
-              <w:rPr>
-                <w:rFonts w:ascii="Arial" w:eastAsia="Times New Roman" w:hAnsi="Arial" w:cs="Arial"/>
-                <w:color w:val="000000"/>
-                <w:sz w:val="24"/>
-                <w:szCs w:val="24"/>
-                <w:lang w:eastAsia="ru-RU"/>
-              </w:rPr>
-              <w:t>scaling</w:t>
-            </w:r>
-            <w:proofErr w:type="spellEnd"/>
-          </w:p>
-        </w:tc>
-      </w:tr>
-      <w:tr>
-        <w:tc>
-          <w:tcPr>
-            <w:tcW w:w="0" w:type="auto"/>
-            <w:shd w:val="clear" w:color="auto" w:fill="auto"/>
-            <w:vAlign w:val="center"/>
-            <w:hideMark/>
-          </w:tcPr>
-          <w:p>
-            <w:pPr>
-              <w:spacing w:after="0" w:line="240" w:lineRule="auto"/>
-              <w:rPr>
-                <w:rFonts w:ascii="Arial" w:eastAsia="Times New Roman" w:hAnsi="Arial" w:cs="Arial"/>
-                <w:color w:val="000000"/>
-                <w:sz w:val="24"/>
-                <w:szCs w:val="24"/>
-                <w:lang w:eastAsia="ru-RU"/>
-              </w:rPr>
-            </w:pPr>
-            <w:proofErr w:type="spellStart"/>
-            <w:r>
-              <w:rPr>
-                <w:rFonts w:ascii="Arial" w:eastAsia="Times New Roman" w:hAnsi="Arial" w:cs="Arial"/>
-                <w:color w:val="000000"/>
-                <w:sz w:val="24"/>
-                <w:szCs w:val="24"/>
-                <w:lang w:eastAsia="ru-RU"/>
-              </w:rPr>
-              <w:t>Monitor</w:t>
-            </w:r>
-            <w:proofErr w:type="spellEnd"/>
-            <w:r>
-              <w:rPr>
-                <w:rFonts w:ascii="Arial" w:eastAsia="Times New Roman" w:hAnsi="Arial" w:cs="Arial"/>
-                <w:color w:val="000000"/>
-                <w:sz w:val="24"/>
-                <w:szCs w:val="24"/>
-                <w:lang w:eastAsia="ru-RU"/>
-              </w:rPr>
-              <w:t xml:space="preserve"> </w:t>
-            </w:r>
-            <w:proofErr w:type="spellStart"/>
-            <w:r>
-              <w:rPr>
-                <w:rFonts w:ascii="Arial" w:eastAsia="Times New Roman" w:hAnsi="Arial" w:cs="Arial"/>
-                <w:color w:val="000000"/>
-                <w:sz w:val="24"/>
-                <w:szCs w:val="24"/>
-                <w:lang w:eastAsia="ru-RU"/>
-              </w:rPr>
-              <w:t>spot</w:t>
-            </w:r>
-            <w:proofErr w:type="spellEnd"/>
-            <w:r>
-              <w:rPr>
-                <w:rFonts w:ascii="Arial" w:eastAsia="Times New Roman" w:hAnsi="Arial" w:cs="Arial"/>
-                <w:color w:val="000000"/>
-                <w:sz w:val="24"/>
-                <w:szCs w:val="24"/>
-                <w:lang w:eastAsia="ru-RU"/>
-              </w:rPr>
-              <w:t xml:space="preserve"> </w:t>
-            </w:r>
-            <w:proofErr w:type="spellStart"/>
-            <w:r>
-              <w:rPr>
-                <w:rFonts w:ascii="Arial" w:eastAsia="Times New Roman" w:hAnsi="Arial" w:cs="Arial"/>
-                <w:color w:val="000000"/>
-                <w:sz w:val="24"/>
-                <w:szCs w:val="24"/>
-                <w:lang w:eastAsia="ru-RU"/>
-              </w:rPr>
-              <w:t>price</w:t>
-            </w:r>
-            <w:proofErr w:type="spellEnd"/>
-            <w:r>
-              <w:rPr>
-                <w:rFonts w:ascii="Arial" w:eastAsia="Times New Roman" w:hAnsi="Arial" w:cs="Arial"/>
-                <w:color w:val="000000"/>
-                <w:sz w:val="24"/>
-                <w:szCs w:val="24"/>
-                <w:lang w:eastAsia="ru-RU"/>
-              </w:rPr>
-              <w:t xml:space="preserve"> </w:t>
-            </w:r>
-            <w:proofErr w:type="spellStart"/>
-            <w:r>
-              <w:rPr>
-                <w:rFonts w:ascii="Arial" w:eastAsia="Times New Roman" w:hAnsi="Arial" w:cs="Arial"/>
-                <w:color w:val="000000"/>
-                <w:sz w:val="24"/>
-                <w:szCs w:val="24"/>
-                <w:lang w:eastAsia="ru-RU"/>
-              </w:rPr>
-              <w:t>history</w:t>
-            </w:r>
-            <w:proofErr w:type="spellEnd"/>
-          </w:p>
-        </w:tc>
-        <w:tc>
-          <w:tcPr>
-            <w:tcW w:w="0" w:type="auto"/>
-            <w:shd w:val="clear" w:color="auto" w:fill="auto"/>
-            <w:vAlign w:val="center"/>
-            <w:hideMark/>
-          </w:tcPr>
-          <w:p>
-            <w:pPr>
-              <w:spacing w:after="0" w:line="240" w:lineRule="auto"/>
-              <w:rPr>
-                <w:rFonts w:ascii="Arial" w:eastAsia="Times New Roman" w:hAnsi="Arial" w:cs="Arial"/>
-                <w:color w:val="000000"/>
-                <w:sz w:val="24"/>
-                <w:szCs w:val="24"/>
-                <w:lang w:eastAsia="ru-RU"/>
-              </w:rPr>
-            </w:pPr>
-            <w:proofErr w:type="spellStart"/>
-            <w:r>
-              <w:rPr>
-                <w:rFonts w:ascii="Arial" w:eastAsia="Times New Roman" w:hAnsi="Arial" w:cs="Arial"/>
-                <w:color w:val="000000"/>
-                <w:sz w:val="24"/>
-                <w:szCs w:val="24"/>
-                <w:lang w:eastAsia="ru-RU"/>
-              </w:rPr>
-              <w:t>az</w:t>
-            </w:r>
-            <w:proofErr w:type="spellEnd"/>
-            <w:r>
-              <w:rPr>
-                <w:rFonts w:ascii="Arial" w:eastAsia="Times New Roman" w:hAnsi="Arial" w:cs="Arial"/>
-                <w:color w:val="000000"/>
-                <w:sz w:val="24"/>
-                <w:szCs w:val="24"/>
-                <w:lang w:eastAsia="ru-RU"/>
-              </w:rPr>
-              <w:t xml:space="preserve"> </w:t>
-            </w:r>
-            <w:proofErr w:type="spellStart"/>
-            <w:r>
-              <w:rPr>
-                <w:rFonts w:ascii="Arial" w:eastAsia="Times New Roman" w:hAnsi="Arial" w:cs="Arial"/>
-                <w:color w:val="000000"/>
-                <w:sz w:val="24"/>
-                <w:szCs w:val="24"/>
-                <w:lang w:eastAsia="ru-RU"/>
-              </w:rPr>
-              <w:t>vm</w:t>
-            </w:r>
-            <w:proofErr w:type="spellEnd"/>
-            <w:r>
-              <w:rPr>
-                <w:rFonts w:ascii="Arial" w:eastAsia="Times New Roman" w:hAnsi="Arial" w:cs="Arial"/>
-                <w:color w:val="000000"/>
-                <w:sz w:val="24"/>
-                <w:szCs w:val="24"/>
-                <w:lang w:eastAsia="ru-RU"/>
-              </w:rPr>
-              <w:t xml:space="preserve"> </w:t>
-            </w:r>
-            <w:proofErr w:type="spellStart"/>
-            <w:r>
-              <w:rPr>
-                <w:rFonts w:ascii="Arial" w:eastAsia="Times New Roman" w:hAnsi="Arial" w:cs="Arial"/>
-                <w:color w:val="000000"/>
-                <w:sz w:val="24"/>
-                <w:szCs w:val="24"/>
-                <w:lang w:eastAsia="ru-RU"/>
-              </w:rPr>
-              <w:t>list-spot-prices</w:t>
-            </w:r>
-            <w:proofErr w:type="spellEnd"/>
+                <w:lang w:val="en-US" w:eastAsia="ru-RU"/>
+              </w:rPr>
+              <w:t xml:space="preserve"> list-spot-prices</w:t>
+            </w:r>
           </w:p>
         </w:tc>
       </w:tr>
@@ -9542,7 +9594,7 @@
           <w:color w:val="000000"/>
           <w:sz w:val="24"/>
           <w:szCs w:val="24"/>
-          <w:lang w:eastAsia="ru-RU"/>
+          <w:lang w:val="en-US" w:eastAsia="ru-RU"/>
         </w:rPr>
       </w:pPr>
     </w:p>
@@ -9554,74 +9606,18 @@
           <w:color w:val="000000"/>
           <w:sz w:val="24"/>
           <w:szCs w:val="24"/>
-          <w:lang w:eastAsia="ru-RU"/>
-        </w:rPr>
-      </w:pPr>
-      <w:proofErr w:type="spellStart"/>
+          <w:lang w:val="en-US" w:eastAsia="ru-RU"/>
+        </w:rPr>
+      </w:pPr>
       <w:r>
         <w:rPr>
           <w:rFonts w:ascii="Arial" w:eastAsia="Times New Roman" w:hAnsi="Arial" w:cs="Arial"/>
           <w:color w:val="000000"/>
           <w:sz w:val="24"/>
           <w:szCs w:val="24"/>
-          <w:lang w:eastAsia="ru-RU"/>
-        </w:rPr>
-        <w:t>Interview</w:t>
-      </w:r>
-      <w:proofErr w:type="spellEnd"/>
-      <w:r>
-        <w:rPr>
-          <w:rFonts w:ascii="Arial" w:eastAsia="Times New Roman" w:hAnsi="Arial" w:cs="Arial"/>
-          <w:color w:val="000000"/>
-          <w:sz w:val="24"/>
-          <w:szCs w:val="24"/>
-          <w:lang w:eastAsia="ru-RU"/>
-        </w:rPr>
-        <w:t xml:space="preserve"> </w:t>
-      </w:r>
-      <w:proofErr w:type="spellStart"/>
-      <w:r>
-        <w:rPr>
-          <w:rFonts w:ascii="Arial" w:eastAsia="Times New Roman" w:hAnsi="Arial" w:cs="Arial"/>
-          <w:color w:val="000000"/>
-          <w:sz w:val="24"/>
-          <w:szCs w:val="24"/>
-          <w:lang w:eastAsia="ru-RU"/>
-        </w:rPr>
-        <w:t>Answer</w:t>
-      </w:r>
-      <w:proofErr w:type="spellEnd"/>
-      <w:r>
-        <w:rPr>
-          <w:rFonts w:ascii="Arial" w:eastAsia="Times New Roman" w:hAnsi="Arial" w:cs="Arial"/>
-          <w:color w:val="000000"/>
-          <w:sz w:val="24"/>
-          <w:szCs w:val="24"/>
-          <w:lang w:eastAsia="ru-RU"/>
-        </w:rPr>
-        <w:t xml:space="preserve"> (60 </w:t>
-      </w:r>
-      <w:proofErr w:type="spellStart"/>
-      <w:r>
-        <w:rPr>
-          <w:rFonts w:ascii="Arial" w:eastAsia="Times New Roman" w:hAnsi="Arial" w:cs="Arial"/>
-          <w:color w:val="000000"/>
-          <w:sz w:val="24"/>
-          <w:szCs w:val="24"/>
-          <w:lang w:eastAsia="ru-RU"/>
-        </w:rPr>
-        <w:t>sec</w:t>
-      </w:r>
-      <w:proofErr w:type="spellEnd"/>
-      <w:r>
-        <w:rPr>
-          <w:rFonts w:ascii="Arial" w:eastAsia="Times New Roman" w:hAnsi="Arial" w:cs="Arial"/>
-          <w:color w:val="000000"/>
-          <w:sz w:val="24"/>
-          <w:szCs w:val="24"/>
-          <w:lang w:eastAsia="ru-RU"/>
-        </w:rPr>
-        <w:t>)</w:t>
+          <w:lang w:val="en-US" w:eastAsia="ru-RU"/>
+        </w:rPr>
+        <w:t>Interview Answer (60 sec)</w:t>
       </w:r>
     </w:p>
     <w:p>
@@ -9643,9 +9639,9 @@
           <w:color w:val="000000"/>
           <w:sz w:val="24"/>
           <w:szCs w:val="24"/>
-          <w:lang w:eastAsia="ru-RU"/>
-        </w:rPr>
-        <w:t>“</w:t>
+          <w:lang w:val="en-US" w:eastAsia="ru-RU"/>
+        </w:rPr>
+        <w:t>“Spot VMs let us run non-critical workloads on spare capacity at up to 90 % off. I use them for ML training and CI/CD runners. For example, a D4s v5 costs $0.384/</w:t>
       </w:r>
       <w:proofErr w:type="spellStart"/>
       <w:r>
@@ -9655,9 +9651,9 @@
           <w:color w:val="000000"/>
           <w:sz w:val="24"/>
           <w:szCs w:val="24"/>
-          <w:lang w:eastAsia="ru-RU"/>
-        </w:rPr>
-        <w:t>Spot</w:t>
+          <w:lang w:val="en-US" w:eastAsia="ru-RU"/>
+        </w:rPr>
+        <w:t>hr</w:t>
       </w:r>
       <w:proofErr w:type="spellEnd"/>
       <w:r>
@@ -9667,705 +9663,9 @@
           <w:color w:val="000000"/>
           <w:sz w:val="24"/>
           <w:szCs w:val="24"/>
-          <w:lang w:eastAsia="ru-RU"/>
-        </w:rPr>
-        <w:t xml:space="preserve"> </w:t>
-      </w:r>
-      <w:proofErr w:type="spellStart"/>
-      <w:r>
-        <w:rPr>
-          <w:rFonts w:ascii="Arial" w:eastAsia="Times New Roman" w:hAnsi="Arial" w:cs="Arial"/>
-          <w:i/>
-          <w:color w:val="000000"/>
-          <w:sz w:val="24"/>
-          <w:szCs w:val="24"/>
-          <w:lang w:eastAsia="ru-RU"/>
-        </w:rPr>
-        <w:t>VMs</w:t>
-      </w:r>
-      <w:proofErr w:type="spellEnd"/>
-      <w:r>
-        <w:rPr>
-          <w:rFonts w:ascii="Arial" w:eastAsia="Times New Roman" w:hAnsi="Arial" w:cs="Arial"/>
-          <w:i/>
-          <w:color w:val="000000"/>
-          <w:sz w:val="24"/>
-          <w:szCs w:val="24"/>
-          <w:lang w:eastAsia="ru-RU"/>
-        </w:rPr>
-        <w:t xml:space="preserve"> </w:t>
-      </w:r>
-      <w:proofErr w:type="spellStart"/>
-      <w:r>
-        <w:rPr>
-          <w:rFonts w:ascii="Arial" w:eastAsia="Times New Roman" w:hAnsi="Arial" w:cs="Arial"/>
-          <w:i/>
-          <w:color w:val="000000"/>
-          <w:sz w:val="24"/>
-          <w:szCs w:val="24"/>
-          <w:lang w:eastAsia="ru-RU"/>
-        </w:rPr>
-        <w:t>let</w:t>
-      </w:r>
-      <w:proofErr w:type="spellEnd"/>
-      <w:r>
-        <w:rPr>
-          <w:rFonts w:ascii="Arial" w:eastAsia="Times New Roman" w:hAnsi="Arial" w:cs="Arial"/>
-          <w:i/>
-          <w:color w:val="000000"/>
-          <w:sz w:val="24"/>
-          <w:szCs w:val="24"/>
-          <w:lang w:eastAsia="ru-RU"/>
-        </w:rPr>
-        <w:t xml:space="preserve"> </w:t>
-      </w:r>
-      <w:proofErr w:type="spellStart"/>
-      <w:r>
-        <w:rPr>
-          <w:rFonts w:ascii="Arial" w:eastAsia="Times New Roman" w:hAnsi="Arial" w:cs="Arial"/>
-          <w:i/>
-          <w:color w:val="000000"/>
-          <w:sz w:val="24"/>
-          <w:szCs w:val="24"/>
-          <w:lang w:eastAsia="ru-RU"/>
-        </w:rPr>
-        <w:t>us</w:t>
-      </w:r>
-      <w:proofErr w:type="spellEnd"/>
-      <w:r>
-        <w:rPr>
-          <w:rFonts w:ascii="Arial" w:eastAsia="Times New Roman" w:hAnsi="Arial" w:cs="Arial"/>
-          <w:i/>
-          <w:color w:val="000000"/>
-          <w:sz w:val="24"/>
-          <w:szCs w:val="24"/>
-          <w:lang w:eastAsia="ru-RU"/>
-        </w:rPr>
-        <w:t xml:space="preserve"> </w:t>
-      </w:r>
-      <w:proofErr w:type="spellStart"/>
-      <w:r>
-        <w:rPr>
-          <w:rFonts w:ascii="Arial" w:eastAsia="Times New Roman" w:hAnsi="Arial" w:cs="Arial"/>
-          <w:i/>
-          <w:color w:val="000000"/>
-          <w:sz w:val="24"/>
-          <w:szCs w:val="24"/>
-          <w:lang w:eastAsia="ru-RU"/>
-        </w:rPr>
-        <w:t>run</w:t>
-      </w:r>
-      <w:proofErr w:type="spellEnd"/>
-      <w:r>
-        <w:rPr>
-          <w:rFonts w:ascii="Arial" w:eastAsia="Times New Roman" w:hAnsi="Arial" w:cs="Arial"/>
-          <w:i/>
-          <w:color w:val="000000"/>
-          <w:sz w:val="24"/>
-          <w:szCs w:val="24"/>
-          <w:lang w:eastAsia="ru-RU"/>
-        </w:rPr>
-        <w:t xml:space="preserve"> </w:t>
-      </w:r>
-      <w:proofErr w:type="spellStart"/>
-      <w:r>
-        <w:rPr>
-          <w:rFonts w:ascii="Arial" w:eastAsia="Times New Roman" w:hAnsi="Arial" w:cs="Arial"/>
-          <w:i/>
-          <w:color w:val="000000"/>
-          <w:sz w:val="24"/>
-          <w:szCs w:val="24"/>
-          <w:lang w:eastAsia="ru-RU"/>
-        </w:rPr>
-        <w:t>non-critical</w:t>
-      </w:r>
-      <w:proofErr w:type="spellEnd"/>
-      <w:r>
-        <w:rPr>
-          <w:rFonts w:ascii="Arial" w:eastAsia="Times New Roman" w:hAnsi="Arial" w:cs="Arial"/>
-          <w:i/>
-          <w:color w:val="000000"/>
-          <w:sz w:val="24"/>
-          <w:szCs w:val="24"/>
-          <w:lang w:eastAsia="ru-RU"/>
-        </w:rPr>
-        <w:t xml:space="preserve"> </w:t>
-      </w:r>
-      <w:proofErr w:type="spellStart"/>
-      <w:r>
-        <w:rPr>
-          <w:rFonts w:ascii="Arial" w:eastAsia="Times New Roman" w:hAnsi="Arial" w:cs="Arial"/>
-          <w:i/>
-          <w:color w:val="000000"/>
-          <w:sz w:val="24"/>
-          <w:szCs w:val="24"/>
-          <w:lang w:eastAsia="ru-RU"/>
-        </w:rPr>
-        <w:t>workloads</w:t>
-      </w:r>
-      <w:proofErr w:type="spellEnd"/>
-      <w:r>
-        <w:rPr>
-          <w:rFonts w:ascii="Arial" w:eastAsia="Times New Roman" w:hAnsi="Arial" w:cs="Arial"/>
-          <w:i/>
-          <w:color w:val="000000"/>
-          <w:sz w:val="24"/>
-          <w:szCs w:val="24"/>
-          <w:lang w:eastAsia="ru-RU"/>
-        </w:rPr>
-        <w:t xml:space="preserve"> </w:t>
-      </w:r>
-      <w:proofErr w:type="spellStart"/>
-      <w:r>
-        <w:rPr>
-          <w:rFonts w:ascii="Arial" w:eastAsia="Times New Roman" w:hAnsi="Arial" w:cs="Arial"/>
-          <w:i/>
-          <w:color w:val="000000"/>
-          <w:sz w:val="24"/>
-          <w:szCs w:val="24"/>
-          <w:lang w:eastAsia="ru-RU"/>
-        </w:rPr>
-        <w:t>on</w:t>
-      </w:r>
-      <w:proofErr w:type="spellEnd"/>
-      <w:r>
-        <w:rPr>
-          <w:rFonts w:ascii="Arial" w:eastAsia="Times New Roman" w:hAnsi="Arial" w:cs="Arial"/>
-          <w:i/>
-          <w:color w:val="000000"/>
-          <w:sz w:val="24"/>
-          <w:szCs w:val="24"/>
-          <w:lang w:eastAsia="ru-RU"/>
-        </w:rPr>
-        <w:t xml:space="preserve"> </w:t>
-      </w:r>
-      <w:proofErr w:type="spellStart"/>
-      <w:r>
-        <w:rPr>
-          <w:rFonts w:ascii="Arial" w:eastAsia="Times New Roman" w:hAnsi="Arial" w:cs="Arial"/>
-          <w:i/>
-          <w:color w:val="000000"/>
-          <w:sz w:val="24"/>
-          <w:szCs w:val="24"/>
-          <w:lang w:eastAsia="ru-RU"/>
-        </w:rPr>
-        <w:t>spare</w:t>
-      </w:r>
-      <w:proofErr w:type="spellEnd"/>
-      <w:r>
-        <w:rPr>
-          <w:rFonts w:ascii="Arial" w:eastAsia="Times New Roman" w:hAnsi="Arial" w:cs="Arial"/>
-          <w:i/>
-          <w:color w:val="000000"/>
-          <w:sz w:val="24"/>
-          <w:szCs w:val="24"/>
-          <w:lang w:eastAsia="ru-RU"/>
-        </w:rPr>
-        <w:t xml:space="preserve"> </w:t>
-      </w:r>
-      <w:proofErr w:type="spellStart"/>
-      <w:r>
-        <w:rPr>
-          <w:rFonts w:ascii="Arial" w:eastAsia="Times New Roman" w:hAnsi="Arial" w:cs="Arial"/>
-          <w:i/>
-          <w:color w:val="000000"/>
-          <w:sz w:val="24"/>
-          <w:szCs w:val="24"/>
-          <w:lang w:eastAsia="ru-RU"/>
-        </w:rPr>
-        <w:t>capacity</w:t>
-      </w:r>
-      <w:proofErr w:type="spellEnd"/>
-      <w:r>
-        <w:rPr>
-          <w:rFonts w:ascii="Arial" w:eastAsia="Times New Roman" w:hAnsi="Arial" w:cs="Arial"/>
-          <w:i/>
-          <w:color w:val="000000"/>
-          <w:sz w:val="24"/>
-          <w:szCs w:val="24"/>
-          <w:lang w:eastAsia="ru-RU"/>
-        </w:rPr>
-        <w:t xml:space="preserve"> </w:t>
-      </w:r>
-      <w:proofErr w:type="spellStart"/>
-      <w:r>
-        <w:rPr>
-          <w:rFonts w:ascii="Arial" w:eastAsia="Times New Roman" w:hAnsi="Arial" w:cs="Arial"/>
-          <w:i/>
-          <w:color w:val="000000"/>
-          <w:sz w:val="24"/>
-          <w:szCs w:val="24"/>
-          <w:lang w:eastAsia="ru-RU"/>
-        </w:rPr>
-        <w:t>at</w:t>
-      </w:r>
-      <w:proofErr w:type="spellEnd"/>
-      <w:r>
-        <w:rPr>
-          <w:rFonts w:ascii="Arial" w:eastAsia="Times New Roman" w:hAnsi="Arial" w:cs="Arial"/>
-          <w:i/>
-          <w:color w:val="000000"/>
-          <w:sz w:val="24"/>
-          <w:szCs w:val="24"/>
-          <w:lang w:eastAsia="ru-RU"/>
-        </w:rPr>
-        <w:t xml:space="preserve"> </w:t>
-      </w:r>
-      <w:proofErr w:type="spellStart"/>
-      <w:r>
-        <w:rPr>
-          <w:rFonts w:ascii="Arial" w:eastAsia="Times New Roman" w:hAnsi="Arial" w:cs="Arial"/>
-          <w:i/>
-          <w:color w:val="000000"/>
-          <w:sz w:val="24"/>
-          <w:szCs w:val="24"/>
-          <w:lang w:eastAsia="ru-RU"/>
-        </w:rPr>
-        <w:t>up</w:t>
-      </w:r>
-      <w:proofErr w:type="spellEnd"/>
-      <w:r>
-        <w:rPr>
-          <w:rFonts w:ascii="Arial" w:eastAsia="Times New Roman" w:hAnsi="Arial" w:cs="Arial"/>
-          <w:i/>
-          <w:color w:val="000000"/>
-          <w:sz w:val="24"/>
-          <w:szCs w:val="24"/>
-          <w:lang w:eastAsia="ru-RU"/>
-        </w:rPr>
-        <w:t xml:space="preserve"> </w:t>
-      </w:r>
-      <w:proofErr w:type="spellStart"/>
-      <w:r>
-        <w:rPr>
-          <w:rFonts w:ascii="Arial" w:eastAsia="Times New Roman" w:hAnsi="Arial" w:cs="Arial"/>
-          <w:i/>
-          <w:color w:val="000000"/>
-          <w:sz w:val="24"/>
-          <w:szCs w:val="24"/>
-          <w:lang w:eastAsia="ru-RU"/>
-        </w:rPr>
-        <w:t>to</w:t>
-      </w:r>
-      <w:proofErr w:type="spellEnd"/>
-      <w:r>
-        <w:rPr>
-          <w:rFonts w:ascii="Arial" w:eastAsia="Times New Roman" w:hAnsi="Arial" w:cs="Arial"/>
-          <w:i/>
-          <w:color w:val="000000"/>
-          <w:sz w:val="24"/>
-          <w:szCs w:val="24"/>
-          <w:lang w:eastAsia="ru-RU"/>
-        </w:rPr>
-        <w:t xml:space="preserve"> 90 % </w:t>
-      </w:r>
-      <w:proofErr w:type="spellStart"/>
-      <w:r>
-        <w:rPr>
-          <w:rFonts w:ascii="Arial" w:eastAsia="Times New Roman" w:hAnsi="Arial" w:cs="Arial"/>
-          <w:i/>
-          <w:color w:val="000000"/>
-          <w:sz w:val="24"/>
-          <w:szCs w:val="24"/>
-          <w:lang w:eastAsia="ru-RU"/>
-        </w:rPr>
-        <w:t>off</w:t>
-      </w:r>
-      <w:proofErr w:type="spellEnd"/>
-      <w:r>
-        <w:rPr>
-          <w:rFonts w:ascii="Arial" w:eastAsia="Times New Roman" w:hAnsi="Arial" w:cs="Arial"/>
-          <w:i/>
-          <w:color w:val="000000"/>
-          <w:sz w:val="24"/>
-          <w:szCs w:val="24"/>
-          <w:lang w:eastAsia="ru-RU"/>
-        </w:rPr>
-        <w:t xml:space="preserve">. I </w:t>
-      </w:r>
-      <w:proofErr w:type="spellStart"/>
-      <w:r>
-        <w:rPr>
-          <w:rFonts w:ascii="Arial" w:eastAsia="Times New Roman" w:hAnsi="Arial" w:cs="Arial"/>
-          <w:i/>
-          <w:color w:val="000000"/>
-          <w:sz w:val="24"/>
-          <w:szCs w:val="24"/>
-          <w:lang w:eastAsia="ru-RU"/>
-        </w:rPr>
-        <w:t>use</w:t>
-      </w:r>
-      <w:proofErr w:type="spellEnd"/>
-      <w:r>
-        <w:rPr>
-          <w:rFonts w:ascii="Arial" w:eastAsia="Times New Roman" w:hAnsi="Arial" w:cs="Arial"/>
-          <w:i/>
-          <w:color w:val="000000"/>
-          <w:sz w:val="24"/>
-          <w:szCs w:val="24"/>
-          <w:lang w:eastAsia="ru-RU"/>
-        </w:rPr>
-        <w:t xml:space="preserve"> </w:t>
-      </w:r>
-      <w:proofErr w:type="spellStart"/>
-      <w:r>
-        <w:rPr>
-          <w:rFonts w:ascii="Arial" w:eastAsia="Times New Roman" w:hAnsi="Arial" w:cs="Arial"/>
-          <w:i/>
-          <w:color w:val="000000"/>
-          <w:sz w:val="24"/>
-          <w:szCs w:val="24"/>
-          <w:lang w:eastAsia="ru-RU"/>
-        </w:rPr>
-        <w:t>them</w:t>
-      </w:r>
-      <w:proofErr w:type="spellEnd"/>
-      <w:r>
-        <w:rPr>
-          <w:rFonts w:ascii="Arial" w:eastAsia="Times New Roman" w:hAnsi="Arial" w:cs="Arial"/>
-          <w:i/>
-          <w:color w:val="000000"/>
-          <w:sz w:val="24"/>
-          <w:szCs w:val="24"/>
-          <w:lang w:eastAsia="ru-RU"/>
-        </w:rPr>
-        <w:t xml:space="preserve"> </w:t>
-      </w:r>
-      <w:proofErr w:type="spellStart"/>
-      <w:r>
-        <w:rPr>
-          <w:rFonts w:ascii="Arial" w:eastAsia="Times New Roman" w:hAnsi="Arial" w:cs="Arial"/>
-          <w:i/>
-          <w:color w:val="000000"/>
-          <w:sz w:val="24"/>
-          <w:szCs w:val="24"/>
-          <w:lang w:eastAsia="ru-RU"/>
-        </w:rPr>
-        <w:t>for</w:t>
-      </w:r>
-      <w:proofErr w:type="spellEnd"/>
-      <w:r>
-        <w:rPr>
-          <w:rFonts w:ascii="Arial" w:eastAsia="Times New Roman" w:hAnsi="Arial" w:cs="Arial"/>
-          <w:i/>
-          <w:color w:val="000000"/>
-          <w:sz w:val="24"/>
-          <w:szCs w:val="24"/>
-          <w:lang w:eastAsia="ru-RU"/>
-        </w:rPr>
-        <w:t xml:space="preserve"> ML </w:t>
-      </w:r>
-      <w:proofErr w:type="spellStart"/>
-      <w:r>
-        <w:rPr>
-          <w:rFonts w:ascii="Arial" w:eastAsia="Times New Roman" w:hAnsi="Arial" w:cs="Arial"/>
-          <w:i/>
-          <w:color w:val="000000"/>
-          <w:sz w:val="24"/>
-          <w:szCs w:val="24"/>
-          <w:lang w:eastAsia="ru-RU"/>
-        </w:rPr>
-        <w:t>training</w:t>
-      </w:r>
-      <w:proofErr w:type="spellEnd"/>
-      <w:r>
-        <w:rPr>
-          <w:rFonts w:ascii="Arial" w:eastAsia="Times New Roman" w:hAnsi="Arial" w:cs="Arial"/>
-          <w:i/>
-          <w:color w:val="000000"/>
-          <w:sz w:val="24"/>
-          <w:szCs w:val="24"/>
-          <w:lang w:eastAsia="ru-RU"/>
-        </w:rPr>
-        <w:t xml:space="preserve"> </w:t>
-      </w:r>
-      <w:proofErr w:type="spellStart"/>
-      <w:r>
-        <w:rPr>
-          <w:rFonts w:ascii="Arial" w:eastAsia="Times New Roman" w:hAnsi="Arial" w:cs="Arial"/>
-          <w:i/>
-          <w:color w:val="000000"/>
-          <w:sz w:val="24"/>
-          <w:szCs w:val="24"/>
-          <w:lang w:eastAsia="ru-RU"/>
-        </w:rPr>
-        <w:t>and</w:t>
-      </w:r>
-      <w:proofErr w:type="spellEnd"/>
-      <w:r>
-        <w:rPr>
-          <w:rFonts w:ascii="Arial" w:eastAsia="Times New Roman" w:hAnsi="Arial" w:cs="Arial"/>
-          <w:i/>
-          <w:color w:val="000000"/>
-          <w:sz w:val="24"/>
-          <w:szCs w:val="24"/>
-          <w:lang w:eastAsia="ru-RU"/>
-        </w:rPr>
-        <w:t xml:space="preserve"> CI/CD </w:t>
-      </w:r>
-      <w:proofErr w:type="spellStart"/>
-      <w:r>
-        <w:rPr>
-          <w:rFonts w:ascii="Arial" w:eastAsia="Times New Roman" w:hAnsi="Arial" w:cs="Arial"/>
-          <w:i/>
-          <w:color w:val="000000"/>
-          <w:sz w:val="24"/>
-          <w:szCs w:val="24"/>
-          <w:lang w:eastAsia="ru-RU"/>
-        </w:rPr>
-        <w:t>runners</w:t>
-      </w:r>
-      <w:proofErr w:type="spellEnd"/>
-      <w:r>
-        <w:rPr>
-          <w:rFonts w:ascii="Arial" w:eastAsia="Times New Roman" w:hAnsi="Arial" w:cs="Arial"/>
-          <w:i/>
-          <w:color w:val="000000"/>
-          <w:sz w:val="24"/>
-          <w:szCs w:val="24"/>
-          <w:lang w:eastAsia="ru-RU"/>
-        </w:rPr>
-        <w:t xml:space="preserve">. </w:t>
-      </w:r>
-      <w:proofErr w:type="spellStart"/>
-      <w:r>
-        <w:rPr>
-          <w:rFonts w:ascii="Arial" w:eastAsia="Times New Roman" w:hAnsi="Arial" w:cs="Arial"/>
-          <w:i/>
-          <w:color w:val="000000"/>
-          <w:sz w:val="24"/>
-          <w:szCs w:val="24"/>
-          <w:lang w:eastAsia="ru-RU"/>
-        </w:rPr>
-        <w:t>For</w:t>
-      </w:r>
-      <w:proofErr w:type="spellEnd"/>
-      <w:r>
-        <w:rPr>
-          <w:rFonts w:ascii="Arial" w:eastAsia="Times New Roman" w:hAnsi="Arial" w:cs="Arial"/>
-          <w:i/>
-          <w:color w:val="000000"/>
-          <w:sz w:val="24"/>
-          <w:szCs w:val="24"/>
-          <w:lang w:eastAsia="ru-RU"/>
-        </w:rPr>
-        <w:t xml:space="preserve"> </w:t>
-      </w:r>
-      <w:proofErr w:type="spellStart"/>
-      <w:r>
-        <w:rPr>
-          <w:rFonts w:ascii="Arial" w:eastAsia="Times New Roman" w:hAnsi="Arial" w:cs="Arial"/>
-          <w:i/>
-          <w:color w:val="000000"/>
-          <w:sz w:val="24"/>
-          <w:szCs w:val="24"/>
-          <w:lang w:eastAsia="ru-RU"/>
-        </w:rPr>
-        <w:t>example</w:t>
-      </w:r>
-      <w:proofErr w:type="spellEnd"/>
-      <w:r>
-        <w:rPr>
-          <w:rFonts w:ascii="Arial" w:eastAsia="Times New Roman" w:hAnsi="Arial" w:cs="Arial"/>
-          <w:i/>
-          <w:color w:val="000000"/>
-          <w:sz w:val="24"/>
-          <w:szCs w:val="24"/>
-          <w:lang w:eastAsia="ru-RU"/>
-        </w:rPr>
-        <w:t xml:space="preserve">, a D4s v5 </w:t>
-      </w:r>
-      <w:proofErr w:type="spellStart"/>
-      <w:r>
-        <w:rPr>
-          <w:rFonts w:ascii="Arial" w:eastAsia="Times New Roman" w:hAnsi="Arial" w:cs="Arial"/>
-          <w:i/>
-          <w:color w:val="000000"/>
-          <w:sz w:val="24"/>
-          <w:szCs w:val="24"/>
-          <w:lang w:eastAsia="ru-RU"/>
-        </w:rPr>
-        <w:t>costs</w:t>
-      </w:r>
-      <w:proofErr w:type="spellEnd"/>
-      <w:r>
-        <w:rPr>
-          <w:rFonts w:ascii="Arial" w:eastAsia="Times New Roman" w:hAnsi="Arial" w:cs="Arial"/>
-          <w:i/>
-          <w:color w:val="000000"/>
-          <w:sz w:val="24"/>
-          <w:szCs w:val="24"/>
-          <w:lang w:eastAsia="ru-RU"/>
-        </w:rPr>
-        <w:t xml:space="preserve"> $0.384/</w:t>
-      </w:r>
-      <w:proofErr w:type="spellStart"/>
-      <w:r>
-        <w:rPr>
-          <w:rFonts w:ascii="Arial" w:eastAsia="Times New Roman" w:hAnsi="Arial" w:cs="Arial"/>
-          <w:i/>
-          <w:color w:val="000000"/>
-          <w:sz w:val="24"/>
-          <w:szCs w:val="24"/>
-          <w:lang w:eastAsia="ru-RU"/>
-        </w:rPr>
-        <w:t>hr</w:t>
-      </w:r>
-      <w:proofErr w:type="spellEnd"/>
-      <w:r>
-        <w:rPr>
-          <w:rFonts w:ascii="Arial" w:eastAsia="Times New Roman" w:hAnsi="Arial" w:cs="Arial"/>
-          <w:i/>
-          <w:color w:val="000000"/>
-          <w:sz w:val="24"/>
-          <w:szCs w:val="24"/>
-          <w:lang w:eastAsia="ru-RU"/>
-        </w:rPr>
-        <w:t xml:space="preserve"> PAYG </w:t>
-      </w:r>
-      <w:proofErr w:type="spellStart"/>
-      <w:r>
-        <w:rPr>
-          <w:rFonts w:ascii="Arial" w:eastAsia="Times New Roman" w:hAnsi="Arial" w:cs="Arial"/>
-          <w:i/>
-          <w:color w:val="000000"/>
-          <w:sz w:val="24"/>
-          <w:szCs w:val="24"/>
-          <w:lang w:eastAsia="ru-RU"/>
-        </w:rPr>
-        <w:t>but</w:t>
-      </w:r>
-      <w:proofErr w:type="spellEnd"/>
-      <w:r>
-        <w:rPr>
-          <w:rFonts w:ascii="Arial" w:eastAsia="Times New Roman" w:hAnsi="Arial" w:cs="Arial"/>
-          <w:i/>
-          <w:color w:val="000000"/>
-          <w:sz w:val="24"/>
-          <w:szCs w:val="24"/>
-          <w:lang w:eastAsia="ru-RU"/>
-        </w:rPr>
-        <w:t xml:space="preserve"> </w:t>
-      </w:r>
-      <w:proofErr w:type="spellStart"/>
-      <w:r>
-        <w:rPr>
-          <w:rFonts w:ascii="Arial" w:eastAsia="Times New Roman" w:hAnsi="Arial" w:cs="Arial"/>
-          <w:i/>
-          <w:color w:val="000000"/>
-          <w:sz w:val="24"/>
-          <w:szCs w:val="24"/>
-          <w:lang w:eastAsia="ru-RU"/>
-        </w:rPr>
-        <w:t>only</w:t>
-      </w:r>
-      <w:proofErr w:type="spellEnd"/>
-      <w:r>
-        <w:rPr>
-          <w:rFonts w:ascii="Arial" w:eastAsia="Times New Roman" w:hAnsi="Arial" w:cs="Arial"/>
-          <w:i/>
-          <w:color w:val="000000"/>
-          <w:sz w:val="24"/>
-          <w:szCs w:val="24"/>
-          <w:lang w:eastAsia="ru-RU"/>
-        </w:rPr>
-        <w:t xml:space="preserve"> $0.04–$0.06 </w:t>
-      </w:r>
-      <w:proofErr w:type="spellStart"/>
-      <w:r>
-        <w:rPr>
-          <w:rFonts w:ascii="Arial" w:eastAsia="Times New Roman" w:hAnsi="Arial" w:cs="Arial"/>
-          <w:i/>
-          <w:color w:val="000000"/>
-          <w:sz w:val="24"/>
-          <w:szCs w:val="24"/>
-          <w:lang w:eastAsia="ru-RU"/>
-        </w:rPr>
-        <w:t>on</w:t>
-      </w:r>
-      <w:proofErr w:type="spellEnd"/>
-      <w:r>
-        <w:rPr>
-          <w:rFonts w:ascii="Arial" w:eastAsia="Times New Roman" w:hAnsi="Arial" w:cs="Arial"/>
-          <w:i/>
-          <w:color w:val="000000"/>
-          <w:sz w:val="24"/>
-          <w:szCs w:val="24"/>
-          <w:lang w:eastAsia="ru-RU"/>
-        </w:rPr>
-        <w:t xml:space="preserve"> </w:t>
-      </w:r>
-      <w:proofErr w:type="spellStart"/>
-      <w:r>
-        <w:rPr>
-          <w:rFonts w:ascii="Arial" w:eastAsia="Times New Roman" w:hAnsi="Arial" w:cs="Arial"/>
-          <w:i/>
-          <w:color w:val="000000"/>
-          <w:sz w:val="24"/>
-          <w:szCs w:val="24"/>
-          <w:lang w:eastAsia="ru-RU"/>
-        </w:rPr>
-        <w:t>Spot</w:t>
-      </w:r>
-      <w:proofErr w:type="spellEnd"/>
-      <w:r>
-        <w:rPr>
-          <w:rFonts w:ascii="Arial" w:eastAsia="Times New Roman" w:hAnsi="Arial" w:cs="Arial"/>
-          <w:i/>
-          <w:color w:val="000000"/>
-          <w:sz w:val="24"/>
-          <w:szCs w:val="24"/>
-          <w:lang w:eastAsia="ru-RU"/>
-        </w:rPr>
-        <w:t xml:space="preserve">. </w:t>
-      </w:r>
-      <w:proofErr w:type="spellStart"/>
-      <w:r>
-        <w:rPr>
-          <w:rFonts w:ascii="Arial" w:eastAsia="Times New Roman" w:hAnsi="Arial" w:cs="Arial"/>
-          <w:i/>
-          <w:color w:val="000000"/>
-          <w:sz w:val="24"/>
-          <w:szCs w:val="24"/>
-          <w:lang w:eastAsia="ru-RU"/>
-        </w:rPr>
-        <w:t>We</w:t>
-      </w:r>
-      <w:proofErr w:type="spellEnd"/>
-      <w:r>
-        <w:rPr>
-          <w:rFonts w:ascii="Arial" w:eastAsia="Times New Roman" w:hAnsi="Arial" w:cs="Arial"/>
-          <w:i/>
-          <w:color w:val="000000"/>
-          <w:sz w:val="24"/>
-          <w:szCs w:val="24"/>
-          <w:lang w:eastAsia="ru-RU"/>
-        </w:rPr>
-        <w:t xml:space="preserve"> </w:t>
-      </w:r>
-      <w:proofErr w:type="spellStart"/>
-      <w:r>
-        <w:rPr>
-          <w:rFonts w:ascii="Arial" w:eastAsia="Times New Roman" w:hAnsi="Arial" w:cs="Arial"/>
-          <w:i/>
-          <w:color w:val="000000"/>
-          <w:sz w:val="24"/>
-          <w:szCs w:val="24"/>
-          <w:lang w:eastAsia="ru-RU"/>
-        </w:rPr>
-        <w:t>set</w:t>
-      </w:r>
-      <w:proofErr w:type="spellEnd"/>
-      <w:r>
-        <w:rPr>
-          <w:rFonts w:ascii="Arial" w:eastAsia="Times New Roman" w:hAnsi="Arial" w:cs="Arial"/>
-          <w:i/>
-          <w:color w:val="000000"/>
-          <w:sz w:val="24"/>
-          <w:szCs w:val="24"/>
-          <w:lang w:eastAsia="ru-RU"/>
-        </w:rPr>
-        <w:t xml:space="preserve"> </w:t>
+          <w:lang w:val="en-US" w:eastAsia="ru-RU"/>
+        </w:rPr>
+        <w:t xml:space="preserve"> PAYG but only $0.04–$0.06 on Spot. We set </w:t>
       </w:r>
       <w:r>
         <w:rPr>
@@ -10374,233 +9674,28 @@
           <w:color w:val="000000"/>
           <w:sz w:val="24"/>
           <w:szCs w:val="24"/>
-          <w:lang w:eastAsia="ru-RU"/>
-        </w:rPr>
-        <w:t>--</w:t>
-      </w:r>
-      <w:proofErr w:type="spellStart"/>
-      <w:r>
-        <w:rPr>
-          <w:rFonts w:ascii="Courier New" w:eastAsia="Times New Roman" w:hAnsi="Courier New" w:cs="Courier New"/>
+          <w:lang w:val="en-US" w:eastAsia="ru-RU"/>
+        </w:rPr>
+        <w:t>--eviction-policy Deallocate</w:t>
+      </w:r>
+      <w:r>
+        <w:rPr>
+          <w:rFonts w:ascii="Arial" w:eastAsia="Times New Roman" w:hAnsi="Arial" w:cs="Arial"/>
           <w:i/>
           <w:color w:val="000000"/>
           <w:sz w:val="24"/>
           <w:szCs w:val="24"/>
-          <w:lang w:eastAsia="ru-RU"/>
-        </w:rPr>
-        <w:t>eviction-policy</w:t>
-      </w:r>
-      <w:proofErr w:type="spellEnd"/>
-      <w:r>
-        <w:rPr>
-          <w:rFonts w:ascii="Courier New" w:eastAsia="Times New Roman" w:hAnsi="Courier New" w:cs="Courier New"/>
+          <w:lang w:val="en-US" w:eastAsia="ru-RU"/>
+        </w:rPr>
+        <w:t xml:space="preserve"> and use Azure Batch to auto-restart jobs. </w:t>
+      </w:r>
+      <w:r>
+        <w:rPr>
+          <w:rFonts w:ascii="Arial" w:eastAsia="Times New Roman" w:hAnsi="Arial" w:cs="Arial"/>
           <w:i/>
           <w:color w:val="000000"/>
           <w:sz w:val="24"/>
           <w:szCs w:val="24"/>
-          <w:lang w:eastAsia="ru-RU"/>
-        </w:rPr>
-        <w:t xml:space="preserve"> </w:t>
-      </w:r>
-      <w:proofErr w:type="spellStart"/>
-      <w:r>
-        <w:rPr>
-          <w:rFonts w:ascii="Courier New" w:eastAsia="Times New Roman" w:hAnsi="Courier New" w:cs="Courier New"/>
-          <w:i/>
-          <w:color w:val="000000"/>
-          <w:sz w:val="24"/>
-          <w:szCs w:val="24"/>
-          <w:lang w:eastAsia="ru-RU"/>
-        </w:rPr>
-        <w:t>Deallocate</w:t>
-      </w:r>
-      <w:proofErr w:type="spellEnd"/>
-      <w:r>
-        <w:rPr>
-          <w:rFonts w:ascii="Arial" w:eastAsia="Times New Roman" w:hAnsi="Arial" w:cs="Arial"/>
-          <w:i/>
-          <w:color w:val="000000"/>
-          <w:sz w:val="24"/>
-          <w:szCs w:val="24"/>
-          <w:lang w:eastAsia="ru-RU"/>
-        </w:rPr>
-        <w:t xml:space="preserve"> </w:t>
-      </w:r>
-      <w:proofErr w:type="spellStart"/>
-      <w:r>
-        <w:rPr>
-          <w:rFonts w:ascii="Arial" w:eastAsia="Times New Roman" w:hAnsi="Arial" w:cs="Arial"/>
-          <w:i/>
-          <w:color w:val="000000"/>
-          <w:sz w:val="24"/>
-          <w:szCs w:val="24"/>
-          <w:lang w:eastAsia="ru-RU"/>
-        </w:rPr>
-        <w:t>and</w:t>
-      </w:r>
-      <w:proofErr w:type="spellEnd"/>
-      <w:r>
-        <w:rPr>
-          <w:rFonts w:ascii="Arial" w:eastAsia="Times New Roman" w:hAnsi="Arial" w:cs="Arial"/>
-          <w:i/>
-          <w:color w:val="000000"/>
-          <w:sz w:val="24"/>
-          <w:szCs w:val="24"/>
-          <w:lang w:eastAsia="ru-RU"/>
-        </w:rPr>
-        <w:t xml:space="preserve"> </w:t>
-      </w:r>
-      <w:proofErr w:type="spellStart"/>
-      <w:r>
-        <w:rPr>
-          <w:rFonts w:ascii="Arial" w:eastAsia="Times New Roman" w:hAnsi="Arial" w:cs="Arial"/>
-          <w:i/>
-          <w:color w:val="000000"/>
-          <w:sz w:val="24"/>
-          <w:szCs w:val="24"/>
-          <w:lang w:eastAsia="ru-RU"/>
-        </w:rPr>
-        <w:t>use</w:t>
-      </w:r>
-      <w:proofErr w:type="spellEnd"/>
-      <w:r>
-        <w:rPr>
-          <w:rFonts w:ascii="Arial" w:eastAsia="Times New Roman" w:hAnsi="Arial" w:cs="Arial"/>
-          <w:i/>
-          <w:color w:val="000000"/>
-          <w:sz w:val="24"/>
-          <w:szCs w:val="24"/>
-          <w:lang w:eastAsia="ru-RU"/>
-        </w:rPr>
-        <w:t xml:space="preserve"> </w:t>
-      </w:r>
-      <w:proofErr w:type="spellStart"/>
-      <w:r>
-        <w:rPr>
-          <w:rFonts w:ascii="Arial" w:eastAsia="Times New Roman" w:hAnsi="Arial" w:cs="Arial"/>
-          <w:i/>
-          <w:color w:val="000000"/>
-          <w:sz w:val="24"/>
-          <w:szCs w:val="24"/>
-          <w:lang w:eastAsia="ru-RU"/>
-        </w:rPr>
-        <w:t>Azure</w:t>
-      </w:r>
-      <w:proofErr w:type="spellEnd"/>
-      <w:r>
-        <w:rPr>
-          <w:rFonts w:ascii="Arial" w:eastAsia="Times New Roman" w:hAnsi="Arial" w:cs="Arial"/>
-          <w:i/>
-          <w:color w:val="000000"/>
-          <w:sz w:val="24"/>
-          <w:szCs w:val="24"/>
-          <w:lang w:eastAsia="ru-RU"/>
-        </w:rPr>
-        <w:t xml:space="preserve"> </w:t>
-      </w:r>
-      <w:proofErr w:type="spellStart"/>
-      <w:r>
-        <w:rPr>
-          <w:rFonts w:ascii="Arial" w:eastAsia="Times New Roman" w:hAnsi="Arial" w:cs="Arial"/>
-          <w:i/>
-          <w:color w:val="000000"/>
-          <w:sz w:val="24"/>
-          <w:szCs w:val="24"/>
-          <w:lang w:eastAsia="ru-RU"/>
-        </w:rPr>
-        <w:t>Batch</w:t>
-      </w:r>
-      <w:proofErr w:type="spellEnd"/>
-      <w:r>
-        <w:rPr>
-          <w:rFonts w:ascii="Arial" w:eastAsia="Times New Roman" w:hAnsi="Arial" w:cs="Arial"/>
-          <w:i/>
-          <w:color w:val="000000"/>
-          <w:sz w:val="24"/>
-          <w:szCs w:val="24"/>
-          <w:lang w:eastAsia="ru-RU"/>
-        </w:rPr>
-        <w:t xml:space="preserve"> </w:t>
-      </w:r>
-      <w:proofErr w:type="spellStart"/>
-      <w:r>
-        <w:rPr>
-          <w:rFonts w:ascii="Arial" w:eastAsia="Times New Roman" w:hAnsi="Arial" w:cs="Arial"/>
-          <w:i/>
-          <w:color w:val="000000"/>
-          <w:sz w:val="24"/>
-          <w:szCs w:val="24"/>
-          <w:lang w:eastAsia="ru-RU"/>
-        </w:rPr>
-        <w:t>to</w:t>
-      </w:r>
-      <w:proofErr w:type="spellEnd"/>
-      <w:r>
-        <w:rPr>
-          <w:rFonts w:ascii="Arial" w:eastAsia="Times New Roman" w:hAnsi="Arial" w:cs="Arial"/>
-          <w:i/>
-          <w:color w:val="000000"/>
-          <w:sz w:val="24"/>
-          <w:szCs w:val="24"/>
-          <w:lang w:eastAsia="ru-RU"/>
-        </w:rPr>
-        <w:t xml:space="preserve"> </w:t>
-      </w:r>
-      <w:proofErr w:type="spellStart"/>
-      <w:r>
-        <w:rPr>
-          <w:rFonts w:ascii="Arial" w:eastAsia="Times New Roman" w:hAnsi="Arial" w:cs="Arial"/>
-          <w:i/>
-          <w:color w:val="000000"/>
-          <w:sz w:val="24"/>
-          <w:szCs w:val="24"/>
-          <w:lang w:eastAsia="ru-RU"/>
-        </w:rPr>
-        <w:t>auto-restart</w:t>
-      </w:r>
-      <w:proofErr w:type="spellEnd"/>
-      <w:r>
-        <w:rPr>
-          <w:rFonts w:ascii="Arial" w:eastAsia="Times New Roman" w:hAnsi="Arial" w:cs="Arial"/>
-          <w:i/>
-          <w:color w:val="000000"/>
-          <w:sz w:val="24"/>
-          <w:szCs w:val="24"/>
-          <w:lang w:eastAsia="ru-RU"/>
-        </w:rPr>
-        <w:t xml:space="preserve"> </w:t>
-      </w:r>
-      <w:proofErr w:type="spellStart"/>
-      <w:r>
-        <w:rPr>
-          <w:rFonts w:ascii="Arial" w:eastAsia="Times New Roman" w:hAnsi="Arial" w:cs="Arial"/>
-          <w:i/>
-          <w:color w:val="000000"/>
-          <w:sz w:val="24"/>
-          <w:szCs w:val="24"/>
-          <w:lang w:eastAsia="ru-RU"/>
-        </w:rPr>
-        <w:t>jobs</w:t>
-      </w:r>
-      <w:proofErr w:type="spellEnd"/>
-      <w:r>
-        <w:rPr>
-          <w:rFonts w:ascii="Arial" w:eastAsia="Times New Roman" w:hAnsi="Arial" w:cs="Arial"/>
-          <w:i/>
-          <w:color w:val="000000"/>
-          <w:sz w:val="24"/>
-          <w:szCs w:val="24"/>
-          <w:lang w:eastAsia="ru-RU"/>
-        </w:rPr>
-        <w:t xml:space="preserve">. </w:t>
-      </w:r>
-      <w:r>
-        <w:rPr>
-          <w:rFonts w:ascii="Arial" w:eastAsia="Times New Roman" w:hAnsi="Arial" w:cs="Arial"/>
-          <w:i/>
-          <w:color w:val="000000"/>
-          <w:sz w:val="24"/>
-          <w:szCs w:val="24"/>
           <w:lang w:val="en-US" w:eastAsia="ru-RU"/>
         </w:rPr>
         <w:t>Risk: 30-sec eviction, so never for stateful apps.”</w:t>
@@ -10687,7 +9782,6 @@
         </w:rPr>
         <w:t xml:space="preserve"> </w:t>
       </w:r>
-      <w:proofErr w:type="gramStart"/>
       <w:r>
         <w:rPr>
           <w:rFonts w:ascii="Arial" w:eastAsia="Times New Roman" w:hAnsi="Arial" w:cs="Arial"/>
@@ -10696,18 +9790,7 @@
           <w:szCs w:val="24"/>
           <w:lang w:val="en-US" w:eastAsia="ru-RU"/>
         </w:rPr>
-        <w:t>Get</w:t>
-      </w:r>
-      <w:proofErr w:type="gramEnd"/>
-      <w:r>
-        <w:rPr>
-          <w:rFonts w:ascii="Arial" w:eastAsia="Times New Roman" w:hAnsi="Arial" w:cs="Arial"/>
-          <w:color w:val="000000"/>
-          <w:sz w:val="24"/>
-          <w:szCs w:val="24"/>
-          <w:lang w:val="en-US" w:eastAsia="ru-RU"/>
-        </w:rPr>
-        <w:t xml:space="preserve"> discount on any compute usage (VMs, Functions, AKS, App Service, etc.) across regions and services.</w:t>
+        <w:t>Get discount on any compute usage (VMs, Functions, AKS, App Service, etc.) across regions and services.</w:t>
       </w:r>
     </w:p>
     <w:tbl>
@@ -13579,6 +12662,7 @@
           <w:szCs w:val="24"/>
           <w:lang w:val="en-US" w:eastAsia="ru-RU"/>
         </w:rPr>
+        <w:lastRenderedPageBreak/>
         <w:t>Azure Advisor = free built-in optimizer (appears in portal)</w:t>
       </w:r>
     </w:p>
@@ -13638,7 +12722,6 @@
           <w:szCs w:val="24"/>
           <w:lang w:eastAsia="ru-RU"/>
         </w:rPr>
-        <w:lastRenderedPageBreak/>
         <w:t>Interview</w:t>
       </w:r>
       <w:proofErr w:type="spellEnd"/>
@@ -13798,7 +12881,7 @@
                 <w:color w:val="000000"/>
                 <w:sz w:val="24"/>
                 <w:szCs w:val="24"/>
-                <w:lang w:eastAsia="ru-RU"/>
+                <w:lang w:val="en-US" w:eastAsia="ru-RU"/>
               </w:rPr>
             </w:pPr>
             <w:r>
@@ -13807,273 +12890,9 @@
                 <w:color w:val="000000"/>
                 <w:sz w:val="24"/>
                 <w:szCs w:val="24"/>
-                <w:lang w:eastAsia="ru-RU"/>
-              </w:rPr>
-              <w:t xml:space="preserve">Q1: </w:t>
-            </w:r>
-            <w:proofErr w:type="spellStart"/>
-            <w:r>
-              <w:rPr>
-                <w:rFonts w:ascii="Arial" w:eastAsia="Times New Roman" w:hAnsi="Arial" w:cs="Arial"/>
-                <w:color w:val="000000"/>
-                <w:sz w:val="24"/>
-                <w:szCs w:val="24"/>
-                <w:lang w:eastAsia="ru-RU"/>
-              </w:rPr>
-              <w:t>How</w:t>
-            </w:r>
-            <w:proofErr w:type="spellEnd"/>
-            <w:r>
-              <w:rPr>
-                <w:rFonts w:ascii="Arial" w:eastAsia="Times New Roman" w:hAnsi="Arial" w:cs="Arial"/>
-                <w:color w:val="000000"/>
-                <w:sz w:val="24"/>
-                <w:szCs w:val="24"/>
-                <w:lang w:eastAsia="ru-RU"/>
-              </w:rPr>
-              <w:t xml:space="preserve"> </w:t>
-            </w:r>
-            <w:proofErr w:type="spellStart"/>
-            <w:r>
-              <w:rPr>
-                <w:rFonts w:ascii="Arial" w:eastAsia="Times New Roman" w:hAnsi="Arial" w:cs="Arial"/>
-                <w:color w:val="000000"/>
-                <w:sz w:val="24"/>
-                <w:szCs w:val="24"/>
-                <w:lang w:eastAsia="ru-RU"/>
-              </w:rPr>
-              <w:t>do</w:t>
-            </w:r>
-            <w:proofErr w:type="spellEnd"/>
-            <w:r>
-              <w:rPr>
-                <w:rFonts w:ascii="Arial" w:eastAsia="Times New Roman" w:hAnsi="Arial" w:cs="Arial"/>
-                <w:color w:val="000000"/>
-                <w:sz w:val="24"/>
-                <w:szCs w:val="24"/>
-                <w:lang w:eastAsia="ru-RU"/>
-              </w:rPr>
-              <w:t xml:space="preserve"> </w:t>
-            </w:r>
-            <w:proofErr w:type="spellStart"/>
-            <w:r>
-              <w:rPr>
-                <w:rFonts w:ascii="Arial" w:eastAsia="Times New Roman" w:hAnsi="Arial" w:cs="Arial"/>
-                <w:color w:val="000000"/>
-                <w:sz w:val="24"/>
-                <w:szCs w:val="24"/>
-                <w:lang w:eastAsia="ru-RU"/>
-              </w:rPr>
-              <w:t>you</w:t>
-            </w:r>
-            <w:proofErr w:type="spellEnd"/>
-            <w:r>
-              <w:rPr>
-                <w:rFonts w:ascii="Arial" w:eastAsia="Times New Roman" w:hAnsi="Arial" w:cs="Arial"/>
-                <w:color w:val="000000"/>
-                <w:sz w:val="24"/>
-                <w:szCs w:val="24"/>
-                <w:lang w:eastAsia="ru-RU"/>
-              </w:rPr>
-              <w:t xml:space="preserve"> </w:t>
-            </w:r>
-            <w:proofErr w:type="spellStart"/>
-            <w:r>
-              <w:rPr>
-                <w:rFonts w:ascii="Arial" w:eastAsia="Times New Roman" w:hAnsi="Arial" w:cs="Arial"/>
-                <w:color w:val="000000"/>
-                <w:sz w:val="24"/>
-                <w:szCs w:val="24"/>
-                <w:lang w:eastAsia="ru-RU"/>
-              </w:rPr>
-              <w:t>estimate</w:t>
-            </w:r>
-            <w:proofErr w:type="spellEnd"/>
-            <w:r>
-              <w:rPr>
-                <w:rFonts w:ascii="Arial" w:eastAsia="Times New Roman" w:hAnsi="Arial" w:cs="Arial"/>
-                <w:color w:val="000000"/>
-                <w:sz w:val="24"/>
-                <w:szCs w:val="24"/>
-                <w:lang w:eastAsia="ru-RU"/>
-              </w:rPr>
-              <w:t xml:space="preserve"> </w:t>
-            </w:r>
-            <w:proofErr w:type="spellStart"/>
-            <w:r>
-              <w:rPr>
-                <w:rFonts w:ascii="Arial" w:eastAsia="Times New Roman" w:hAnsi="Arial" w:cs="Arial"/>
-                <w:color w:val="000000"/>
-                <w:sz w:val="24"/>
-                <w:szCs w:val="24"/>
-                <w:lang w:eastAsia="ru-RU"/>
-              </w:rPr>
-              <w:t>monthly</w:t>
-            </w:r>
-            <w:proofErr w:type="spellEnd"/>
-            <w:r>
-              <w:rPr>
-                <w:rFonts w:ascii="Arial" w:eastAsia="Times New Roman" w:hAnsi="Arial" w:cs="Arial"/>
-                <w:color w:val="000000"/>
-                <w:sz w:val="24"/>
-                <w:szCs w:val="24"/>
-                <w:lang w:eastAsia="ru-RU"/>
-              </w:rPr>
-              <w:t xml:space="preserve"> </w:t>
-            </w:r>
-            <w:proofErr w:type="spellStart"/>
-            <w:r>
-              <w:rPr>
-                <w:rFonts w:ascii="Arial" w:eastAsia="Times New Roman" w:hAnsi="Arial" w:cs="Arial"/>
-                <w:color w:val="000000"/>
-                <w:sz w:val="24"/>
-                <w:szCs w:val="24"/>
-                <w:lang w:eastAsia="ru-RU"/>
-              </w:rPr>
-              <w:t>cost</w:t>
-            </w:r>
-            <w:proofErr w:type="spellEnd"/>
-            <w:r>
-              <w:rPr>
-                <w:rFonts w:ascii="Arial" w:eastAsia="Times New Roman" w:hAnsi="Arial" w:cs="Arial"/>
-                <w:color w:val="000000"/>
-                <w:sz w:val="24"/>
-                <w:szCs w:val="24"/>
-                <w:lang w:eastAsia="ru-RU"/>
-              </w:rPr>
-              <w:t xml:space="preserve"> </w:t>
-            </w:r>
-            <w:proofErr w:type="spellStart"/>
-            <w:r>
-              <w:rPr>
-                <w:rFonts w:ascii="Arial" w:eastAsia="Times New Roman" w:hAnsi="Arial" w:cs="Arial"/>
-                <w:color w:val="000000"/>
-                <w:sz w:val="24"/>
-                <w:szCs w:val="24"/>
-                <w:lang w:eastAsia="ru-RU"/>
-              </w:rPr>
-              <w:t>for</w:t>
-            </w:r>
-            <w:proofErr w:type="spellEnd"/>
-            <w:r>
-              <w:rPr>
-                <w:rFonts w:ascii="Arial" w:eastAsia="Times New Roman" w:hAnsi="Arial" w:cs="Arial"/>
-                <w:color w:val="000000"/>
-                <w:sz w:val="24"/>
-                <w:szCs w:val="24"/>
-                <w:lang w:eastAsia="ru-RU"/>
-              </w:rPr>
-              <w:t xml:space="preserve"> a </w:t>
-            </w:r>
-            <w:proofErr w:type="spellStart"/>
-            <w:r>
-              <w:rPr>
-                <w:rFonts w:ascii="Arial" w:eastAsia="Times New Roman" w:hAnsi="Arial" w:cs="Arial"/>
-                <w:color w:val="000000"/>
-                <w:sz w:val="24"/>
-                <w:szCs w:val="24"/>
-                <w:lang w:eastAsia="ru-RU"/>
-              </w:rPr>
-              <w:t>web</w:t>
-            </w:r>
-            <w:proofErr w:type="spellEnd"/>
-            <w:r>
-              <w:rPr>
-                <w:rFonts w:ascii="Arial" w:eastAsia="Times New Roman" w:hAnsi="Arial" w:cs="Arial"/>
-                <w:color w:val="000000"/>
-                <w:sz w:val="24"/>
-                <w:szCs w:val="24"/>
-                <w:lang w:eastAsia="ru-RU"/>
-              </w:rPr>
-              <w:t xml:space="preserve"> </w:t>
-            </w:r>
-            <w:proofErr w:type="spellStart"/>
-            <w:r>
-              <w:rPr>
-                <w:rFonts w:ascii="Arial" w:eastAsia="Times New Roman" w:hAnsi="Arial" w:cs="Arial"/>
-                <w:color w:val="000000"/>
-                <w:sz w:val="24"/>
-                <w:szCs w:val="24"/>
-                <w:lang w:eastAsia="ru-RU"/>
-              </w:rPr>
-              <w:t>app</w:t>
-            </w:r>
-            <w:proofErr w:type="spellEnd"/>
-            <w:r>
-              <w:rPr>
-                <w:rFonts w:ascii="Arial" w:eastAsia="Times New Roman" w:hAnsi="Arial" w:cs="Arial"/>
-                <w:color w:val="000000"/>
-                <w:sz w:val="24"/>
-                <w:szCs w:val="24"/>
-                <w:lang w:eastAsia="ru-RU"/>
-              </w:rPr>
-              <w:t xml:space="preserve"> </w:t>
-            </w:r>
-            <w:proofErr w:type="spellStart"/>
-            <w:r>
-              <w:rPr>
-                <w:rFonts w:ascii="Arial" w:eastAsia="Times New Roman" w:hAnsi="Arial" w:cs="Arial"/>
-                <w:color w:val="000000"/>
-                <w:sz w:val="24"/>
-                <w:szCs w:val="24"/>
-                <w:lang w:eastAsia="ru-RU"/>
-              </w:rPr>
-              <w:t>with</w:t>
-            </w:r>
-            <w:proofErr w:type="spellEnd"/>
-            <w:r>
-              <w:rPr>
-                <w:rFonts w:ascii="Arial" w:eastAsia="Times New Roman" w:hAnsi="Arial" w:cs="Arial"/>
-                <w:color w:val="000000"/>
-                <w:sz w:val="24"/>
-                <w:szCs w:val="24"/>
-                <w:lang w:eastAsia="ru-RU"/>
-              </w:rPr>
-              <w:t xml:space="preserve"> VM, SQL DB, </w:t>
-            </w:r>
-            <w:proofErr w:type="spellStart"/>
-            <w:r>
-              <w:rPr>
-                <w:rFonts w:ascii="Arial" w:eastAsia="Times New Roman" w:hAnsi="Arial" w:cs="Arial"/>
-                <w:color w:val="000000"/>
-                <w:sz w:val="24"/>
-                <w:szCs w:val="24"/>
-                <w:lang w:eastAsia="ru-RU"/>
-              </w:rPr>
-              <w:t>and</w:t>
-            </w:r>
-            <w:proofErr w:type="spellEnd"/>
-            <w:r>
-              <w:rPr>
-                <w:rFonts w:ascii="Arial" w:eastAsia="Times New Roman" w:hAnsi="Arial" w:cs="Arial"/>
-                <w:color w:val="000000"/>
-                <w:sz w:val="24"/>
-                <w:szCs w:val="24"/>
-                <w:lang w:eastAsia="ru-RU"/>
-              </w:rPr>
-              <w:t xml:space="preserve"> </w:t>
-            </w:r>
-            <w:proofErr w:type="spellStart"/>
-            <w:r>
-              <w:rPr>
-                <w:rFonts w:ascii="Arial" w:eastAsia="Times New Roman" w:hAnsi="Arial" w:cs="Arial"/>
-                <w:color w:val="000000"/>
-                <w:sz w:val="24"/>
-                <w:szCs w:val="24"/>
-                <w:lang w:eastAsia="ru-RU"/>
-              </w:rPr>
-              <w:t>storage</w:t>
-            </w:r>
-            <w:proofErr w:type="spellEnd"/>
-            <w:r>
-              <w:rPr>
-                <w:rFonts w:ascii="Arial" w:eastAsia="Times New Roman" w:hAnsi="Arial" w:cs="Arial"/>
-                <w:color w:val="000000"/>
-                <w:sz w:val="24"/>
-                <w:szCs w:val="24"/>
-                <w:lang w:eastAsia="ru-RU"/>
-              </w:rPr>
-              <w:t>?</w:t>
+                <w:lang w:val="en-US" w:eastAsia="ru-RU"/>
+              </w:rPr>
+              <w:t>Q1: How do you estimate monthly cost for a web app with VM, SQL DB, and storage?</w:t>
             </w:r>
           </w:p>
         </w:tc>
@@ -14761,19 +13580,7 @@
                 <w:szCs w:val="24"/>
                 <w:lang w:val="en-US" w:eastAsia="ru-RU"/>
               </w:rPr>
-              <w:t>Q5: What is Azure</w:t>
-            </w:r>
-            <w:bookmarkStart w:id="2" w:name="_GoBack"/>
-            <w:bookmarkEnd w:id="2"/>
-            <w:r>
-              <w:rPr>
-                <w:rFonts w:ascii="Arial" w:eastAsia="Times New Roman" w:hAnsi="Arial" w:cs="Arial"/>
-                <w:color w:val="000000"/>
-                <w:sz w:val="24"/>
-                <w:szCs w:val="24"/>
-                <w:lang w:val="en-US" w:eastAsia="ru-RU"/>
-              </w:rPr>
-              <w:t xml:space="preserve"> Hybrid Benefit?</w:t>
+              <w:t>Q5: What is Azure Hybrid Benefit?</w:t>
             </w:r>
           </w:p>
         </w:tc>
@@ -14890,12 +13697,14 @@
           <w:lang w:val="en-US"/>
         </w:rPr>
       </w:pPr>
+      <w:bookmarkStart w:id="9" w:name="_Toc213345382"/>
       <w:r>
         <w:rPr>
           <w:lang w:val="en-US"/>
         </w:rPr>
         <w:t>Service bus explorer</w:t>
       </w:r>
+      <w:bookmarkEnd w:id="9"/>
     </w:p>
     <w:p>
       <w:pPr>
@@ -14925,7 +13734,7 @@
                     </pic:cNvPicPr>
                   </pic:nvPicPr>
                   <pic:blipFill>
-                    <a:blip r:embed="rId10">
+                    <a:blip r:embed="rId12">
                       <a:extLst>
                         <a:ext uri="{28A0092B-C50C-407E-A947-70E740481C1C}">
                           <a14:useLocalDpi xmlns:a14="http://schemas.microsoft.com/office/drawing/2010/main" val="0"/>
@@ -14971,14 +13780,14 @@
           <w:lang w:val="en-US"/>
         </w:rPr>
       </w:pPr>
-      <w:bookmarkStart w:id="3" w:name="_Toc212898212"/>
+      <w:bookmarkStart w:id="10" w:name="_Toc213345383"/>
       <w:r>
         <w:rPr>
           <w:lang w:val="en-US"/>
         </w:rPr>
         <w:t>Service Bus</w:t>
       </w:r>
-      <w:bookmarkEnd w:id="3"/>
+      <w:bookmarkEnd w:id="10"/>
     </w:p>
     <w:p>
       <w:pPr>
@@ -15057,7 +13866,7 @@
                     </pic:cNvPicPr>
                   </pic:nvPicPr>
                   <pic:blipFill>
-                    <a:blip r:embed="rId11">
+                    <a:blip r:embed="rId13">
                       <a:extLst>
                         <a:ext uri="{28A0092B-C50C-407E-A947-70E740481C1C}">
                           <a14:useLocalDpi xmlns:a14="http://schemas.microsoft.com/office/drawing/2010/main" val="0"/>
@@ -15108,7 +13917,7 @@
           <w:lang w:val="en-US" w:eastAsia="ru-RU"/>
         </w:rPr>
       </w:pPr>
-      <w:bookmarkStart w:id="4" w:name="_Toc212898213"/>
+      <w:bookmarkStart w:id="11" w:name="_Toc213345384"/>
       <w:r>
         <w:rPr>
           <w:rFonts w:eastAsia="Times New Roman"/>
@@ -15123,7 +13932,7 @@
         </w:rPr>
         <w:t>opics and subscriptions</w:t>
       </w:r>
-      <w:bookmarkEnd w:id="4"/>
+      <w:bookmarkEnd w:id="11"/>
     </w:p>
     <w:p>
       <w:pPr>
@@ -15177,7 +13986,7 @@
                     </pic:cNvPicPr>
                   </pic:nvPicPr>
                   <pic:blipFill>
-                    <a:blip r:embed="rId12">
+                    <a:blip r:embed="rId14">
                       <a:extLst>
                         <a:ext uri="{28A0092B-C50C-407E-A947-70E740481C1C}">
                           <a14:useLocalDpi xmlns:a14="http://schemas.microsoft.com/office/drawing/2010/main" val="0"/>
@@ -15228,7 +14037,7 @@
           <w:lang w:val="en-US" w:eastAsia="ru-RU"/>
         </w:rPr>
       </w:pPr>
-      <w:bookmarkStart w:id="5" w:name="_Toc212898214"/>
+      <w:bookmarkStart w:id="12" w:name="_Toc213345385"/>
       <w:r>
         <w:rPr>
           <w:rFonts w:eastAsia="Times New Roman"/>
@@ -15236,7 +14045,7 @@
         </w:rPr>
         <w:t>Receive modes</w:t>
       </w:r>
-      <w:bookmarkEnd w:id="5"/>
+      <w:bookmarkEnd w:id="12"/>
     </w:p>
     <w:p>
       <w:pPr>
@@ -15923,7 +14732,7 @@
           <w:lang w:val="en-US" w:eastAsia="ru-RU"/>
         </w:rPr>
       </w:pPr>
-      <w:bookmarkStart w:id="6" w:name="_Toc212898215"/>
+      <w:bookmarkStart w:id="13" w:name="_Toc213345386"/>
       <w:r>
         <w:rPr>
           <w:rFonts w:eastAsia="Times New Roman"/>
@@ -15938,7 +14747,7 @@
         </w:rPr>
         <w:t>ilter actions</w:t>
       </w:r>
-      <w:bookmarkEnd w:id="6"/>
+      <w:bookmarkEnd w:id="13"/>
     </w:p>
     <w:p>
       <w:pPr>
@@ -15999,7 +14808,7 @@
           <w:lang w:val="en-US" w:eastAsia="ru-RU"/>
         </w:rPr>
       </w:pPr>
-      <w:bookmarkStart w:id="7" w:name="_Toc212898216"/>
+      <w:bookmarkStart w:id="14" w:name="_Toc213345387"/>
       <w:r>
         <w:rPr>
           <w:rFonts w:eastAsia="Times New Roman"/>
@@ -16014,7 +14823,7 @@
         </w:rPr>
         <w:t>rotocols:</w:t>
       </w:r>
-      <w:bookmarkEnd w:id="7"/>
+      <w:bookmarkEnd w:id="14"/>
     </w:p>
     <w:p>
       <w:pPr>
@@ -16163,7 +14972,7 @@
           <w:lang w:val="en-US"/>
         </w:rPr>
       </w:pPr>
-      <w:bookmarkStart w:id="8" w:name="_Toc212898217"/>
+      <w:bookmarkStart w:id="15" w:name="_Toc213345388"/>
       <w:r>
         <w:rPr>
           <w:lang w:val="en-US"/>
@@ -16171,7 +14980,7 @@
         <w:lastRenderedPageBreak/>
         <w:t>Optimization</w:t>
       </w:r>
-      <w:bookmarkEnd w:id="8"/>
+      <w:bookmarkEnd w:id="15"/>
     </w:p>
     <w:p>
       <w:pPr>
@@ -16180,7 +14989,7 @@
           <w:numId w:val="3"/>
         </w:numPr>
       </w:pPr>
-      <w:hyperlink r:id="rId13" w:anchor="resource-planning-and-considerations" w:history="1">
+      <w:hyperlink r:id="rId15" w:anchor="resource-planning-and-considerations" w:history="1">
         <w:proofErr w:type="spellStart"/>
         <w:r>
           <w:rPr>
@@ -16243,7 +15052,7 @@
           <w:lang w:val="en-US"/>
         </w:rPr>
       </w:pPr>
-      <w:hyperlink r:id="rId14" w:anchor="protocols" w:history="1">
+      <w:hyperlink r:id="rId16" w:anchor="protocols" w:history="1">
         <w:proofErr w:type="spellStart"/>
         <w:r>
           <w:rPr>
@@ -16267,7 +15076,7 @@
           <w:numId w:val="3"/>
         </w:numPr>
       </w:pPr>
-      <w:hyperlink r:id="rId15" w:anchor="reusing-factories-and-clients" w:history="1">
+      <w:hyperlink r:id="rId17" w:anchor="reusing-factories-and-clients" w:history="1">
         <w:proofErr w:type="spellStart"/>
         <w:r>
           <w:rPr>
@@ -16525,7 +15334,7 @@
           <w:numId w:val="3"/>
         </w:numPr>
       </w:pPr>
-      <w:hyperlink r:id="rId16" w:anchor="concurrent-operations" w:history="1">
+      <w:hyperlink r:id="rId18" w:anchor="concurrent-operations" w:history="1">
         <w:proofErr w:type="spellStart"/>
         <w:r>
           <w:rPr>
@@ -16571,7 +15380,7 @@
           <w:numId w:val="3"/>
         </w:numPr>
       </w:pPr>
-      <w:hyperlink r:id="rId17" w:anchor="receive-mode" w:history="1">
+      <w:hyperlink r:id="rId19" w:anchor="receive-mode" w:history="1">
         <w:proofErr w:type="spellStart"/>
         <w:r>
           <w:rPr>
@@ -16695,7 +15504,7 @@
           <w:numId w:val="3"/>
         </w:numPr>
       </w:pPr>
-      <w:hyperlink r:id="rId18" w:anchor="batching-store-access" w:history="1">
+      <w:hyperlink r:id="rId20" w:anchor="batching-store-access" w:history="1">
         <w:proofErr w:type="spellStart"/>
         <w:r>
           <w:rPr>
@@ -16876,7 +15685,7 @@
           <w:numId w:val="3"/>
         </w:numPr>
       </w:pPr>
-      <w:hyperlink r:id="rId19" w:anchor="prefetching" w:history="1">
+      <w:hyperlink r:id="rId21" w:anchor="prefetching" w:history="1">
         <w:r>
           <w:rPr>
             <w:rStyle w:val="a5"/>
@@ -17029,7 +15838,7 @@
           <w:numId w:val="3"/>
         </w:numPr>
       </w:pPr>
-      <w:hyperlink r:id="rId20" w:anchor="prefetching-and-receivebatch" w:history="1">
+      <w:hyperlink r:id="rId22" w:anchor="prefetching-and-receivebatch" w:history="1">
         <w:proofErr w:type="spellStart"/>
         <w:r>
           <w:rPr>
@@ -17075,7 +15884,7 @@
           <w:numId w:val="3"/>
         </w:numPr>
       </w:pPr>
-      <w:hyperlink r:id="rId21" w:anchor="multiple-queues-or-topics" w:history="1">
+      <w:hyperlink r:id="rId23" w:anchor="multiple-queues-or-topics" w:history="1">
         <w:proofErr w:type="spellStart"/>
         <w:r>
           <w:rPr>
@@ -17135,7 +15944,7 @@
           <w:numId w:val="3"/>
         </w:numPr>
       </w:pPr>
-      <w:hyperlink r:id="rId22" w:anchor="partitioned-namespaces" w:history="1">
+      <w:hyperlink r:id="rId24" w:anchor="partitioned-namespaces" w:history="1">
         <w:proofErr w:type="spellStart"/>
         <w:r>
           <w:rPr>
@@ -17167,7 +15976,7 @@
           <w:numId w:val="3"/>
         </w:numPr>
       </w:pPr>
-      <w:hyperlink r:id="rId23" w:anchor="scenarios" w:history="1">
+      <w:hyperlink r:id="rId25" w:anchor="scenarios" w:history="1">
         <w:proofErr w:type="spellStart"/>
         <w:r>
           <w:rPr>
@@ -17199,14 +16008,14 @@
           <w:lang w:val="en-US"/>
         </w:rPr>
       </w:pPr>
-      <w:bookmarkStart w:id="9" w:name="_Toc212898218"/>
+      <w:bookmarkStart w:id="16" w:name="_Toc213345389"/>
       <w:r>
         <w:rPr>
           <w:lang w:val="en-US"/>
         </w:rPr>
         <w:t>What are limitations of Azure Functions?</w:t>
       </w:r>
-      <w:bookmarkEnd w:id="9"/>
+      <w:bookmarkEnd w:id="16"/>
     </w:p>
     <w:p>
       <w:pPr>
@@ -19244,6 +18053,119 @@
     </w:lvl>
   </w:abstractNum>
   <w:abstractNum w:abstractNumId="10" w15:restartNumberingAfterBreak="0">
+    <w:nsid w:val="3ABD31A3"/>
+    <w:multiLevelType w:val="hybridMultilevel"/>
+    <w:tmpl w:val="F06E4F80"/>
+    <w:lvl w:ilvl="0" w:tplc="04190001">
+      <w:start w:val="1"/>
+      <w:numFmt w:val="bullet"/>
+      <w:lvlText w:val=""/>
+      <w:lvlJc w:val="left"/>
+      <w:pPr>
+        <w:ind w:left="720" w:hanging="360"/>
+      </w:pPr>
+      <w:rPr>
+        <w:rFonts w:ascii="Symbol" w:hAnsi="Symbol" w:hint="default"/>
+      </w:rPr>
+    </w:lvl>
+    <w:lvl w:ilvl="1" w:tplc="04190003" w:tentative="1">
+      <w:start w:val="1"/>
+      <w:numFmt w:val="bullet"/>
+      <w:lvlText w:val="o"/>
+      <w:lvlJc w:val="left"/>
+      <w:pPr>
+        <w:ind w:left="1440" w:hanging="360"/>
+      </w:pPr>
+      <w:rPr>
+        <w:rFonts w:ascii="Courier New" w:hAnsi="Courier New" w:cs="Courier New" w:hint="default"/>
+      </w:rPr>
+    </w:lvl>
+    <w:lvl w:ilvl="2" w:tplc="04190005" w:tentative="1">
+      <w:start w:val="1"/>
+      <w:numFmt w:val="bullet"/>
+      <w:lvlText w:val=""/>
+      <w:lvlJc w:val="left"/>
+      <w:pPr>
+        <w:ind w:left="2160" w:hanging="360"/>
+      </w:pPr>
+      <w:rPr>
+        <w:rFonts w:ascii="Wingdings" w:hAnsi="Wingdings" w:hint="default"/>
+      </w:rPr>
+    </w:lvl>
+    <w:lvl w:ilvl="3" w:tplc="04190001" w:tentative="1">
+      <w:start w:val="1"/>
+      <w:numFmt w:val="bullet"/>
+      <w:lvlText w:val=""/>
+      <w:lvlJc w:val="left"/>
+      <w:pPr>
+        <w:ind w:left="2880" w:hanging="360"/>
+      </w:pPr>
+      <w:rPr>
+        <w:rFonts w:ascii="Symbol" w:hAnsi="Symbol" w:hint="default"/>
+      </w:rPr>
+    </w:lvl>
+    <w:lvl w:ilvl="4" w:tplc="04190003" w:tentative="1">
+      <w:start w:val="1"/>
+      <w:numFmt w:val="bullet"/>
+      <w:lvlText w:val="o"/>
+      <w:lvlJc w:val="left"/>
+      <w:pPr>
+        <w:ind w:left="3600" w:hanging="360"/>
+      </w:pPr>
+      <w:rPr>
+        <w:rFonts w:ascii="Courier New" w:hAnsi="Courier New" w:cs="Courier New" w:hint="default"/>
+      </w:rPr>
+    </w:lvl>
+    <w:lvl w:ilvl="5" w:tplc="04190005" w:tentative="1">
+      <w:start w:val="1"/>
+      <w:numFmt w:val="bullet"/>
+      <w:lvlText w:val=""/>
+      <w:lvlJc w:val="left"/>
+      <w:pPr>
+        <w:ind w:left="4320" w:hanging="360"/>
+      </w:pPr>
+      <w:rPr>
+        <w:rFonts w:ascii="Wingdings" w:hAnsi="Wingdings" w:hint="default"/>
+      </w:rPr>
+    </w:lvl>
+    <w:lvl w:ilvl="6" w:tplc="04190001" w:tentative="1">
+      <w:start w:val="1"/>
+      <w:numFmt w:val="bullet"/>
+      <w:lvlText w:val=""/>
+      <w:lvlJc w:val="left"/>
+      <w:pPr>
+        <w:ind w:left="5040" w:hanging="360"/>
+      </w:pPr>
+      <w:rPr>
+        <w:rFonts w:ascii="Symbol" w:hAnsi="Symbol" w:hint="default"/>
+      </w:rPr>
+    </w:lvl>
+    <w:lvl w:ilvl="7" w:tplc="04190003" w:tentative="1">
+      <w:start w:val="1"/>
+      <w:numFmt w:val="bullet"/>
+      <w:lvlText w:val="o"/>
+      <w:lvlJc w:val="left"/>
+      <w:pPr>
+        <w:ind w:left="5760" w:hanging="360"/>
+      </w:pPr>
+      <w:rPr>
+        <w:rFonts w:ascii="Courier New" w:hAnsi="Courier New" w:cs="Courier New" w:hint="default"/>
+      </w:rPr>
+    </w:lvl>
+    <w:lvl w:ilvl="8" w:tplc="04190005" w:tentative="1">
+      <w:start w:val="1"/>
+      <w:numFmt w:val="bullet"/>
+      <w:lvlText w:val=""/>
+      <w:lvlJc w:val="left"/>
+      <w:pPr>
+        <w:ind w:left="6480" w:hanging="360"/>
+      </w:pPr>
+      <w:rPr>
+        <w:rFonts w:ascii="Wingdings" w:hAnsi="Wingdings" w:hint="default"/>
+      </w:rPr>
+    </w:lvl>
+  </w:abstractNum>
+  <w:abstractNum w:abstractNumId="11" w15:restartNumberingAfterBreak="0">
     <w:nsid w:val="4DC26253"/>
     <w:multiLevelType w:val="multilevel"/>
     <w:tmpl w:val="902A0B74"/>
@@ -19392,7 +18314,7 @@
       </w:rPr>
     </w:lvl>
   </w:abstractNum>
-  <w:abstractNum w:abstractNumId="11" w15:restartNumberingAfterBreak="0">
+  <w:abstractNum w:abstractNumId="12" w15:restartNumberingAfterBreak="0">
     <w:nsid w:val="4E4568BC"/>
     <w:multiLevelType w:val="multilevel"/>
     <w:tmpl w:val="A76C64D0"/>
@@ -19537,7 +18459,7 @@
       </w:rPr>
     </w:lvl>
   </w:abstractNum>
-  <w:abstractNum w:abstractNumId="12" w15:restartNumberingAfterBreak="0">
+  <w:abstractNum w:abstractNumId="13" w15:restartNumberingAfterBreak="0">
     <w:nsid w:val="4EBC3AA0"/>
     <w:multiLevelType w:val="multilevel"/>
     <w:tmpl w:val="ACD85F60"/>
@@ -19654,7 +18576,120 @@
       </w:pPr>
     </w:lvl>
   </w:abstractNum>
-  <w:abstractNum w:abstractNumId="13" w15:restartNumberingAfterBreak="0">
+  <w:abstractNum w:abstractNumId="14" w15:restartNumberingAfterBreak="0">
+    <w:nsid w:val="50313AE5"/>
+    <w:multiLevelType w:val="multilevel"/>
+    <w:tmpl w:val="033A0646"/>
+    <w:lvl w:ilvl="0">
+      <w:start w:val="1"/>
+      <w:numFmt w:val="decimal"/>
+      <w:lvlText w:val="%1."/>
+      <w:lvlJc w:val="left"/>
+      <w:pPr>
+        <w:tabs>
+          <w:tab w:val="num" w:pos="720"/>
+        </w:tabs>
+        <w:ind w:left="720" w:hanging="360"/>
+      </w:pPr>
+    </w:lvl>
+    <w:lvl w:ilvl="1" w:tentative="1">
+      <w:start w:val="1"/>
+      <w:numFmt w:val="decimal"/>
+      <w:lvlText w:val="%2."/>
+      <w:lvlJc w:val="left"/>
+      <w:pPr>
+        <w:tabs>
+          <w:tab w:val="num" w:pos="1440"/>
+        </w:tabs>
+        <w:ind w:left="1440" w:hanging="360"/>
+      </w:pPr>
+    </w:lvl>
+    <w:lvl w:ilvl="2" w:tentative="1">
+      <w:start w:val="1"/>
+      <w:numFmt w:val="decimal"/>
+      <w:lvlText w:val="%3."/>
+      <w:lvlJc w:val="left"/>
+      <w:pPr>
+        <w:tabs>
+          <w:tab w:val="num" w:pos="2160"/>
+        </w:tabs>
+        <w:ind w:left="2160" w:hanging="360"/>
+      </w:pPr>
+    </w:lvl>
+    <w:lvl w:ilvl="3" w:tentative="1">
+      <w:start w:val="1"/>
+      <w:numFmt w:val="decimal"/>
+      <w:lvlText w:val="%4."/>
+      <w:lvlJc w:val="left"/>
+      <w:pPr>
+        <w:tabs>
+          <w:tab w:val="num" w:pos="2880"/>
+        </w:tabs>
+        <w:ind w:left="2880" w:hanging="360"/>
+      </w:pPr>
+    </w:lvl>
+    <w:lvl w:ilvl="4" w:tentative="1">
+      <w:start w:val="1"/>
+      <w:numFmt w:val="decimal"/>
+      <w:lvlText w:val="%5."/>
+      <w:lvlJc w:val="left"/>
+      <w:pPr>
+        <w:tabs>
+          <w:tab w:val="num" w:pos="3600"/>
+        </w:tabs>
+        <w:ind w:left="3600" w:hanging="360"/>
+      </w:pPr>
+    </w:lvl>
+    <w:lvl w:ilvl="5" w:tentative="1">
+      <w:start w:val="1"/>
+      <w:numFmt w:val="decimal"/>
+      <w:lvlText w:val="%6."/>
+      <w:lvlJc w:val="left"/>
+      <w:pPr>
+        <w:tabs>
+          <w:tab w:val="num" w:pos="4320"/>
+        </w:tabs>
+        <w:ind w:left="4320" w:hanging="360"/>
+      </w:pPr>
+    </w:lvl>
+    <w:lvl w:ilvl="6" w:tentative="1">
+      <w:start w:val="1"/>
+      <w:numFmt w:val="decimal"/>
+      <w:lvlText w:val="%7."/>
+      <w:lvlJc w:val="left"/>
+      <w:pPr>
+        <w:tabs>
+          <w:tab w:val="num" w:pos="5040"/>
+        </w:tabs>
+        <w:ind w:left="5040" w:hanging="360"/>
+      </w:pPr>
+    </w:lvl>
+    <w:lvl w:ilvl="7" w:tentative="1">
+      <w:start w:val="1"/>
+      <w:numFmt w:val="decimal"/>
+      <w:lvlText w:val="%8."/>
+      <w:lvlJc w:val="left"/>
+      <w:pPr>
+        <w:tabs>
+          <w:tab w:val="num" w:pos="5760"/>
+        </w:tabs>
+        <w:ind w:left="5760" w:hanging="360"/>
+      </w:pPr>
+    </w:lvl>
+    <w:lvl w:ilvl="8" w:tentative="1">
+      <w:start w:val="1"/>
+      <w:numFmt w:val="decimal"/>
+      <w:lvlText w:val="%9."/>
+      <w:lvlJc w:val="left"/>
+      <w:pPr>
+        <w:tabs>
+          <w:tab w:val="num" w:pos="6480"/>
+        </w:tabs>
+        <w:ind w:left="6480" w:hanging="360"/>
+      </w:pPr>
+    </w:lvl>
+  </w:abstractNum>
+  <w:abstractNum w:abstractNumId="15" w15:restartNumberingAfterBreak="0">
     <w:nsid w:val="549B025E"/>
     <w:multiLevelType w:val="multilevel"/>
     <w:tmpl w:val="033A0646"/>
@@ -19767,7 +18802,7 @@
       </w:pPr>
     </w:lvl>
   </w:abstractNum>
-  <w:abstractNum w:abstractNumId="14" w15:restartNumberingAfterBreak="0">
+  <w:abstractNum w:abstractNumId="16" w15:restartNumberingAfterBreak="0">
     <w:nsid w:val="563A2DC3"/>
     <w:multiLevelType w:val="multilevel"/>
     <w:tmpl w:val="83F86516"/>
@@ -19880,7 +18915,7 @@
       </w:pPr>
     </w:lvl>
   </w:abstractNum>
-  <w:abstractNum w:abstractNumId="15" w15:restartNumberingAfterBreak="0">
+  <w:abstractNum w:abstractNumId="17" w15:restartNumberingAfterBreak="0">
     <w:nsid w:val="56E14AB5"/>
     <w:multiLevelType w:val="hybridMultilevel"/>
     <w:tmpl w:val="68AE523E"/>
@@ -19993,7 +19028,7 @@
       </w:rPr>
     </w:lvl>
   </w:abstractNum>
-  <w:abstractNum w:abstractNumId="16" w15:restartNumberingAfterBreak="0">
+  <w:abstractNum w:abstractNumId="18" w15:restartNumberingAfterBreak="0">
     <w:nsid w:val="5E994EFC"/>
     <w:multiLevelType w:val="multilevel"/>
     <w:tmpl w:val="D8502B46"/>
@@ -20142,7 +19177,7 @@
       </w:rPr>
     </w:lvl>
   </w:abstractNum>
-  <w:abstractNum w:abstractNumId="17" w15:restartNumberingAfterBreak="0">
+  <w:abstractNum w:abstractNumId="19" w15:restartNumberingAfterBreak="0">
     <w:nsid w:val="63D406E3"/>
     <w:multiLevelType w:val="multilevel"/>
     <w:tmpl w:val="B2E6B30A"/>
@@ -20255,7 +19290,7 @@
       </w:pPr>
     </w:lvl>
   </w:abstractNum>
-  <w:abstractNum w:abstractNumId="18" w15:restartNumberingAfterBreak="0">
+  <w:abstractNum w:abstractNumId="20" w15:restartNumberingAfterBreak="0">
     <w:nsid w:val="67BE33F4"/>
     <w:multiLevelType w:val="multilevel"/>
     <w:tmpl w:val="C2283322"/>
@@ -20404,7 +19439,7 @@
       </w:rPr>
     </w:lvl>
   </w:abstractNum>
-  <w:abstractNum w:abstractNumId="19" w15:restartNumberingAfterBreak="0">
+  <w:abstractNum w:abstractNumId="21" w15:restartNumberingAfterBreak="0">
     <w:nsid w:val="691B1055"/>
     <w:multiLevelType w:val="multilevel"/>
     <w:tmpl w:val="6A4A0C14"/>
@@ -20553,7 +19588,7 @@
       </w:rPr>
     </w:lvl>
   </w:abstractNum>
-  <w:abstractNum w:abstractNumId="20" w15:restartNumberingAfterBreak="0">
+  <w:abstractNum w:abstractNumId="22" w15:restartNumberingAfterBreak="0">
     <w:nsid w:val="6B1A25A1"/>
     <w:multiLevelType w:val="multilevel"/>
     <w:tmpl w:val="B6C8B516"/>
@@ -20702,7 +19737,7 @@
       </w:rPr>
     </w:lvl>
   </w:abstractNum>
-  <w:abstractNum w:abstractNumId="21" w15:restartNumberingAfterBreak="0">
+  <w:abstractNum w:abstractNumId="23" w15:restartNumberingAfterBreak="0">
     <w:nsid w:val="6EC96C30"/>
     <w:multiLevelType w:val="multilevel"/>
     <w:tmpl w:val="6884FBD8"/>
@@ -20819,7 +19854,7 @@
       </w:pPr>
     </w:lvl>
   </w:abstractNum>
-  <w:abstractNum w:abstractNumId="22" w15:restartNumberingAfterBreak="0">
+  <w:abstractNum w:abstractNumId="24" w15:restartNumberingAfterBreak="0">
     <w:nsid w:val="728B06F6"/>
     <w:multiLevelType w:val="multilevel"/>
     <w:tmpl w:val="68063722"/>
@@ -20932,7 +19967,7 @@
       </w:pPr>
     </w:lvl>
   </w:abstractNum>
-  <w:abstractNum w:abstractNumId="23" w15:restartNumberingAfterBreak="0">
+  <w:abstractNum w:abstractNumId="25" w15:restartNumberingAfterBreak="0">
     <w:nsid w:val="7A944353"/>
     <w:multiLevelType w:val="multilevel"/>
     <w:tmpl w:val="1C3C7822"/>
@@ -21081,7 +20116,7 @@
       </w:rPr>
     </w:lvl>
   </w:abstractNum>
-  <w:abstractNum w:abstractNumId="24" w15:restartNumberingAfterBreak="0">
+  <w:abstractNum w:abstractNumId="26" w15:restartNumberingAfterBreak="0">
     <w:nsid w:val="7BED14F7"/>
     <w:multiLevelType w:val="hybridMultilevel"/>
     <w:tmpl w:val="1CC4D4B2"/>
@@ -21194,7 +20229,7 @@
       </w:rPr>
     </w:lvl>
   </w:abstractNum>
-  <w:abstractNum w:abstractNumId="25" w15:restartNumberingAfterBreak="0">
+  <w:abstractNum w:abstractNumId="27" w15:restartNumberingAfterBreak="0">
     <w:nsid w:val="7E7C2EB4"/>
     <w:multiLevelType w:val="hybridMultilevel"/>
     <w:tmpl w:val="EDE4F3B4"/>
@@ -21311,16 +20346,16 @@
     <w:abstractNumId w:val="6"/>
   </w:num>
   <w:num w:numId="2">
-    <w:abstractNumId w:val="11"/>
+    <w:abstractNumId w:val="12"/>
   </w:num>
   <w:num w:numId="3">
-    <w:abstractNumId w:val="22"/>
+    <w:abstractNumId w:val="24"/>
   </w:num>
   <w:num w:numId="4">
-    <w:abstractNumId w:val="25"/>
+    <w:abstractNumId w:val="27"/>
   </w:num>
   <w:num w:numId="5">
-    <w:abstractNumId w:val="14"/>
+    <w:abstractNumId w:val="16"/>
   </w:num>
   <w:num w:numId="6">
     <w:abstractNumId w:val="4"/>
@@ -21335,7 +20370,7 @@
     <w:abstractNumId w:val="5"/>
   </w:num>
   <w:num w:numId="10">
-    <w:abstractNumId w:val="18"/>
+    <w:abstractNumId w:val="20"/>
   </w:num>
   <w:num w:numId="11">
     <w:abstractNumId w:val="3"/>
@@ -21347,19 +20382,19 @@
     <w:abstractNumId w:val="9"/>
   </w:num>
   <w:num w:numId="14">
-    <w:abstractNumId w:val="15"/>
+    <w:abstractNumId w:val="17"/>
   </w:num>
   <w:num w:numId="15">
-    <w:abstractNumId w:val="10"/>
+    <w:abstractNumId w:val="11"/>
   </w:num>
   <w:num w:numId="16">
-    <w:abstractNumId w:val="19"/>
+    <w:abstractNumId w:val="21"/>
   </w:num>
   <w:num w:numId="17">
-    <w:abstractNumId w:val="16"/>
+    <w:abstractNumId w:val="18"/>
   </w:num>
   <w:num w:numId="18">
-    <w:abstractNumId w:val="21"/>
+    <w:abstractNumId w:val="23"/>
   </w:num>
   <w:num w:numId="19">
     <w:abstractNumId w:val="7"/>
@@ -21368,22 +20403,28 @@
     <w:abstractNumId w:val="8"/>
   </w:num>
   <w:num w:numId="21">
-    <w:abstractNumId w:val="20"/>
+    <w:abstractNumId w:val="22"/>
   </w:num>
   <w:num w:numId="22">
-    <w:abstractNumId w:val="12"/>
+    <w:abstractNumId w:val="13"/>
   </w:num>
   <w:num w:numId="23">
-    <w:abstractNumId w:val="13"/>
+    <w:abstractNumId w:val="15"/>
   </w:num>
   <w:num w:numId="24">
-    <w:abstractNumId w:val="17"/>
+    <w:abstractNumId w:val="19"/>
   </w:num>
   <w:num w:numId="25">
-    <w:abstractNumId w:val="23"/>
+    <w:abstractNumId w:val="25"/>
   </w:num>
   <w:num w:numId="26">
-    <w:abstractNumId w:val="24"/>
+    <w:abstractNumId w:val="26"/>
+  </w:num>
+  <w:num w:numId="27">
+    <w:abstractNumId w:val="14"/>
+  </w:num>
+  <w:num w:numId="28">
+    <w:abstractNumId w:val="10"/>
   </w:num>
 </w:numbering>
 </file>
@@ -21807,6 +20848,29 @@
       <w:szCs w:val="32"/>
     </w:rPr>
   </w:style>
+  <w:style w:type="paragraph" w:styleId="2">
+    <w:name w:val="heading 2"/>
+    <w:basedOn w:val="a"/>
+    <w:next w:val="a"/>
+    <w:link w:val="20"/>
+    <w:uiPriority w:val="9"/>
+    <w:semiHidden/>
+    <w:unhideWhenUsed/>
+    <w:qFormat/>
+    <w:rsid w:val="002B6783"/>
+    <w:pPr>
+      <w:keepNext/>
+      <w:keepLines/>
+      <w:spacing w:before="40" w:after="0"/>
+      <w:outlineLvl w:val="1"/>
+    </w:pPr>
+    <w:rPr>
+      <w:rFonts w:asciiTheme="majorHAnsi" w:eastAsiaTheme="majorEastAsia" w:hAnsiTheme="majorHAnsi" w:cstheme="majorBidi"/>
+      <w:color w:val="2F5496" w:themeColor="accent1" w:themeShade="BF"/>
+      <w:sz w:val="26"/>
+      <w:szCs w:val="26"/>
+    </w:rPr>
+  </w:style>
   <w:style w:type="paragraph" w:styleId="3">
     <w:name w:val="heading 3"/>
     <w:basedOn w:val="a"/>
@@ -22109,6 +21173,20 @@
     <w:rPr>
       <w:i/>
       <w:iCs/>
+    </w:rPr>
+  </w:style>
+  <w:style w:type="character" w:customStyle="1" w:styleId="20">
+    <w:name w:val="Заголовок 2 Знак"/>
+    <w:basedOn w:val="a0"/>
+    <w:link w:val="2"/>
+    <w:uiPriority w:val="9"/>
+    <w:semiHidden/>
+    <w:rsid w:val="002B6783"/>
+    <w:rPr>
+      <w:rFonts w:asciiTheme="majorHAnsi" w:eastAsiaTheme="majorEastAsia" w:hAnsiTheme="majorHAnsi" w:cstheme="majorBidi"/>
+      <w:color w:val="2F5496" w:themeColor="accent1" w:themeShade="BF"/>
+      <w:sz w:val="26"/>
+      <w:szCs w:val="26"/>
     </w:rPr>
   </w:style>
 </w:styles>
@@ -22414,7 +21492,7 @@
 </file>
 
 <file path=customXml/itemProps1.xml><?xml version="1.0" encoding="utf-8"?>
-<ds:datastoreItem xmlns:ds="http://schemas.openxmlformats.org/officeDocument/2006/customXml" ds:itemID="{51423BE1-96CF-4AE4-B0BB-70D4486D5DAB}">
+<ds:datastoreItem xmlns:ds="http://schemas.openxmlformats.org/officeDocument/2006/customXml" ds:itemID="{FE9B7D5E-2356-4218-A66A-A6E666DB7228}">
   <ds:schemaRefs>
     <ds:schemaRef ds:uri="http://schemas.openxmlformats.org/officeDocument/2006/bibliography"/>
   </ds:schemaRefs>
